--- a/GKVTransmitter/Information/Umsetzungsplan.docx
+++ b/GKVTransmitter/Information/Umsetzungsplan.docx
@@ -280,7 +280,7 @@
       </w:r>
     </w:p>
     <w:bookmarkEnd w:id="9"/>
-    <w:bookmarkStart w:id="27" w:name="teil-1-der-weg-in-den-echtbetrieb"/>
+    <w:bookmarkStart w:id="34" w:name="teil-1-der-weg-in-den-echtbetrieb"/>
     <w:p>
       <w:pPr>
         <w:pStyle w:val="Heading1"/>
@@ -868,7 +868,7 @@
       </w:tr>
     </w:tbl>
     <w:bookmarkEnd w:id="11"/>
-    <w:bookmarkStart w:id="18" w:name="phase-1-ohne-außenkontakt"/>
+    <w:bookmarkStart w:id="25" w:name="phase-1-ohne-außenkontakt"/>
     <w:p>
       <w:pPr>
         <w:pStyle w:val="Heading2"/>
@@ -2418,7 +2418,7 @@
               <w:rPr>
                 <w:lang w:val="de"/>
               </w:rPr>
-              <w:t xml:space="preserve">1.3</w:t>
+              <w:t xml:space="preserve">1.3, 1.7</w:t>
             </w:r>
           </w:p>
         </w:tc>
@@ -2733,8 +2733,1019 @@
       </w:r>
     </w:p>
     <w:bookmarkEnd w:id="17"/>
+    <w:bookmarkStart w:id="24" w:name="X96f500aa4fcac2b3d0c702252ad004fc7c70e81"/>
+    <w:p>
+      <w:pPr>
+        <w:pStyle w:val="Heading3"/>
+      </w:pPr>
+      <w:r>
+        <w:rPr>
+          <w:lang w:val="de"/>
+        </w:rPr>
+        <w:t xml:space="preserve">1.7 Betriebsdaten — die eigenen Angaben an einem Ort</w:t>
+      </w:r>
+    </w:p>
+    <w:tbl>
+      <w:tblPr>
+        <w:tblStyle w:val="Table"/>
+        <w:tblW w:type="auto" w:w="0"/>
+        <w:tblLook w:firstRow="0" w:lastRow="0" w:firstColumn="0" w:lastColumn="0" w:noHBand="0" w:noVBand="0" w:val="0000"/>
+      </w:tblPr>
+      <w:tblGrid>
+        <w:gridCol w:w="3960"/>
+        <w:gridCol w:w="3960"/>
+      </w:tblGrid>
+      <w:tr>
+        <w:tc>
+          <w:tcPr/>
+          <w:p>
+            <w:pPr>
+              <w:pStyle w:val="Compact"/>
+            </w:pPr>
+            <w:r>
+              <w:rPr>
+                <w:b/>
+                <w:bCs/>
+                <w:lang w:val="de"/>
+              </w:rPr>
+              <w:t xml:space="preserve">Weg</w:t>
+            </w:r>
+          </w:p>
+        </w:tc>
+        <w:tc>
+          <w:tcPr/>
+          <w:p>
+            <w:pPr>
+              <w:pStyle w:val="Compact"/>
+            </w:pPr>
+            <w:r>
+              <w:rPr>
+                <w:lang w:val="de"/>
+              </w:rPr>
+              <w:t xml:space="preserve">A, B, C</w:t>
+            </w:r>
+          </w:p>
+        </w:tc>
+      </w:tr>
+      <w:tr>
+        <w:tc>
+          <w:tcPr/>
+          <w:p>
+            <w:pPr>
+              <w:pStyle w:val="Compact"/>
+            </w:pPr>
+            <w:r>
+              <w:rPr>
+                <w:b/>
+                <w:bCs/>
+                <w:lang w:val="de"/>
+              </w:rPr>
+              <w:t xml:space="preserve">Größe</w:t>
+            </w:r>
+          </w:p>
+        </w:tc>
+        <w:tc>
+          <w:tcPr/>
+          <w:p>
+            <w:pPr>
+              <w:pStyle w:val="Compact"/>
+            </w:pPr>
+            <w:r>
+              <w:rPr>
+                <w:lang w:val="de"/>
+              </w:rPr>
+              <w:t xml:space="preserve">M</w:t>
+            </w:r>
+          </w:p>
+        </w:tc>
+      </w:tr>
+      <w:tr>
+        <w:tc>
+          <w:tcPr/>
+          <w:p>
+            <w:pPr>
+              <w:pStyle w:val="Compact"/>
+            </w:pPr>
+            <w:r>
+              <w:rPr>
+                <w:b/>
+                <w:bCs/>
+                <w:lang w:val="de"/>
+              </w:rPr>
+              <w:t xml:space="preserve">Hängt an</w:t>
+            </w:r>
+          </w:p>
+        </w:tc>
+        <w:tc>
+          <w:tcPr/>
+          <w:p>
+            <w:pPr>
+              <w:pStyle w:val="Compact"/>
+            </w:pPr>
+            <w:r>
+              <w:rPr>
+                <w:lang w:val="de"/>
+              </w:rPr>
+              <w:t xml:space="preserve">nichts —</w:t>
+            </w:r>
+            <w:r>
+              <w:rPr>
+                <w:lang w:val="de"/>
+              </w:rPr>
+              <w:t xml:space="preserve"> </w:t>
+            </w:r>
+            <w:r>
+              <w:rPr>
+                <w:b/>
+                <w:bCs/>
+                <w:lang w:val="de"/>
+              </w:rPr>
+              <w:t xml:space="preserve">1.6 und 2.1 hängen daran</w:t>
+            </w:r>
+          </w:p>
+        </w:tc>
+      </w:tr>
+    </w:tbl>
+    <w:p>
+      <w:pPr>
+        <w:pStyle w:val="BodyText"/>
+      </w:pPr>
+      <w:r>
+        <w:rPr>
+          <w:lang w:val="de"/>
+        </w:rPr>
+        <w:t xml:space="preserve">Simons Vorschlag vom 07.09.2026:</w:t>
+      </w:r>
+      <w:r>
+        <w:rPr>
+          <w:lang w:val="de"/>
+        </w:rPr>
+        <w:t xml:space="preserve"> </w:t>
+      </w:r>
+      <w:r>
+        <w:rPr>
+          <w:i/>
+          <w:iCs/>
+          <w:lang w:val="de"/>
+        </w:rPr>
+        <w:t xml:space="preserve">„wie wär’s noch, wenn man noch seine Daten/Konto für die Registrierung auch irgendwie hinzufügen kann?“</w:t>
+      </w:r>
+    </w:p>
+    <w:p>
+      <w:pPr>
+        <w:pStyle w:val="BodyText"/>
+      </w:pPr>
+      <w:r>
+        <w:rPr>
+          <w:b/>
+          <w:bCs/>
+          <w:lang w:val="de"/>
+        </w:rPr>
+        <w:t xml:space="preserve">Die Anwendung weiß heute nicht, wer sie betreibt.</w:t>
+      </w:r>
+      <w:r>
+        <w:rPr>
+          <w:lang w:val="de"/>
+        </w:rPr>
+        <w:t xml:space="preserve"> </w:t>
+      </w:r>
+      <w:r>
+        <w:rPr>
+          <w:lang w:val="de"/>
+        </w:rPr>
+        <w:t xml:space="preserve">Der Absender einer Datei stammt aus dem Dienstleister, der je Abrechnung ausgewählt wird — als wäre die absendende Stelle eine Eigenschaft des einzelnen Vorgangs. Sie ist es nicht: sie ist eine Eigenschaft des Betriebs, sie ändert sich fast nie, und sie wird bei</w:t>
+      </w:r>
+      <w:r>
+        <w:rPr>
+          <w:lang w:val="de"/>
+        </w:rPr>
+        <w:t xml:space="preserve"> </w:t>
+      </w:r>
+      <w:r>
+        <w:rPr>
+          <w:b/>
+          <w:bCs/>
+          <w:lang w:val="de"/>
+        </w:rPr>
+        <w:t xml:space="preserve">jeder</w:t>
+      </w:r>
+      <w:r>
+        <w:rPr>
+          <w:lang w:val="de"/>
+        </w:rPr>
+        <w:t xml:space="preserve"> </w:t>
+      </w:r>
+      <w:r>
+        <w:rPr>
+          <w:lang w:val="de"/>
+        </w:rPr>
+        <w:t xml:space="preserve">Registrierung wieder gebraucht.</w:t>
+      </w:r>
+    </w:p>
+    <w:bookmarkStart w:id="18" w:name="was-hineingehört"/>
+    <w:p>
+      <w:pPr>
+        <w:pStyle w:val="Heading4"/>
+      </w:pPr>
+      <w:r>
+        <w:rPr>
+          <w:lang w:val="de"/>
+        </w:rPr>
+        <w:t xml:space="preserve">Was hineingehört</w:t>
+      </w:r>
+    </w:p>
+    <w:tbl>
+      <w:tblPr>
+        <w:tblStyle w:val="Table"/>
+        <w:tblW w:type="pct" w:w="5000"/>
+        <w:tblLayout w:type="fixed"/>
+        <w:tblLook w:firstRow="1" w:lastRow="0" w:firstColumn="0" w:lastColumn="0" w:noHBand="0" w:noVBand="0" w:val="0020"/>
+      </w:tblPr>
+      <w:tblGrid>
+        <w:gridCol w:w="3960"/>
+        <w:gridCol w:w="3960"/>
+      </w:tblGrid>
+      <w:tr>
+        <w:trPr>
+          <w:tblHeader w:val="on"/>
+        </w:trPr>
+        <w:tc>
+          <w:tcPr/>
+          <w:p>
+            <w:pPr>
+              <w:pStyle w:val="Compact"/>
+            </w:pPr>
+            <w:r>
+              <w:rPr>
+                <w:lang w:val="de"/>
+              </w:rPr>
+              <w:t xml:space="preserve">Angabe</w:t>
+            </w:r>
+          </w:p>
+        </w:tc>
+        <w:tc>
+          <w:tcPr/>
+          <w:p>
+            <w:pPr>
+              <w:pStyle w:val="Compact"/>
+            </w:pPr>
+            <w:r>
+              <w:rPr>
+                <w:lang w:val="de"/>
+              </w:rPr>
+              <w:t xml:space="preserve">Wofür</w:t>
+            </w:r>
+          </w:p>
+        </w:tc>
+      </w:tr>
+      <w:tr>
+        <w:tc>
+          <w:tcPr/>
+          <w:p>
+            <w:pPr>
+              <w:pStyle w:val="Compact"/>
+            </w:pPr>
+            <w:r>
+              <w:rPr>
+                <w:lang w:val="de"/>
+              </w:rPr>
+              <w:t xml:space="preserve">Name der Praxis, Anschrift</w:t>
+            </w:r>
+          </w:p>
+        </w:tc>
+        <w:tc>
+          <w:tcPr/>
+          <w:p>
+            <w:pPr>
+              <w:pStyle w:val="Compact"/>
+            </w:pPr>
+            <w:r>
+              <w:rPr>
+                <w:lang w:val="de"/>
+              </w:rPr>
+              <w:t xml:space="preserve">Zertifikatsantrag, Anmeldung bei der Annahmestelle</w:t>
+            </w:r>
+          </w:p>
+        </w:tc>
+      </w:tr>
+      <w:tr>
+        <w:tc>
+          <w:tcPr/>
+          <w:p>
+            <w:pPr>
+              <w:pStyle w:val="Compact"/>
+            </w:pPr>
+            <w:r>
+              <w:rPr>
+                <w:b/>
+                <w:bCs/>
+                <w:lang w:val="de"/>
+              </w:rPr>
+              <w:t xml:space="preserve">Eigenes IK</w:t>
+            </w:r>
+          </w:p>
+        </w:tc>
+        <w:tc>
+          <w:tcPr/>
+          <w:p>
+            <w:pPr>
+              <w:pStyle w:val="Compact"/>
+            </w:pPr>
+            <w:r>
+              <w:rPr>
+                <w:lang w:val="de"/>
+              </w:rPr>
+              <w:t xml:space="preserve">Absender im</w:t>
+            </w:r>
+            <w:r>
+              <w:rPr>
+                <w:lang w:val="de"/>
+              </w:rPr>
+              <w:t xml:space="preserve"> </w:t>
+            </w:r>
+            <w:r>
+              <w:rPr>
+                <w:rStyle w:val="VerbatimChar"/>
+                <w:lang w:val="de"/>
+              </w:rPr>
+              <w:t xml:space="preserve">UNB</w:t>
+            </w:r>
+            <w:r>
+              <w:rPr>
+                <w:lang w:val="de"/>
+              </w:rPr>
+              <w:t xml:space="preserve">,</w:t>
+            </w:r>
+            <w:r>
+              <w:rPr>
+                <w:lang w:val="de"/>
+              </w:rPr>
+              <w:t xml:space="preserve"> </w:t>
+            </w:r>
+            <w:r>
+              <w:rPr>
+                <w:rStyle w:val="VerbatimChar"/>
+                <w:lang w:val="de"/>
+              </w:rPr>
+              <w:t xml:space="preserve">FKT</w:t>
+            </w:r>
+            <w:r>
+              <w:rPr>
+                <w:lang w:val="de"/>
+              </w:rPr>
+              <w:t xml:space="preserve">, Stellen 3–8 des logischen Dateinamens</w:t>
+            </w:r>
+          </w:p>
+        </w:tc>
+      </w:tr>
+      <w:tr>
+        <w:tc>
+          <w:tcPr/>
+          <w:p>
+            <w:pPr>
+              <w:pStyle w:val="Compact"/>
+            </w:pPr>
+            <w:r>
+              <w:rPr>
+                <w:b/>
+                <w:bCs/>
+                <w:lang w:val="de"/>
+              </w:rPr>
+              <w:t xml:space="preserve">Rolle: Selbstabrechner oder Abrechnungsstelle</w:t>
+            </w:r>
+          </w:p>
+        </w:tc>
+        <w:tc>
+          <w:tcPr/>
+          <w:p>
+            <w:pPr>
+              <w:pStyle w:val="Compact"/>
+            </w:pPr>
+            <w:r>
+              <w:rPr>
+                <w:lang w:val="de"/>
+              </w:rPr>
+              <w:t xml:space="preserve">neunte Stelle des logischen Dateinamens (</w:t>
+            </w:r>
+            <w:r>
+              <w:rPr>
+                <w:rStyle w:val="VerbatimChar"/>
+                <w:lang w:val="de"/>
+              </w:rPr>
+              <w:t xml:space="preserve">S</w:t>
+            </w:r>
+            <w:r>
+              <w:rPr>
+                <w:lang w:val="de"/>
+              </w:rPr>
+              <w:t xml:space="preserve"> </w:t>
+            </w:r>
+            <w:r>
+              <w:rPr>
+                <w:lang w:val="de"/>
+              </w:rPr>
+              <w:t xml:space="preserve">oder</w:t>
+            </w:r>
+            <w:r>
+              <w:rPr>
+                <w:lang w:val="de"/>
+              </w:rPr>
+              <w:t xml:space="preserve"> </w:t>
+            </w:r>
+            <w:r>
+              <w:rPr>
+                <w:rStyle w:val="VerbatimChar"/>
+                <w:lang w:val="de"/>
+              </w:rPr>
+              <w:t xml:space="preserve">A</w:t>
+            </w:r>
+            <w:r>
+              <w:rPr>
+                <w:lang w:val="de"/>
+              </w:rPr>
+              <w:t xml:space="preserve">)</w:t>
+            </w:r>
+          </w:p>
+        </w:tc>
+      </w:tr>
+      <w:tr>
+        <w:tc>
+          <w:tcPr/>
+          <w:p>
+            <w:pPr>
+              <w:pStyle w:val="Compact"/>
+            </w:pPr>
+            <w:r>
+              <w:rPr>
+                <w:lang w:val="de"/>
+              </w:rPr>
+              <w:t xml:space="preserve">Steuernummer, Umsatzsteuerpflicht</w:t>
+            </w:r>
+          </w:p>
+        </w:tc>
+        <w:tc>
+          <w:tcPr/>
+          <w:p>
+            <w:pPr>
+              <w:pStyle w:val="Compact"/>
+            </w:pPr>
+            <w:r>
+              <w:rPr>
+                <w:rStyle w:val="VerbatimChar"/>
+                <w:lang w:val="de"/>
+              </w:rPr>
+              <w:t xml:space="preserve">UST</w:t>
+            </w:r>
+            <w:r>
+              <w:rPr>
+                <w:lang w:val="de"/>
+              </w:rPr>
+              <w:t xml:space="preserve">-Segment</w:t>
+            </w:r>
+          </w:p>
+        </w:tc>
+      </w:tr>
+      <w:tr>
+        <w:tc>
+          <w:tcPr/>
+          <w:p>
+            <w:pPr>
+              <w:pStyle w:val="Compact"/>
+            </w:pPr>
+            <w:r>
+              <w:rPr>
+                <w:b/>
+                <w:bCs/>
+                <w:lang w:val="de"/>
+              </w:rPr>
+              <w:t xml:space="preserve">Bankverbindung (IBAN, BIC)</w:t>
+            </w:r>
+          </w:p>
+        </w:tc>
+        <w:tc>
+          <w:tcPr/>
+          <w:p>
+            <w:pPr>
+              <w:pStyle w:val="Compact"/>
+            </w:pPr>
+            <w:r>
+              <w:rPr>
+                <w:lang w:val="de"/>
+              </w:rPr>
+              <w:t xml:space="preserve">Anmeldung bei den Kassen —</w:t>
+            </w:r>
+            <w:r>
+              <w:rPr>
+                <w:lang w:val="de"/>
+              </w:rPr>
+              <w:t xml:space="preserve"> </w:t>
+            </w:r>
+            <w:r>
+              <w:rPr>
+                <w:b/>
+                <w:bCs/>
+                <w:lang w:val="de"/>
+              </w:rPr>
+              <w:t xml:space="preserve">nicht</w:t>
+            </w:r>
+            <w:r>
+              <w:rPr>
+                <w:lang w:val="de"/>
+              </w:rPr>
+              <w:t xml:space="preserve"> </w:t>
+            </w:r>
+            <w:r>
+              <w:rPr>
+                <w:lang w:val="de"/>
+              </w:rPr>
+              <w:t xml:space="preserve">für die Datei, siehe unten</w:t>
+            </w:r>
+          </w:p>
+        </w:tc>
+      </w:tr>
+      <w:tr>
+        <w:tc>
+          <w:tcPr/>
+          <w:p>
+            <w:pPr>
+              <w:pStyle w:val="Compact"/>
+            </w:pPr>
+            <w:r>
+              <w:rPr>
+                <w:lang w:val="de"/>
+              </w:rPr>
+              <w:t xml:space="preserve">Ansprechpartner, Telefon, E-Mail</w:t>
+            </w:r>
+          </w:p>
+        </w:tc>
+        <w:tc>
+          <w:tcPr/>
+          <w:p>
+            <w:pPr>
+              <w:pStyle w:val="Compact"/>
+            </w:pPr>
+            <w:r>
+              <w:rPr>
+                <w:lang w:val="de"/>
+              </w:rPr>
+              <w:t xml:space="preserve">Anmeldung als Kommunikationspartner; die Annahmestelle braucht jemanden, den sie erreichen kann</w:t>
+            </w:r>
+          </w:p>
+        </w:tc>
+      </w:tr>
+      <w:tr>
+        <w:tc>
+          <w:tcPr/>
+          <w:p>
+            <w:pPr>
+              <w:pStyle w:val="Compact"/>
+            </w:pPr>
+            <w:r>
+              <w:rPr>
+                <w:lang w:val="de"/>
+              </w:rPr>
+              <w:t xml:space="preserve">Zertifikat: ausgestellt am, gültig bis</w:t>
+            </w:r>
+          </w:p>
+        </w:tc>
+        <w:tc>
+          <w:tcPr/>
+          <w:p>
+            <w:pPr>
+              <w:pStyle w:val="Compact"/>
+            </w:pPr>
+            <w:r>
+              <w:rPr>
+                <w:lang w:val="de"/>
+              </w:rPr>
+              <w:t xml:space="preserve">Ablaufwarnung, siehe Wartungsplan</w:t>
+            </w:r>
+          </w:p>
+        </w:tc>
+      </w:tr>
+    </w:tbl>
     <w:bookmarkEnd w:id="18"/>
-    <w:bookmarkStart w:id="22" w:name="phase-2-beschaffung-und-verschlüsselung"/>
+    <w:bookmarkStart w:id="19" w:name="X744c4c0f7178e4369687252d20e07b6d8d49725"/>
+    <w:p>
+      <w:pPr>
+        <w:pStyle w:val="Heading4"/>
+      </w:pPr>
+      <w:r>
+        <w:rPr>
+          <w:lang w:val="de"/>
+        </w:rPr>
+        <w:t xml:space="preserve">Die Bankverbindung steht in keiner Nachricht</w:t>
+      </w:r>
+    </w:p>
+    <w:p>
+      <w:pPr>
+        <w:pStyle w:val="FirstParagraph"/>
+      </w:pPr>
+      <w:r>
+        <w:rPr>
+          <w:b/>
+          <w:bCs/>
+          <w:lang w:val="de"/>
+        </w:rPr>
+        <w:t xml:space="preserve">Nachgeschlagen, nicht angenommen:</w:t>
+      </w:r>
+      <w:r>
+        <w:rPr>
+          <w:lang w:val="de"/>
+        </w:rPr>
+        <w:t xml:space="preserve"> </w:t>
+      </w:r>
+      <w:r>
+        <w:rPr>
+          <w:lang w:val="de"/>
+        </w:rPr>
+        <w:t xml:space="preserve">Anlage 1 kennt kein Feld für IBAN, Konto oder Geldinstitut — in keinem der dreizehn Segmente. Die Kasse zahlt auf das Konto, das zum Institutionskennzeichen hinterlegt ist. Hinterlegt wird es bei der</w:t>
+      </w:r>
+      <w:r>
+        <w:rPr>
+          <w:lang w:val="de"/>
+        </w:rPr>
+        <w:t xml:space="preserve"> </w:t>
+      </w:r>
+      <w:r>
+        <w:rPr>
+          <w:b/>
+          <w:bCs/>
+          <w:lang w:val="de"/>
+        </w:rPr>
+        <w:t xml:space="preserve">Anmeldung</w:t>
+      </w:r>
+      <w:r>
+        <w:rPr>
+          <w:lang w:val="de"/>
+        </w:rPr>
+        <w:t xml:space="preserve">, nicht bei der Abrechnung.</w:t>
+      </w:r>
+    </w:p>
+    <w:p>
+      <w:pPr>
+        <w:pStyle w:val="BodyText"/>
+      </w:pPr>
+      <w:r>
+        <w:rPr>
+          <w:lang w:val="de"/>
+        </w:rPr>
+        <w:t xml:space="preserve">Das entwertet den Vorschlag nicht, es schärft ihn:</w:t>
+      </w:r>
+      <w:r>
+        <w:rPr>
+          <w:lang w:val="de"/>
+        </w:rPr>
+        <w:t xml:space="preserve"> </w:t>
+      </w:r>
+      <w:r>
+        <w:rPr>
+          <w:b/>
+          <w:bCs/>
+          <w:lang w:val="de"/>
+        </w:rPr>
+        <w:t xml:space="preserve">die Maske ist kein Nachrichtenlieferant, sondern ein Aktenordner.</w:t>
+      </w:r>
+      <w:r>
+        <w:rPr>
+          <w:lang w:val="de"/>
+        </w:rPr>
+        <w:t xml:space="preserve"> </w:t>
+      </w:r>
+      <w:r>
+        <w:rPr>
+          <w:lang w:val="de"/>
+        </w:rPr>
+        <w:t xml:space="preserve">Und genau darin liegt ihr Nutzen — ARGE·IK, ITSG-Trust-Center und jede Datenannahmestelle fragen im Kern dieselben Angaben ab. Heute liegen sie auf Papier, in einer alten E-Mail oder im Kopf.</w:t>
+      </w:r>
+    </w:p>
+    <w:p>
+      <w:pPr>
+        <w:pStyle w:val="BodyText"/>
+      </w:pPr>
+      <w:r>
+        <w:rPr>
+          <w:lang w:val="de"/>
+        </w:rPr>
+        <w:t xml:space="preserve">Zwei Angaben sind die Ausnahme und gehen sehr wohl in die Nachricht:</w:t>
+      </w:r>
+      <w:r>
+        <w:rPr>
+          <w:lang w:val="de"/>
+        </w:rPr>
+        <w:t xml:space="preserve"> </w:t>
+      </w:r>
+      <w:r>
+        <w:rPr>
+          <w:b/>
+          <w:bCs/>
+          <w:lang w:val="de"/>
+        </w:rPr>
+        <w:t xml:space="preserve">das eigene IK und die Rolle.</w:t>
+      </w:r>
+      <w:r>
+        <w:rPr>
+          <w:lang w:val="de"/>
+        </w:rPr>
+        <w:t xml:space="preserve"> </w:t>
+      </w:r>
+      <w:r>
+        <w:rPr>
+          <w:lang w:val="de"/>
+        </w:rPr>
+        <w:t xml:space="preserve">Ohne sie ist der logische Dateiname nicht bildbar — er wird heute aus dem Dienstleister-IK gebildet und nimmt</w:t>
+      </w:r>
+      <w:r>
+        <w:rPr>
+          <w:lang w:val="de"/>
+        </w:rPr>
+        <w:t xml:space="preserve"> </w:t>
+      </w:r>
+      <w:r>
+        <w:rPr>
+          <w:rStyle w:val="VerbatimChar"/>
+          <w:lang w:val="de"/>
+        </w:rPr>
+        <w:t xml:space="preserve">Selbstabrechner</w:t>
+      </w:r>
+      <w:r>
+        <w:rPr>
+          <w:lang w:val="de"/>
+        </w:rPr>
+        <w:t xml:space="preserve"> </w:t>
+      </w:r>
+      <w:r>
+        <w:rPr>
+          <w:lang w:val="de"/>
+        </w:rPr>
+        <w:t xml:space="preserve">als gesetzt an.</w:t>
+      </w:r>
+    </w:p>
+    <w:bookmarkEnd w:id="19"/>
+    <w:bookmarkStart w:id="20" w:name="was-das-nebenbei-geraderückt"/>
+    <w:p>
+      <w:pPr>
+        <w:pStyle w:val="Heading4"/>
+      </w:pPr>
+      <w:r>
+        <w:rPr>
+          <w:lang w:val="de"/>
+        </w:rPr>
+        <w:t xml:space="preserve">Was das nebenbei geraderückt</w:t>
+      </w:r>
+    </w:p>
+    <w:p>
+      <w:pPr>
+        <w:pStyle w:val="FirstParagraph"/>
+      </w:pPr>
+      <w:r>
+        <w:rPr>
+          <w:lang w:val="de"/>
+        </w:rPr>
+        <w:t xml:space="preserve">Der Absender wandert von der einzelnen Abrechnung an den Betrieb. Für eine allein arbeitende Hebamme ist das dasselbe IK und fällt nicht auf; sobald eine zweite Person abrechnet oder eine Abrechnungsstelle einspringt, ist es der Unterschied zwischen richtiger und falscher Datei.</w:t>
+      </w:r>
+    </w:p>
+    <w:bookmarkEnd w:id="20"/>
+    <w:bookmarkStart w:id="21" w:name="wo-die-daten-liegen"/>
+    <w:p>
+      <w:pPr>
+        <w:pStyle w:val="Heading4"/>
+      </w:pPr>
+      <w:r>
+        <w:rPr>
+          <w:lang w:val="de"/>
+        </w:rPr>
+        <w:t xml:space="preserve">Wo die Daten liegen</w:t>
+      </w:r>
+    </w:p>
+    <w:p>
+      <w:pPr>
+        <w:pStyle w:val="FirstParagraph"/>
+      </w:pPr>
+      <w:r>
+        <w:rPr>
+          <w:lang w:val="de"/>
+        </w:rPr>
+        <w:t xml:space="preserve">In der Datenbank, eine Zeile, eigene Entität — nicht in den Einstellungen. Einstellungen sind Wahlmöglichkeiten, Betriebsdaten sind Stammdaten mit Struktur und Prüfregeln (das IK gegen die Prüfziffer, wie überall im Programm).</w:t>
+      </w:r>
+    </w:p>
+    <w:p>
+      <w:pPr>
+        <w:pStyle w:val="BlockText"/>
+      </w:pPr>
+      <w:r>
+        <w:rPr>
+          <w:b/>
+          <w:bCs/>
+          <w:lang w:val="de"/>
+        </w:rPr>
+        <w:t xml:space="preserve">Die IBAN ist die erste wirklich schützenswerte Angabe außerhalb der Patientendaten</w:t>
+      </w:r>
+      <w:r>
+        <w:rPr>
+          <w:lang w:val="de"/>
+        </w:rPr>
+        <w:t xml:space="preserve">, und die Datenbank ist unverschlüsselt. Das verschiebt die Festplattenverschlüsselung aus Teil 5 nach vorn: sie sollte stehen, bevor hier eine Kontoverbindung eingetragen wird.</w:t>
+      </w:r>
+    </w:p>
+    <w:p>
+      <w:pPr>
+        <w:pStyle w:val="BlockText"/>
+      </w:pPr>
+      <w:r>
+        <w:rPr>
+          <w:b/>
+          <w:bCs/>
+          <w:lang w:val="de"/>
+        </w:rPr>
+        <w:t xml:space="preserve">Keine Zugangsdaten und keine privaten Schlüssel hier.</w:t>
+      </w:r>
+      <w:r>
+        <w:rPr>
+          <w:lang w:val="de"/>
+        </w:rPr>
+        <w:t xml:space="preserve"> </w:t>
+      </w:r>
+      <w:r>
+        <w:rPr>
+          <w:lang w:val="de"/>
+        </w:rPr>
+        <w:t xml:space="preserve">Die gehören in den Windows-Anmeldeinformationsspeicher. Ein Ablaufdatum ist unbedenklich, ein Schlüssel nicht.</w:t>
+      </w:r>
+    </w:p>
+    <w:bookmarkEnd w:id="21"/>
+    <w:bookmarkStart w:id="22" w:name="fertig-wenn"/>
+    <w:p>
+      <w:pPr>
+        <w:pStyle w:val="Heading4"/>
+      </w:pPr>
+      <w:r>
+        <w:rPr>
+          <w:lang w:val="de"/>
+        </w:rPr>
+        <w:t xml:space="preserve">Fertig, wenn</w:t>
+      </w:r>
+    </w:p>
+    <w:p>
+      <w:pPr>
+        <w:pStyle w:val="Compact"/>
+        <w:numPr>
+          <w:ilvl w:val="0"/>
+          <w:numId w:val="1002"/>
+        </w:numPr>
+      </w:pPr>
+      <w:r>
+        <w:rPr>
+          <w:lang w:val="de"/>
+        </w:rPr>
+        <w:t xml:space="preserve">die Betriebsdaten in einer eigenen Maske erfasst und geändert werden können,</w:t>
+      </w:r>
+    </w:p>
+    <w:p>
+      <w:pPr>
+        <w:pStyle w:val="Compact"/>
+        <w:numPr>
+          <w:ilvl w:val="0"/>
+          <w:numId w:val="1002"/>
+        </w:numPr>
+      </w:pPr>
+      <w:r>
+        <w:rPr>
+          <w:lang w:val="de"/>
+        </w:rPr>
+        <w:t xml:space="preserve">das eigene IK gegen die Prüfziffer geprüft wird,</w:t>
+      </w:r>
+    </w:p>
+    <w:p>
+      <w:pPr>
+        <w:pStyle w:val="Compact"/>
+        <w:numPr>
+          <w:ilvl w:val="0"/>
+          <w:numId w:val="1002"/>
+        </w:numPr>
+      </w:pPr>
+      <w:r>
+        <w:rPr>
+          <w:lang w:val="de"/>
+        </w:rPr>
+        <w:t xml:space="preserve">der logische Dateiname Rolle und IK</w:t>
+      </w:r>
+      <w:r>
+        <w:rPr>
+          <w:lang w:val="de"/>
+        </w:rPr>
+        <w:t xml:space="preserve"> </w:t>
+      </w:r>
+      <w:r>
+        <w:rPr>
+          <w:b/>
+          <w:bCs/>
+          <w:lang w:val="de"/>
+        </w:rPr>
+        <w:t xml:space="preserve">von dort</w:t>
+      </w:r>
+      <w:r>
+        <w:rPr>
+          <w:lang w:val="de"/>
+        </w:rPr>
+        <w:t xml:space="preserve"> </w:t>
+      </w:r>
+      <w:r>
+        <w:rPr>
+          <w:lang w:val="de"/>
+        </w:rPr>
+        <w:t xml:space="preserve">nimmt und nicht mehr aus dem Dienstleister,</w:t>
+      </w:r>
+    </w:p>
+    <w:p>
+      <w:pPr>
+        <w:pStyle w:val="Compact"/>
+        <w:numPr>
+          <w:ilvl w:val="0"/>
+          <w:numId w:val="1002"/>
+        </w:numPr>
+      </w:pPr>
+      <w:r>
+        <w:rPr>
+          <w:lang w:val="de"/>
+        </w:rPr>
+        <w:t xml:space="preserve">fehlende Pflichtangaben den Abrechnungslauf mit einer verständlichen Meldung anhalten, statt eine Datei mit Lücken zu erzeugen.</w:t>
+      </w:r>
+    </w:p>
+    <w:bookmarkEnd w:id="22"/>
+    <w:bookmarkStart w:id="23" w:name="naheliegende-erweiterung"/>
+    <w:p>
+      <w:pPr>
+        <w:pStyle w:val="Heading4"/>
+      </w:pPr>
+      <w:r>
+        <w:rPr>
+          <w:lang w:val="de"/>
+        </w:rPr>
+        <w:t xml:space="preserve">Naheliegende Erweiterung</w:t>
+      </w:r>
+    </w:p>
+    <w:p>
+      <w:pPr>
+        <w:pStyle w:val="FirstParagraph"/>
+      </w:pPr>
+      <w:r>
+        <w:rPr>
+          <w:lang w:val="de"/>
+        </w:rPr>
+        <w:t xml:space="preserve">Ein</w:t>
+      </w:r>
+      <w:r>
+        <w:rPr>
+          <w:lang w:val="de"/>
+        </w:rPr>
+        <w:t xml:space="preserve"> </w:t>
+      </w:r>
+      <w:r>
+        <w:rPr>
+          <w:b/>
+          <w:bCs/>
+          <w:lang w:val="de"/>
+        </w:rPr>
+        <w:t xml:space="preserve">Registrierungsblatt</w:t>
+      </w:r>
+      <w:r>
+        <w:rPr>
+          <w:lang w:val="de"/>
+        </w:rPr>
+        <w:t xml:space="preserve"> </w:t>
+      </w:r>
+      <w:r>
+        <w:rPr>
+          <w:lang w:val="de"/>
+        </w:rPr>
+        <w:t xml:space="preserve">zum Ausdrucken oder als PDF: alle Angaben auf einer Seite, in der Form, die die Anmeldung verlangt. Damit wird aus dem Aktenordner ein Formular, das man nur noch unterschreiben muss. Größe</w:t>
+      </w:r>
+      <w:r>
+        <w:rPr>
+          <w:lang w:val="de"/>
+        </w:rPr>
+        <w:t xml:space="preserve"> </w:t>
+      </w:r>
+      <w:r>
+        <w:rPr>
+          <w:b/>
+          <w:bCs/>
+          <w:lang w:val="de"/>
+        </w:rPr>
+        <w:t xml:space="preserve">S</w:t>
+      </w:r>
+      <w:r>
+        <w:rPr>
+          <w:lang w:val="de"/>
+        </w:rPr>
+        <w:t xml:space="preserve">, sobald die Daten einmal stehen — und es ist der Punkt, an dem die Maske sich das erste Mal auszahlt.</w:t>
+      </w:r>
+    </w:p>
+    <w:bookmarkEnd w:id="23"/>
+    <w:bookmarkEnd w:id="24"/>
+    <w:bookmarkEnd w:id="25"/>
+    <w:bookmarkStart w:id="29" w:name="phase-2-beschaffung-und-verschlüsselung"/>
     <w:p>
       <w:pPr>
         <w:pStyle w:val="Heading2"/>
@@ -2783,7 +3794,7 @@
         <w:t xml:space="preserve">Wer sie verneint, hört nach Phase 1 auf und gibt die geprüfte Datei weiter.</w:t>
       </w:r>
     </w:p>
-    <w:bookmarkStart w:id="19" w:name="beschaffen"/>
+    <w:bookmarkStart w:id="26" w:name="beschaffen"/>
     <w:p>
       <w:pPr>
         <w:pStyle w:val="Heading3"/>
@@ -3018,8 +4029,33 @@
         <w:t xml:space="preserve">, nicht je Kasse; die öffentlichen Schlüssel aller Annahmestellen kommen als Schlüsselliste kostenlos mit. Gültigkeit ein Jahr, Ausstellung in drei bis vier Arbeitstagen.</w:t>
       </w:r>
     </w:p>
-    <w:bookmarkEnd w:id="19"/>
-    <w:bookmarkStart w:id="20" w:name="verschlüsselung"/>
+    <w:p>
+      <w:pPr>
+        <w:pStyle w:val="BodyText"/>
+      </w:pPr>
+      <w:r>
+        <w:rPr>
+          <w:b/>
+          <w:bCs/>
+          <w:lang w:val="de"/>
+        </w:rPr>
+        <w:t xml:space="preserve">Alle drei Anträge fragen im Kern dieselben Angaben ab.</w:t>
+      </w:r>
+      <w:r>
+        <w:rPr>
+          <w:lang w:val="de"/>
+        </w:rPr>
+        <w:t xml:space="preserve"> </w:t>
+      </w:r>
+      <w:r>
+        <w:rPr>
+          <w:lang w:val="de"/>
+        </w:rPr>
+        <w:t xml:space="preserve">Wenn 1.7 steht, sind sie an einer Stelle und müssen nicht dreimal zusammengesucht werden.</w:t>
+      </w:r>
+    </w:p>
+    <w:bookmarkEnd w:id="26"/>
+    <w:bookmarkStart w:id="27" w:name="verschlüsselung"/>
     <w:p>
       <w:pPr>
         <w:pStyle w:val="Heading3"/>
@@ -3225,8 +4261,8 @@
         <w:t xml:space="preserve">eine erzeugte Datei sich mit dem Schlüssel der Annahmestelle verschlüsseln und im Test mit dem passenden privaten Schlüssel wieder entschlüsseln lässt.</w:t>
       </w:r>
     </w:p>
-    <w:bookmarkEnd w:id="20"/>
-    <w:bookmarkStart w:id="21" w:name="versandweg"/>
+    <w:bookmarkEnd w:id="27"/>
+    <w:bookmarkStart w:id="28" w:name="versandweg"/>
     <w:p>
       <w:pPr>
         <w:pStyle w:val="Heading3"/>
@@ -3450,9 +4486,9 @@
         <w:t xml:space="preserve">— Erzeugung, Prüfung, Zuordnung, Auswertung liegen hinter derselben Schnittstelle.</w:t>
       </w:r>
     </w:p>
-    <w:bookmarkEnd w:id="21"/>
-    <w:bookmarkEnd w:id="22"/>
-    <w:bookmarkStart w:id="23" w:name="phase-3-testverfahren"/>
+    <w:bookmarkEnd w:id="28"/>
+    <w:bookmarkEnd w:id="29"/>
+    <w:bookmarkStart w:id="30" w:name="phase-3-testverfahren"/>
     <w:p>
       <w:pPr>
         <w:pStyle w:val="Heading2"/>
@@ -3683,8 +4719,8 @@
         <w:t xml:space="preserve">die Testdatei die Prüfstufen 1 bis 3 fehlerlos durchläuft und die Rückmeldung das bestätigt.</w:t>
       </w:r>
     </w:p>
-    <w:bookmarkEnd w:id="23"/>
-    <w:bookmarkStart w:id="24" w:name="phase-4-erprobung"/>
+    <w:bookmarkEnd w:id="30"/>
+    <w:bookmarkStart w:id="31" w:name="phase-4-erprobung"/>
     <w:p>
       <w:pPr>
         <w:pStyle w:val="Heading2"/>
@@ -3890,8 +4926,8 @@
         <w:t xml:space="preserve">Vor der ersten Übermittlung sind die Einzelheiten mit dem Empfänger abzustimmen — das ist vorgeschrieben (Anlage 1, Abschnitt 2), kein Entgegenkommen.</w:t>
       </w:r>
     </w:p>
-    <w:bookmarkEnd w:id="24"/>
-    <w:bookmarkStart w:id="25" w:name="phase-5-echtbetrieb"/>
+    <w:bookmarkEnd w:id="31"/>
+    <w:bookmarkStart w:id="32" w:name="phase-5-echtbetrieb"/>
     <w:p>
       <w:pPr>
         <w:pStyle w:val="Heading2"/>
@@ -3996,8 +5032,8 @@
         <w:t xml:space="preserve">die Zulassung aus Phase 4, das Übermittlungsprotokoll aus 1.5, und eine Sicherungskopie bis zur Bezahlung.</w:t>
       </w:r>
     </w:p>
-    <w:bookmarkEnd w:id="25"/>
-    <w:bookmarkStart w:id="26" w:name="reihenfolge-auf-einen-blick"/>
+    <w:bookmarkEnd w:id="32"/>
+    <w:bookmarkStart w:id="33" w:name="reihenfolge-auf-einen-blick"/>
     <w:p>
       <w:pPr>
         <w:pStyle w:val="Heading2"/>
@@ -4038,7 +5074,7 @@
           <w:rStyle w:val="VerbatimChar"/>
           <w:lang w:val="de"/>
         </w:rPr>
-        <w:t xml:space="preserve">1.3 Kostenträgerdatei ────── 1.6 Auftragsdatei ── 2.2 Verschlüsselung ── 2.3 Versandweg</w:t>
+        <w:t xml:space="preserve">1.3 Kostenträgerdatei ──┐</w:t>
       </w:r>
       <w:r>
         <w:br/>
@@ -4048,7 +5084,7 @@
           <w:rStyle w:val="VerbatimChar"/>
           <w:lang w:val="de"/>
         </w:rPr>
-        <w:t xml:space="preserve">1.4 Verarbeitungskennzeichen (unabhängig)              │</w:t>
+        <w:t xml:space="preserve">1.7 Betriebsdaten ──────┴── 1.6 Auftragsdatei ── 2.2 Verschlüsselung ── 2.3 Versandweg</w:t>
       </w:r>
       <w:r>
         <w:br/>
@@ -4058,7 +5094,7 @@
           <w:rStyle w:val="VerbatimChar"/>
           <w:lang w:val="de"/>
         </w:rPr>
-        <w:t xml:space="preserve">                                                 2.1 Beschaffen</w:t>
+        <w:t xml:space="preserve">         │                                                │</w:t>
       </w:r>
       <w:r>
         <w:br/>
@@ -4068,7 +5104,7 @@
           <w:rStyle w:val="VerbatimChar"/>
           <w:lang w:val="de"/>
         </w:rPr>
-        <w:t xml:space="preserve">                                                       │</w:t>
+        <w:t xml:space="preserve">         └── 2.1 Beschaffen (IK, Zertifikat, Anmeldung) ───┘</w:t>
       </w:r>
       <w:r>
         <w:br/>
@@ -4078,7 +5114,20 @@
           <w:rStyle w:val="VerbatimChar"/>
           <w:lang w:val="de"/>
         </w:rPr>
-        <w:t xml:space="preserve">                                    Phase 3 Test ── Phase 4 Erprobung ── Phase 5 Echt</w:t>
+        <w:t xml:space="preserve">1.4 Verarbeitungskennzeichen (unabhängig)</w:t>
+      </w:r>
+      <w:r>
+        <w:br/>
+      </w:r>
+      <w:r>
+        <w:br/>
+      </w:r>
+      <w:r>
+        <w:rPr>
+          <w:rStyle w:val="VerbatimChar"/>
+          <w:lang w:val="de"/>
+        </w:rPr>
+        <w:t xml:space="preserve">                       Phase 3 Test ── Phase 4 Erprobung ── Phase 5 Echt</w:t>
       </w:r>
     </w:p>
     <w:p>
@@ -4091,24 +5140,24 @@
           <w:bCs/>
           <w:lang w:val="de"/>
         </w:rPr>
-        <w:t xml:space="preserve">Der kritische Pfad läuft über 1.3.</w:t>
-      </w:r>
-      <w:r>
-        <w:rPr>
-          <w:lang w:val="de"/>
-        </w:rPr>
-        <w:t xml:space="preserve"> </w:t>
-      </w:r>
-      <w:r>
-        <w:rPr>
-          <w:lang w:val="de"/>
-        </w:rPr>
-        <w:t xml:space="preserve">Wer zuerst die Kostenträgerdatei liest, hat den richtigen Empfänger — und ohne den ist alles Weitere an die falsche Adresse gerichtet.</w:t>
-      </w:r>
-    </w:p>
-    <w:bookmarkEnd w:id="26"/>
-    <w:bookmarkEnd w:id="27"/>
-    <w:bookmarkStart w:id="32" w:name="teil-2-wartungsplan"/>
+        <w:t xml:space="preserve">Der kritische Pfad läuft über 1.3 und 1.7.</w:t>
+      </w:r>
+      <w:r>
+        <w:rPr>
+          <w:lang w:val="de"/>
+        </w:rPr>
+        <w:t xml:space="preserve"> </w:t>
+      </w:r>
+      <w:r>
+        <w:rPr>
+          <w:lang w:val="de"/>
+        </w:rPr>
+        <w:t xml:space="preserve">Die Kostenträgerdatei sagt, an wen geliefert wird; die Betriebsdaten sagen, wer liefert. Fehlt eines von beiden, ist die Datei falsch adressiert oder falsch unterschrieben.</w:t>
+      </w:r>
+    </w:p>
+    <w:bookmarkEnd w:id="33"/>
+    <w:bookmarkEnd w:id="34"/>
+    <w:bookmarkStart w:id="39" w:name="teil-2-wartungsplan"/>
     <w:p>
       <w:pPr>
         <w:pStyle w:val="Heading1"/>
@@ -4120,7 +5169,7 @@
         <w:t xml:space="preserve">Teil 2 — Wartungsplan</w:t>
       </w:r>
     </w:p>
-    <w:bookmarkStart w:id="28" w:name="warum-es-diesen-teil-gibt"/>
+    <w:bookmarkStart w:id="35" w:name="warum-es-diesen-teil-gibt"/>
     <w:p>
       <w:pPr>
         <w:pStyle w:val="Heading2"/>
@@ -4205,8 +5254,8 @@
         <w:t xml:space="preserve">Bei einer Abrechnungsstelle ist diese Pflege im Preis enthalten. Wer selbst überträgt, übernimmt sie.</w:t>
       </w:r>
     </w:p>
-    <w:bookmarkEnd w:id="28"/>
-    <w:bookmarkStart w:id="29" w:name="der-kalender"/>
+    <w:bookmarkEnd w:id="35"/>
+    <w:bookmarkStart w:id="36" w:name="der-kalender"/>
     <w:p>
       <w:pPr>
         <w:pStyle w:val="Heading2"/>
@@ -4626,8 +5675,8 @@
         <w:t xml:space="preserve">. Das ist der Puffer — nicht mehr.</w:t>
       </w:r>
     </w:p>
-    <w:bookmarkEnd w:id="29"/>
-    <w:bookmarkStart w:id="30" w:name="was-die-wartung-klein-hält"/>
+    <w:bookmarkEnd w:id="36"/>
+    <w:bookmarkStart w:id="37" w:name="was-die-wartung-klein-hält"/>
     <w:p>
       <w:pPr>
         <w:pStyle w:val="Heading2"/>
@@ -4648,176 +5697,6 @@
           <w:lang w:val="de"/>
         </w:rPr>
         <w:t xml:space="preserve">Drei Bausteine verwandeln wiederkehrende Handarbeit in einmalige Arbeit:</w:t>
-      </w:r>
-    </w:p>
-    <w:p>
-      <w:pPr>
-        <w:pStyle w:val="Compact"/>
-        <w:numPr>
-          <w:ilvl w:val="0"/>
-          <w:numId w:val="1002"/>
-        </w:numPr>
-      </w:pPr>
-      <w:r>
-        <w:rPr>
-          <w:b/>
-          <w:bCs/>
-          <w:lang w:val="de"/>
-        </w:rPr>
-        <w:t xml:space="preserve">Kostenträgerdatei einlesen</w:t>
-      </w:r>
-      <w:r>
-        <w:rPr>
-          <w:lang w:val="de"/>
-        </w:rPr>
-        <w:t xml:space="preserve"> </w:t>
-      </w:r>
-      <w:r>
-        <w:rPr>
-          <w:lang w:val="de"/>
-        </w:rPr>
-        <w:t xml:space="preserve">(1.3) — aus vier Pflegeterminen im Jahr wird ein Dateiaustausch.</w:t>
-      </w:r>
-    </w:p>
-    <w:p>
-      <w:pPr>
-        <w:pStyle w:val="Compact"/>
-        <w:numPr>
-          <w:ilvl w:val="0"/>
-          <w:numId w:val="1002"/>
-        </w:numPr>
-      </w:pPr>
-      <w:r>
-        <w:rPr>
-          <w:b/>
-          <w:bCs/>
-          <w:lang w:val="de"/>
-        </w:rPr>
-        <w:t xml:space="preserve">Ablaufwarnung für das Zertifikat</w:t>
-      </w:r>
-      <w:r>
-        <w:rPr>
-          <w:lang w:val="de"/>
-        </w:rPr>
-        <w:t xml:space="preserve"> </w:t>
-      </w:r>
-      <w:r>
-        <w:rPr>
-          <w:lang w:val="de"/>
-        </w:rPr>
-        <w:t xml:space="preserve">— die Anwendung kennt das Datum und kann rechtzeitig erinnern. Größe</w:t>
-      </w:r>
-      <w:r>
-        <w:rPr>
-          <w:lang w:val="de"/>
-        </w:rPr>
-        <w:t xml:space="preserve"> </w:t>
-      </w:r>
-      <w:r>
-        <w:rPr>
-          <w:b/>
-          <w:bCs/>
-          <w:lang w:val="de"/>
-        </w:rPr>
-        <w:t xml:space="preserve">S</w:t>
-      </w:r>
-      <w:r>
-        <w:rPr>
-          <w:lang w:val="de"/>
-        </w:rPr>
-        <w:t xml:space="preserve">, Wirkung groß: das ist der einzige Wartungspunkt, dessen Versäumnis den Betrieb anhält.</w:t>
-      </w:r>
-    </w:p>
-    <w:p>
-      <w:pPr>
-        <w:pStyle w:val="Compact"/>
-        <w:numPr>
-          <w:ilvl w:val="0"/>
-          <w:numId w:val="1002"/>
-        </w:numPr>
-      </w:pPr>
-      <w:r>
-        <w:rPr>
-          <w:b/>
-          <w:bCs/>
-          <w:lang w:val="de"/>
-        </w:rPr>
-        <w:t xml:space="preserve">Versionsangabe sichtbar machen</w:t>
-      </w:r>
-      <w:r>
-        <w:rPr>
-          <w:lang w:val="de"/>
-        </w:rPr>
-        <w:t xml:space="preserve"> </w:t>
-      </w:r>
-      <w:r>
-        <w:rPr>
-          <w:lang w:val="de"/>
-        </w:rPr>
-        <w:t xml:space="preserve">— der Nachrichtentyp trägt sie bereits (</w:t>
-      </w:r>
-      <w:r>
-        <w:rPr>
-          <w:rStyle w:val="VerbatimChar"/>
-          <w:lang w:val="de"/>
-        </w:rPr>
-        <w:t xml:space="preserve">SLGA:21:0:0</w:t>
-      </w:r>
-      <w:r>
-        <w:rPr>
-          <w:lang w:val="de"/>
-        </w:rPr>
-        <w:t xml:space="preserve">). Wer sieht, mit welcher Version er sendet, bemerkt einen Wechsel.</w:t>
-      </w:r>
-    </w:p>
-    <w:p>
-      <w:pPr>
-        <w:pStyle w:val="FirstParagraph"/>
-      </w:pPr>
-      <w:r>
-        <w:rPr>
-          <w:lang w:val="de"/>
-        </w:rPr>
-        <w:t xml:space="preserve">Mit diesen dreien bleibt</w:t>
-      </w:r>
-      <w:r>
-        <w:rPr>
-          <w:lang w:val="de"/>
-        </w:rPr>
-        <w:t xml:space="preserve"> </w:t>
-      </w:r>
-      <w:r>
-        <w:rPr>
-          <w:b/>
-          <w:bCs/>
-          <w:lang w:val="de"/>
-        </w:rPr>
-        <w:t xml:space="preserve">eine</w:t>
-      </w:r>
-      <w:r>
-        <w:rPr>
-          <w:lang w:val="de"/>
-        </w:rPr>
-        <w:t xml:space="preserve"> </w:t>
-      </w:r>
-      <w:r>
-        <w:rPr>
-          <w:lang w:val="de"/>
-        </w:rPr>
-        <w:t xml:space="preserve">Aufgabe im Jahr: das Zertifikat erneuern.</w:t>
-      </w:r>
-    </w:p>
-    <w:bookmarkEnd w:id="30"/>
-    <w:bookmarkStart w:id="31" w:name="prüfliste-für-den-quartalswechsel"/>
-    <w:p>
-      <w:pPr>
-        <w:pStyle w:val="Heading2"/>
-      </w:pPr>
-      <w:r>
-        <w:rPr>
-          <w:lang w:val="de"/>
-        </w:rPr>
-        <w:t xml:space="preserve">Prüfliste für den Quartalswechsel</w:t>
       </w:r>
     </w:p>
     <w:p>
@@ -4830,9 +5709,164 @@
       </w:pPr>
       <w:r>
         <w:rPr>
-          <w:lang w:val="de"/>
-        </w:rPr>
-        <w:t xml:space="preserve">Kostenträgerdateien der genutzten Kassenarten geladen</w:t>
+          <w:b/>
+          <w:bCs/>
+          <w:lang w:val="de"/>
+        </w:rPr>
+        <w:t xml:space="preserve">Kostenträgerdatei einlesen</w:t>
+      </w:r>
+      <w:r>
+        <w:rPr>
+          <w:lang w:val="de"/>
+        </w:rPr>
+        <w:t xml:space="preserve"> </w:t>
+      </w:r>
+      <w:r>
+        <w:rPr>
+          <w:lang w:val="de"/>
+        </w:rPr>
+        <w:t xml:space="preserve">(1.3) — aus vier Pflegeterminen im Jahr wird ein Dateiaustausch.</w:t>
+      </w:r>
+    </w:p>
+    <w:p>
+      <w:pPr>
+        <w:pStyle w:val="Compact"/>
+        <w:numPr>
+          <w:ilvl w:val="0"/>
+          <w:numId w:val="1003"/>
+        </w:numPr>
+      </w:pPr>
+      <w:r>
+        <w:rPr>
+          <w:b/>
+          <w:bCs/>
+          <w:lang w:val="de"/>
+        </w:rPr>
+        <w:t xml:space="preserve">Ablaufwarnung für das Zertifikat</w:t>
+      </w:r>
+      <w:r>
+        <w:rPr>
+          <w:lang w:val="de"/>
+        </w:rPr>
+        <w:t xml:space="preserve"> </w:t>
+      </w:r>
+      <w:r>
+        <w:rPr>
+          <w:lang w:val="de"/>
+        </w:rPr>
+        <w:t xml:space="preserve">— die Anwendung kennt das Datum aus den Betriebsdaten (1.7) und kann rechtzeitig erinnern. Größe</w:t>
+      </w:r>
+      <w:r>
+        <w:rPr>
+          <w:lang w:val="de"/>
+        </w:rPr>
+        <w:t xml:space="preserve"> </w:t>
+      </w:r>
+      <w:r>
+        <w:rPr>
+          <w:b/>
+          <w:bCs/>
+          <w:lang w:val="de"/>
+        </w:rPr>
+        <w:t xml:space="preserve">S</w:t>
+      </w:r>
+      <w:r>
+        <w:rPr>
+          <w:lang w:val="de"/>
+        </w:rPr>
+        <w:t xml:space="preserve">, Wirkung groß: das ist der einzige Wartungspunkt, dessen Versäumnis den Betrieb anhält.</w:t>
+      </w:r>
+    </w:p>
+    <w:p>
+      <w:pPr>
+        <w:pStyle w:val="Compact"/>
+        <w:numPr>
+          <w:ilvl w:val="0"/>
+          <w:numId w:val="1003"/>
+        </w:numPr>
+      </w:pPr>
+      <w:r>
+        <w:rPr>
+          <w:b/>
+          <w:bCs/>
+          <w:lang w:val="de"/>
+        </w:rPr>
+        <w:t xml:space="preserve">Versionsangabe sichtbar machen</w:t>
+      </w:r>
+      <w:r>
+        <w:rPr>
+          <w:lang w:val="de"/>
+        </w:rPr>
+        <w:t xml:space="preserve"> </w:t>
+      </w:r>
+      <w:r>
+        <w:rPr>
+          <w:lang w:val="de"/>
+        </w:rPr>
+        <w:t xml:space="preserve">— der Nachrichtentyp trägt sie bereits (</w:t>
+      </w:r>
+      <w:r>
+        <w:rPr>
+          <w:rStyle w:val="VerbatimChar"/>
+          <w:lang w:val="de"/>
+        </w:rPr>
+        <w:t xml:space="preserve">SLGA:21:0:0</w:t>
+      </w:r>
+      <w:r>
+        <w:rPr>
+          <w:lang w:val="de"/>
+        </w:rPr>
+        <w:t xml:space="preserve">). Wer sieht, mit welcher Version er sendet, bemerkt einen Wechsel.</w:t>
+      </w:r>
+    </w:p>
+    <w:p>
+      <w:pPr>
+        <w:pStyle w:val="FirstParagraph"/>
+      </w:pPr>
+      <w:r>
+        <w:rPr>
+          <w:lang w:val="de"/>
+        </w:rPr>
+        <w:t xml:space="preserve">Mit diesen dreien bleibt</w:t>
+      </w:r>
+      <w:r>
+        <w:rPr>
+          <w:lang w:val="de"/>
+        </w:rPr>
+        <w:t xml:space="preserve"> </w:t>
+      </w:r>
+      <w:r>
+        <w:rPr>
+          <w:b/>
+          <w:bCs/>
+          <w:lang w:val="de"/>
+        </w:rPr>
+        <w:t xml:space="preserve">eine</w:t>
+      </w:r>
+      <w:r>
+        <w:rPr>
+          <w:lang w:val="de"/>
+        </w:rPr>
+        <w:t xml:space="preserve"> </w:t>
+      </w:r>
+      <w:r>
+        <w:rPr>
+          <w:lang w:val="de"/>
+        </w:rPr>
+        <w:t xml:space="preserve">Aufgabe im Jahr: das Zertifikat erneuern.</w:t>
+      </w:r>
+    </w:p>
+    <w:bookmarkEnd w:id="37"/>
+    <w:bookmarkStart w:id="38" w:name="prüfliste-für-den-quartalswechsel"/>
+    <w:p>
+      <w:pPr>
+        <w:pStyle w:val="Heading2"/>
+      </w:pPr>
+      <w:r>
+        <w:rPr>
+          <w:lang w:val="de"/>
+        </w:rPr>
+        <w:t xml:space="preserve">Prüfliste für den Quartalswechsel</w:t>
       </w:r>
     </w:p>
     <w:p>
@@ -4847,7 +5881,7 @@
         <w:rPr>
           <w:lang w:val="de"/>
         </w:rPr>
-        <w:t xml:space="preserve">Zuordnung Kasse → Annahmestelle unverändert? Sonst: was hat sich geändert?</w:t>
+        <w:t xml:space="preserve">Kostenträgerdateien der genutzten Kassenarten geladen</w:t>
       </w:r>
     </w:p>
     <w:p>
@@ -4862,7 +5896,7 @@
         <w:rPr>
           <w:lang w:val="de"/>
         </w:rPr>
-        <w:t xml:space="preserve">Läuft das Zertifikat in den nächsten drei Monaten ab?</w:t>
+        <w:t xml:space="preserve">Zuordnung Kasse → Annahmestelle unverändert? Sonst: was hat sich geändert?</w:t>
       </w:r>
     </w:p>
     <w:p>
@@ -4877,7 +5911,7 @@
         <w:rPr>
           <w:lang w:val="de"/>
         </w:rPr>
-        <w:t xml:space="preserve">Neue Version von Anlage 1 oder 3 veröffentlicht?</w:t>
+        <w:t xml:space="preserve">Läuft das Zertifikat in den nächsten drei Monaten ab?</w:t>
       </w:r>
     </w:p>
     <w:p>
@@ -4892,7 +5926,7 @@
         <w:rPr>
           <w:lang w:val="de"/>
         </w:rPr>
-        <w:t xml:space="preserve">Offene Forderungen ohne Zahlungseingang älter als acht Wochen?</w:t>
+        <w:t xml:space="preserve">Neue Version von Anlage 1 oder 3 veröffentlicht?</w:t>
       </w:r>
     </w:p>
     <w:p>
@@ -4905,6 +5939,21 @@
       </w:pPr>
       <w:r>
         <w:rPr>
+          <w:lang w:val="de"/>
+        </w:rPr>
+        <w:t xml:space="preserve">Offene Forderungen ohne Zahlungseingang älter als acht Wochen?</w:t>
+      </w:r>
+    </w:p>
+    <w:p>
+      <w:pPr>
+        <w:pStyle w:val="Compact"/>
+        <w:numPr>
+          <w:ilvl w:val="0"/>
+          <w:numId w:val="1009"/>
+        </w:numPr>
+      </w:pPr>
+      <w:r>
+        <w:rPr>
           <w:rStyle w:val="VerbatimChar"/>
           <w:lang w:val="de"/>
         </w:rPr>
@@ -4923,9 +5972,9 @@
         <w:t xml:space="preserve">grün, Paket baut</w:t>
       </w:r>
     </w:p>
-    <w:bookmarkEnd w:id="31"/>
-    <w:bookmarkEnd w:id="32"/>
-    <w:bookmarkStart w:id="38" w:name="teil-3-fehlerbehebung-und-rückmeldungen"/>
+    <w:bookmarkEnd w:id="38"/>
+    <w:bookmarkEnd w:id="39"/>
+    <w:bookmarkStart w:id="45" w:name="teil-3-fehlerbehebung-und-rückmeldungen"/>
     <w:p>
       <w:pPr>
         <w:pStyle w:val="Heading1"/>
@@ -4937,7 +5986,7 @@
         <w:t xml:space="preserve">Teil 3 — Fehlerbehebung und Rückmeldungen</w:t>
       </w:r>
     </w:p>
-    <w:bookmarkStart w:id="33" w:name="wo-geprüft-wird"/>
+    <w:bookmarkStart w:id="40" w:name="wo-geprüft-wird"/>
     <w:p>
       <w:pPr>
         <w:pStyle w:val="Heading2"/>
@@ -5037,8 +6086,8 @@
         <w:t xml:space="preserve">Prüfstufe 4 kann kein Programm vorwegnehmen. Sie braucht den Vertrag.</w:t>
       </w:r>
     </w:p>
-    <w:bookmarkEnd w:id="33"/>
-    <w:bookmarkStart w:id="34" w:name="was-eine-gute-beanstandung-enthält"/>
+    <w:bookmarkEnd w:id="40"/>
+    <w:bookmarkStart w:id="41" w:name="was-eine-gute-beanstandung-enthält"/>
     <w:p>
       <w:pPr>
         <w:pStyle w:val="Heading2"/>
@@ -5530,8 +6579,8 @@
         <w:t xml:space="preserve">. Ein Test läuft über alle Regeln und schlägt fehl, sobald ein Code ohne Fundstelle auskommt.</w:t>
       </w:r>
     </w:p>
-    <w:bookmarkEnd w:id="34"/>
-    <w:bookmarkStart w:id="35" w:name="was-zurückkommt-und-was-es-bedeutet"/>
+    <w:bookmarkEnd w:id="41"/>
+    <w:bookmarkStart w:id="42" w:name="was-zurückkommt-und-was-es-bedeutet"/>
     <w:p>
       <w:pPr>
         <w:pStyle w:val="Heading2"/>
@@ -6045,8 +7094,8 @@
         <w:t xml:space="preserve">Eine nicht einzuordnende Antwort gilt nie als Annahme.</w:t>
       </w:r>
     </w:p>
-    <w:bookmarkEnd w:id="35"/>
-    <w:bookmarkStart w:id="36" w:name="der-fehlerkreislauf"/>
+    <w:bookmarkEnd w:id="42"/>
+    <w:bookmarkStart w:id="43" w:name="der-fehlerkreislauf"/>
     <w:p>
       <w:pPr>
         <w:pStyle w:val="Heading2"/>
@@ -6234,8 +7283,8 @@
         <w:t xml:space="preserve">. Auf eine Zurückweisung lässt sich damit nicht antworten — dieselbe Rechnung noch einmal zu schicken sieht für die Kasse aus wie eine Doppelabrechnung. Das ist Arbeitspaket 1.4, und es ist klein.</w:t>
       </w:r>
     </w:p>
-    <w:bookmarkEnd w:id="36"/>
-    <w:bookmarkStart w:id="37" w:name="was-dafür-zu-bauen-ist"/>
+    <w:bookmarkEnd w:id="43"/>
+    <w:bookmarkStart w:id="44" w:name="was-dafür-zu-bauen-ist"/>
     <w:p>
       <w:pPr>
         <w:pStyle w:val="Heading2"/>
@@ -6521,9 +7570,9 @@
         </w:tc>
       </w:tr>
     </w:tbl>
-    <w:bookmarkEnd w:id="37"/>
-    <w:bookmarkEnd w:id="38"/>
-    <w:bookmarkStart w:id="46" w:name="Xadfc589e1c7e510af175c8e8e68b387b6c31125"/>
+    <w:bookmarkEnd w:id="44"/>
+    <w:bookmarkEnd w:id="45"/>
+    <w:bookmarkStart w:id="53" w:name="Xadfc589e1c7e510af175c8e8e68b387b6c31125"/>
     <w:p>
       <w:pPr>
         <w:pStyle w:val="Heading1"/>
@@ -6535,7 +7584,7 @@
         <w:t xml:space="preserve">Teil 4 — Vorbereitung auf spezifikationsgetriebenes Arbeiten</w:t>
       </w:r>
     </w:p>
-    <w:bookmarkStart w:id="39" w:name="warum-gerade-hier"/>
+    <w:bookmarkStart w:id="46" w:name="warum-gerade-hier"/>
     <w:p>
       <w:pPr>
         <w:pStyle w:val="Heading2"/>
@@ -6666,8 +7715,8 @@
         <w:t xml:space="preserve">und die neunstellige Positionsnummer entstanden: aus einer Beispieldatei übernommen, nie gegen die Vorgabe gehalten.</w:t>
       </w:r>
     </w:p>
-    <w:bookmarkEnd w:id="39"/>
-    <w:bookmarkStart w:id="40" w:name="was-schon-spezifikationsartig-ist"/>
+    <w:bookmarkEnd w:id="46"/>
+    <w:bookmarkStart w:id="47" w:name="was-schon-spezifikationsartig-ist"/>
     <w:p>
       <w:pPr>
         <w:pStyle w:val="Heading2"/>
@@ -7003,8 +8052,8 @@
         <w:t xml:space="preserve">.</w:t>
       </w:r>
     </w:p>
-    <w:bookmarkEnd w:id="40"/>
-    <w:bookmarkStart w:id="41" w:name="X41d6d0735727f016fe962267e39292eb30cbe24"/>
+    <w:bookmarkEnd w:id="47"/>
+    <w:bookmarkStart w:id="48" w:name="X41d6d0735727f016fe962267e39292eb30cbe24"/>
     <w:p>
       <w:pPr>
         <w:pStyle w:val="Heading2"/>
@@ -7343,8 +8392,8 @@
         <w:t xml:space="preserve">, statt sich als Vermutung zu tarnen.</w:t>
       </w:r>
     </w:p>
-    <w:bookmarkEnd w:id="41"/>
-    <w:bookmarkStart w:id="42" w:name="der-arbeitszyklus"/>
+    <w:bookmarkEnd w:id="48"/>
+    <w:bookmarkStart w:id="49" w:name="der-arbeitszyklus"/>
     <w:p>
       <w:pPr>
         <w:pStyle w:val="Heading2"/>
@@ -7463,8 +8512,8 @@
         <w:t xml:space="preserve">: ein Test, der ohne die Änderung fehlschlägt. Ein Test, der in beiden Fassungen besteht, prüft nichts — dieser Fall ist in diesem Projekt bereits vorgekommen.</w:t>
       </w:r>
     </w:p>
-    <w:bookmarkEnd w:id="42"/>
-    <w:bookmarkStart w:id="43" w:name="vorlage-für-eine-spezifikation"/>
+    <w:bookmarkEnd w:id="49"/>
+    <w:bookmarkStart w:id="50" w:name="vorlage-für-eine-spezifikation"/>
     <w:p>
       <w:pPr>
         <w:pStyle w:val="Heading2"/>
@@ -7682,8 +8731,8 @@
         <w:t xml:space="preserve">Welcher Test schlägt fehl, wenn die Änderung fehlt?</w:t>
       </w:r>
     </w:p>
-    <w:bookmarkEnd w:id="43"/>
-    <w:bookmarkStart w:id="44" w:name="was-ein-agent-hier-wissen-muss"/>
+    <w:bookmarkEnd w:id="50"/>
+    <w:bookmarkStart w:id="51" w:name="was-ein-agent-hier-wissen-muss"/>
     <w:p>
       <w:pPr>
         <w:pStyle w:val="Heading2"/>
@@ -7723,361 +8772,6 @@
           <w:lang w:val="de"/>
         </w:rPr>
         <w:t xml:space="preserve">:</w:t>
-      </w:r>
-    </w:p>
-    <w:p>
-      <w:pPr>
-        <w:pStyle w:val="Compact"/>
-        <w:numPr>
-          <w:ilvl w:val="0"/>
-          <w:numId w:val="1009"/>
-        </w:numPr>
-      </w:pPr>
-      <w:r>
-        <w:rPr>
-          <w:rStyle w:val="VerbatimChar"/>
-          <w:b/>
-          <w:bCs/>
-          <w:lang w:val="de"/>
-        </w:rPr>
-        <w:t xml:space="preserve">mvn install -DskipTests</w:t>
-      </w:r>
-      <w:r>
-        <w:rPr>
-          <w:b/>
-          <w:bCs/>
-          <w:lang w:val="de"/>
-        </w:rPr>
-        <w:t xml:space="preserve"> </w:t>
-      </w:r>
-      <w:r>
-        <w:rPr>
-          <w:b/>
-          <w:bCs/>
-          <w:lang w:val="de"/>
-        </w:rPr>
-        <w:t xml:space="preserve">nach jeder Änderung an</w:t>
-      </w:r>
-      <w:r>
-        <w:rPr>
-          <w:b/>
-          <w:bCs/>
-          <w:lang w:val="de"/>
-        </w:rPr>
-        <w:t xml:space="preserve"> </w:t>
-      </w:r>
-      <w:r>
-        <w:rPr>
-          <w:rStyle w:val="VerbatimChar"/>
-          <w:b/>
-          <w:bCs/>
-          <w:lang w:val="de"/>
-        </w:rPr>
-        <w:t xml:space="preserve">gkv-core</w:t>
-      </w:r>
-      <w:r>
-        <w:rPr>
-          <w:lang w:val="de"/>
-        </w:rPr>
-        <w:t xml:space="preserve"> </w:t>
-      </w:r>
-      <w:r>
-        <w:rPr>
-          <w:lang w:val="de"/>
-        </w:rPr>
-        <w:t xml:space="preserve">— sonst läuft</w:t>
-      </w:r>
-      <w:r>
-        <w:rPr>
-          <w:lang w:val="de"/>
-        </w:rPr>
-        <w:t xml:space="preserve"> </w:t>
-      </w:r>
-      <w:r>
-        <w:rPr>
-          <w:rStyle w:val="VerbatimChar"/>
-          <w:lang w:val="de"/>
-        </w:rPr>
-        <w:t xml:space="preserve">gkv-ui</w:t>
-      </w:r>
-      <w:r>
-        <w:rPr>
-          <w:lang w:val="de"/>
-        </w:rPr>
-        <w:t xml:space="preserve"> </w:t>
-      </w:r>
-      <w:r>
-        <w:rPr>
-          <w:lang w:val="de"/>
-        </w:rPr>
-        <w:t xml:space="preserve">gegen ein altes Jar.</w:t>
-      </w:r>
-    </w:p>
-    <w:p>
-      <w:pPr>
-        <w:pStyle w:val="Compact"/>
-        <w:numPr>
-          <w:ilvl w:val="0"/>
-          <w:numId w:val="1009"/>
-        </w:numPr>
-      </w:pPr>
-      <w:r>
-        <w:rPr>
-          <w:rStyle w:val="VerbatimChar"/>
-          <w:b/>
-          <w:bCs/>
-          <w:lang w:val="de"/>
-        </w:rPr>
-        <w:t xml:space="preserve">mvn clean test</w:t>
-      </w:r>
-      <w:r>
-        <w:rPr>
-          <w:b/>
-          <w:bCs/>
-          <w:lang w:val="de"/>
-        </w:rPr>
-        <w:t xml:space="preserve"> </w:t>
-      </w:r>
-      <w:r>
-        <w:rPr>
-          <w:b/>
-          <w:bCs/>
-          <w:lang w:val="de"/>
-        </w:rPr>
-        <w:t xml:space="preserve">vor dem Urteil</w:t>
-      </w:r>
-      <w:r>
-        <w:rPr>
-          <w:lang w:val="de"/>
-        </w:rPr>
-        <w:t xml:space="preserve"> </w:t>
-      </w:r>
-      <w:r>
-        <w:rPr>
-          <w:lang w:val="de"/>
-        </w:rPr>
-        <w:t xml:space="preserve">— inkrementelle Läufe können grün lügen.</w:t>
-      </w:r>
-    </w:p>
-    <w:p>
-      <w:pPr>
-        <w:pStyle w:val="Compact"/>
-        <w:numPr>
-          <w:ilvl w:val="0"/>
-          <w:numId w:val="1009"/>
-        </w:numPr>
-      </w:pPr>
-      <w:r>
-        <w:rPr>
-          <w:rStyle w:val="VerbatimChar"/>
-          <w:b/>
-          <w:bCs/>
-          <w:lang w:val="de"/>
-        </w:rPr>
-        <w:t xml:space="preserve">gkv.home</w:t>
-      </w:r>
-      <w:r>
-        <w:rPr>
-          <w:b/>
-          <w:bCs/>
-          <w:lang w:val="de"/>
-        </w:rPr>
-        <w:t xml:space="preserve"> </w:t>
-      </w:r>
-      <w:r>
-        <w:rPr>
-          <w:b/>
-          <w:bCs/>
-          <w:lang w:val="de"/>
-        </w:rPr>
-        <w:t xml:space="preserve">in Werkzeugen setzen</w:t>
-      </w:r>
-      <w:r>
-        <w:rPr>
-          <w:lang w:val="de"/>
-        </w:rPr>
-        <w:t xml:space="preserve">, nicht nur</w:t>
-      </w:r>
-      <w:r>
-        <w:rPr>
-          <w:lang w:val="de"/>
-        </w:rPr>
-        <w:t xml:space="preserve"> </w:t>
-      </w:r>
-      <w:r>
-        <w:rPr>
-          <w:rStyle w:val="VerbatimChar"/>
-          <w:lang w:val="de"/>
-        </w:rPr>
-        <w:t xml:space="preserve">gkv.db.path</w:t>
-      </w:r>
-      <w:r>
-        <w:rPr>
-          <w:lang w:val="de"/>
-        </w:rPr>
-        <w:t xml:space="preserve">. Sonst schreibt ein Testlauf in den echten Ausgangsordner — das ist einmal mit 98 Dateien passiert.</w:t>
-      </w:r>
-    </w:p>
-    <w:p>
-      <w:pPr>
-        <w:pStyle w:val="Compact"/>
-        <w:numPr>
-          <w:ilvl w:val="0"/>
-          <w:numId w:val="1009"/>
-        </w:numPr>
-      </w:pPr>
-      <w:r>
-        <w:rPr>
-          <w:b/>
-          <w:bCs/>
-          <w:lang w:val="de"/>
-        </w:rPr>
-        <w:t xml:space="preserve">Kein</w:t>
-      </w:r>
-      <w:r>
-        <w:rPr>
-          <w:b/>
-          <w:bCs/>
-          <w:lang w:val="de"/>
-        </w:rPr>
-        <w:t xml:space="preserve"> </w:t>
-      </w:r>
-      <w:r>
-        <w:rPr>
-          <w:rStyle w:val="VerbatimChar"/>
-          <w:b/>
-          <w:bCs/>
-          <w:lang w:val="de"/>
-        </w:rPr>
-        <w:t xml:space="preserve">setStyle</w:t>
-      </w:r>
-      <w:r>
-        <w:rPr>
-          <w:b/>
-          <w:bCs/>
-          <w:lang w:val="de"/>
-        </w:rPr>
-        <w:t xml:space="preserve"> </w:t>
-      </w:r>
-      <w:r>
-        <w:rPr>
-          <w:b/>
-          <w:bCs/>
-          <w:lang w:val="de"/>
-        </w:rPr>
-        <w:t xml:space="preserve">im Quelltext</w:t>
-      </w:r>
-      <w:r>
-        <w:rPr>
-          <w:lang w:val="de"/>
-        </w:rPr>
-        <w:t xml:space="preserve">, keine Dialogfenster, nichts Neues in</w:t>
-      </w:r>
-      <w:r>
-        <w:rPr>
-          <w:lang w:val="de"/>
-        </w:rPr>
-        <w:t xml:space="preserve"> </w:t>
-      </w:r>
-      <w:r>
-        <w:rPr>
-          <w:rStyle w:val="VerbatimChar"/>
-          <w:lang w:val="de"/>
-        </w:rPr>
-        <w:t xml:space="preserve">View</w:t>
-      </w:r>
-      <w:r>
-        <w:rPr>
-          <w:lang w:val="de"/>
-        </w:rPr>
-        <w:t xml:space="preserve">.</w:t>
-      </w:r>
-    </w:p>
-    <w:p>
-      <w:pPr>
-        <w:pStyle w:val="Compact"/>
-        <w:numPr>
-          <w:ilvl w:val="0"/>
-          <w:numId w:val="1009"/>
-        </w:numPr>
-      </w:pPr>
-      <w:r>
-        <w:rPr>
-          <w:b/>
-          <w:bCs/>
-          <w:lang w:val="de"/>
-        </w:rPr>
-        <w:t xml:space="preserve">IK in Testdaten brauchen eine gültige Prüfziffer.</w:t>
-      </w:r>
-    </w:p>
-    <w:p>
-      <w:pPr>
-        <w:pStyle w:val="Compact"/>
-        <w:numPr>
-          <w:ilvl w:val="0"/>
-          <w:numId w:val="1009"/>
-        </w:numPr>
-      </w:pPr>
-      <w:r>
-        <w:rPr>
-          <w:rStyle w:val="VerbatimChar"/>
-          <w:b/>
-          <w:bCs/>
-          <w:lang w:val="de"/>
-        </w:rPr>
-        <w:t xml:space="preserve">Valide.DTA</w:t>
-      </w:r>
-      <w:r>
-        <w:rPr>
-          <w:b/>
-          <w:bCs/>
-          <w:lang w:val="de"/>
-        </w:rPr>
-        <w:t xml:space="preserve"> </w:t>
-      </w:r>
-      <w:r>
-        <w:rPr>
-          <w:b/>
-          <w:bCs/>
-          <w:lang w:val="de"/>
-        </w:rPr>
-        <w:t xml:space="preserve">muss unbeanstandet durchlaufen</w:t>
-      </w:r>
-      <w:r>
-        <w:rPr>
-          <w:lang w:val="de"/>
-        </w:rPr>
-        <w:t xml:space="preserve"> </w:t>
-      </w:r>
-      <w:r>
-        <w:rPr>
-          <w:lang w:val="de"/>
-        </w:rPr>
-        <w:t xml:space="preserve">— jeder Einzeltest verletzt danach genau eine Vorgabe.</w:t>
-      </w:r>
-    </w:p>
-    <w:bookmarkEnd w:id="44"/>
-    <w:bookmarkStart w:id="45" w:name="wann-fertig-fertig-ist"/>
-    <w:p>
-      <w:pPr>
-        <w:pStyle w:val="Heading2"/>
-      </w:pPr>
-      <w:r>
-        <w:rPr>
-          <w:lang w:val="de"/>
-        </w:rPr>
-        <w:t xml:space="preserve">Wann fertig fertig ist</w:t>
-      </w:r>
-    </w:p>
-    <w:p>
-      <w:pPr>
-        <w:pStyle w:val="FirstParagraph"/>
-      </w:pPr>
-      <w:r>
-        <w:rPr>
-          <w:lang w:val="de"/>
-        </w:rPr>
-        <w:t xml:space="preserve">Eine Aufgabe gilt als erledigt, wenn:</w:t>
       </w:r>
     </w:p>
     <w:p>
@@ -8091,21 +8785,81 @@
       <w:r>
         <w:rPr>
           <w:rStyle w:val="VerbatimChar"/>
-          <w:lang w:val="de"/>
-        </w:rPr>
-        <w:t xml:space="preserve">mvn clean test</w:t>
-      </w:r>
-      <w:r>
-        <w:rPr>
-          <w:lang w:val="de"/>
-        </w:rPr>
-        <w:t xml:space="preserve"> </w:t>
-      </w:r>
-      <w:r>
-        <w:rPr>
-          <w:lang w:val="de"/>
-        </w:rPr>
-        <w:t xml:space="preserve">grün ist — vollständig, nicht inkrementell,</w:t>
+          <w:b/>
+          <w:bCs/>
+          <w:lang w:val="de"/>
+        </w:rPr>
+        <w:t xml:space="preserve">mvn install -DskipTests</w:t>
+      </w:r>
+      <w:r>
+        <w:rPr>
+          <w:b/>
+          <w:bCs/>
+          <w:lang w:val="de"/>
+        </w:rPr>
+        <w:t xml:space="preserve"> </w:t>
+      </w:r>
+      <w:r>
+        <w:rPr>
+          <w:b/>
+          <w:bCs/>
+          <w:lang w:val="de"/>
+        </w:rPr>
+        <w:t xml:space="preserve">nach jeder Änderung an</w:t>
+      </w:r>
+      <w:r>
+        <w:rPr>
+          <w:b/>
+          <w:bCs/>
+          <w:lang w:val="de"/>
+        </w:rPr>
+        <w:t xml:space="preserve"> </w:t>
+      </w:r>
+      <w:r>
+        <w:rPr>
+          <w:rStyle w:val="VerbatimChar"/>
+          <w:b/>
+          <w:bCs/>
+          <w:lang w:val="de"/>
+        </w:rPr>
+        <w:t xml:space="preserve">gkv-core</w:t>
+      </w:r>
+      <w:r>
+        <w:rPr>
+          <w:lang w:val="de"/>
+        </w:rPr>
+        <w:t xml:space="preserve"> </w:t>
+      </w:r>
+      <w:r>
+        <w:rPr>
+          <w:lang w:val="de"/>
+        </w:rPr>
+        <w:t xml:space="preserve">— sonst läuft</w:t>
+      </w:r>
+      <w:r>
+        <w:rPr>
+          <w:lang w:val="de"/>
+        </w:rPr>
+        <w:t xml:space="preserve"> </w:t>
+      </w:r>
+      <w:r>
+        <w:rPr>
+          <w:rStyle w:val="VerbatimChar"/>
+          <w:lang w:val="de"/>
+        </w:rPr>
+        <w:t xml:space="preserve">gkv-ui</w:t>
+      </w:r>
+      <w:r>
+        <w:rPr>
+          <w:lang w:val="de"/>
+        </w:rPr>
+        <w:t xml:space="preserve"> </w:t>
+      </w:r>
+      <w:r>
+        <w:rPr>
+          <w:lang w:val="de"/>
+        </w:rPr>
+        <w:t xml:space="preserve">gegen ein altes Jar.</w:t>
       </w:r>
     </w:p>
     <w:p>
@@ -8118,35 +8872,40 @@
       </w:pPr>
       <w:r>
         <w:rPr>
-          <w:lang w:val="de"/>
-        </w:rPr>
-        <w:t xml:space="preserve">eine</w:t>
-      </w:r>
-      <w:r>
-        <w:rPr>
-          <w:lang w:val="de"/>
-        </w:rPr>
-        <w:t xml:space="preserve"> </w:t>
-      </w:r>
-      <w:r>
-        <w:rPr>
-          <w:b/>
-          <w:bCs/>
-          <w:lang w:val="de"/>
-        </w:rPr>
-        <w:t xml:space="preserve">Gegenprobe</w:t>
-      </w:r>
-      <w:r>
-        <w:rPr>
-          <w:lang w:val="de"/>
-        </w:rPr>
-        <w:t xml:space="preserve"> </w:t>
-      </w:r>
-      <w:r>
-        <w:rPr>
-          <w:lang w:val="de"/>
-        </w:rPr>
-        <w:t xml:space="preserve">zeigt, dass der neue Test die Änderung wirklich prüft,</w:t>
+          <w:rStyle w:val="VerbatimChar"/>
+          <w:b/>
+          <w:bCs/>
+          <w:lang w:val="de"/>
+        </w:rPr>
+        <w:t xml:space="preserve">mvn clean test</w:t>
+      </w:r>
+      <w:r>
+        <w:rPr>
+          <w:b/>
+          <w:bCs/>
+          <w:lang w:val="de"/>
+        </w:rPr>
+        <w:t xml:space="preserve"> </w:t>
+      </w:r>
+      <w:r>
+        <w:rPr>
+          <w:b/>
+          <w:bCs/>
+          <w:lang w:val="de"/>
+        </w:rPr>
+        <w:t xml:space="preserve">vor dem Urteil</w:t>
+      </w:r>
+      <w:r>
+        <w:rPr>
+          <w:lang w:val="de"/>
+        </w:rPr>
+        <w:t xml:space="preserve"> </w:t>
+      </w:r>
+      <w:r>
+        <w:rPr>
+          <w:lang w:val="de"/>
+        </w:rPr>
+        <w:t xml:space="preserve">— inkrementelle Läufe können grün lügen.</w:t>
       </w:r>
     </w:p>
     <w:p>
@@ -8159,35 +8918,53 @@
       </w:pPr>
       <w:r>
         <w:rPr>
-          <w:lang w:val="de"/>
-        </w:rPr>
-        <w:t xml:space="preserve">jede neue Regel eine</w:t>
-      </w:r>
-      <w:r>
-        <w:rPr>
-          <w:lang w:val="de"/>
-        </w:rPr>
-        <w:t xml:space="preserve"> </w:t>
-      </w:r>
-      <w:r>
-        <w:rPr>
-          <w:b/>
-          <w:bCs/>
-          <w:lang w:val="de"/>
-        </w:rPr>
-        <w:t xml:space="preserve">Fundstelle</w:t>
-      </w:r>
-      <w:r>
-        <w:rPr>
-          <w:lang w:val="de"/>
-        </w:rPr>
-        <w:t xml:space="preserve"> </w:t>
-      </w:r>
-      <w:r>
-        <w:rPr>
-          <w:lang w:val="de"/>
-        </w:rPr>
-        <w:t xml:space="preserve">nennt,</w:t>
+          <w:rStyle w:val="VerbatimChar"/>
+          <w:b/>
+          <w:bCs/>
+          <w:lang w:val="de"/>
+        </w:rPr>
+        <w:t xml:space="preserve">gkv.home</w:t>
+      </w:r>
+      <w:r>
+        <w:rPr>
+          <w:b/>
+          <w:bCs/>
+          <w:lang w:val="de"/>
+        </w:rPr>
+        <w:t xml:space="preserve"> </w:t>
+      </w:r>
+      <w:r>
+        <w:rPr>
+          <w:b/>
+          <w:bCs/>
+          <w:lang w:val="de"/>
+        </w:rPr>
+        <w:t xml:space="preserve">in Werkzeugen setzen</w:t>
+      </w:r>
+      <w:r>
+        <w:rPr>
+          <w:lang w:val="de"/>
+        </w:rPr>
+        <w:t xml:space="preserve">, nicht nur</w:t>
+      </w:r>
+      <w:r>
+        <w:rPr>
+          <w:lang w:val="de"/>
+        </w:rPr>
+        <w:t xml:space="preserve"> </w:t>
+      </w:r>
+      <w:r>
+        <w:rPr>
+          <w:rStyle w:val="VerbatimChar"/>
+          <w:lang w:val="de"/>
+        </w:rPr>
+        <w:t xml:space="preserve">gkv.db.path</w:t>
+      </w:r>
+      <w:r>
+        <w:rPr>
+          <w:lang w:val="de"/>
+        </w:rPr>
+        <w:t xml:space="preserve">. Sonst schreibt ein Testlauf in den echten Ausgangsordner — das ist einmal mit 98 Dateien passiert.</w:t>
       </w:r>
     </w:p>
     <w:p>
@@ -8200,9 +8977,69 @@
       </w:pPr>
       <w:r>
         <w:rPr>
-          <w:lang w:val="de"/>
-        </w:rPr>
-        <w:t xml:space="preserve">Checkstyle nicht mehr Warnungen meldet als vorher,</w:t>
+          <w:b/>
+          <w:bCs/>
+          <w:lang w:val="de"/>
+        </w:rPr>
+        <w:t xml:space="preserve">Kein</w:t>
+      </w:r>
+      <w:r>
+        <w:rPr>
+          <w:b/>
+          <w:bCs/>
+          <w:lang w:val="de"/>
+        </w:rPr>
+        <w:t xml:space="preserve"> </w:t>
+      </w:r>
+      <w:r>
+        <w:rPr>
+          <w:rStyle w:val="VerbatimChar"/>
+          <w:b/>
+          <w:bCs/>
+          <w:lang w:val="de"/>
+        </w:rPr>
+        <w:t xml:space="preserve">setStyle</w:t>
+      </w:r>
+      <w:r>
+        <w:rPr>
+          <w:b/>
+          <w:bCs/>
+          <w:lang w:val="de"/>
+        </w:rPr>
+        <w:t xml:space="preserve"> </w:t>
+      </w:r>
+      <w:r>
+        <w:rPr>
+          <w:b/>
+          <w:bCs/>
+          <w:lang w:val="de"/>
+        </w:rPr>
+        <w:t xml:space="preserve">im Quelltext</w:t>
+      </w:r>
+      <w:r>
+        <w:rPr>
+          <w:lang w:val="de"/>
+        </w:rPr>
+        <w:t xml:space="preserve">, keine Dialogfenster, nichts Neues in</w:t>
+      </w:r>
+      <w:r>
+        <w:rPr>
+          <w:lang w:val="de"/>
+        </w:rPr>
+        <w:t xml:space="preserve"> </w:t>
+      </w:r>
+      <w:r>
+        <w:rPr>
+          <w:rStyle w:val="VerbatimChar"/>
+          <w:lang w:val="de"/>
+        </w:rPr>
+        <w:t xml:space="preserve">View</w:t>
+      </w:r>
+      <w:r>
+        <w:rPr>
+          <w:lang w:val="de"/>
+        </w:rPr>
+        <w:t xml:space="preserve">.</w:t>
       </w:r>
     </w:p>
     <w:p>
@@ -8215,6 +9052,218 @@
       </w:pPr>
       <w:r>
         <w:rPr>
+          <w:b/>
+          <w:bCs/>
+          <w:lang w:val="de"/>
+        </w:rPr>
+        <w:t xml:space="preserve">IK in Testdaten brauchen eine gültige Prüfziffer.</w:t>
+      </w:r>
+    </w:p>
+    <w:p>
+      <w:pPr>
+        <w:pStyle w:val="Compact"/>
+        <w:numPr>
+          <w:ilvl w:val="0"/>
+          <w:numId w:val="1010"/>
+        </w:numPr>
+      </w:pPr>
+      <w:r>
+        <w:rPr>
+          <w:rStyle w:val="VerbatimChar"/>
+          <w:b/>
+          <w:bCs/>
+          <w:lang w:val="de"/>
+        </w:rPr>
+        <w:t xml:space="preserve">Valide.DTA</w:t>
+      </w:r>
+      <w:r>
+        <w:rPr>
+          <w:b/>
+          <w:bCs/>
+          <w:lang w:val="de"/>
+        </w:rPr>
+        <w:t xml:space="preserve"> </w:t>
+      </w:r>
+      <w:r>
+        <w:rPr>
+          <w:b/>
+          <w:bCs/>
+          <w:lang w:val="de"/>
+        </w:rPr>
+        <w:t xml:space="preserve">muss unbeanstandet durchlaufen</w:t>
+      </w:r>
+      <w:r>
+        <w:rPr>
+          <w:lang w:val="de"/>
+        </w:rPr>
+        <w:t xml:space="preserve"> </w:t>
+      </w:r>
+      <w:r>
+        <w:rPr>
+          <w:lang w:val="de"/>
+        </w:rPr>
+        <w:t xml:space="preserve">— jeder Einzeltest verletzt danach genau eine Vorgabe.</w:t>
+      </w:r>
+    </w:p>
+    <w:bookmarkEnd w:id="51"/>
+    <w:bookmarkStart w:id="52" w:name="wann-fertig-fertig-ist"/>
+    <w:p>
+      <w:pPr>
+        <w:pStyle w:val="Heading2"/>
+      </w:pPr>
+      <w:r>
+        <w:rPr>
+          <w:lang w:val="de"/>
+        </w:rPr>
+        <w:t xml:space="preserve">Wann fertig fertig ist</w:t>
+      </w:r>
+    </w:p>
+    <w:p>
+      <w:pPr>
+        <w:pStyle w:val="FirstParagraph"/>
+      </w:pPr>
+      <w:r>
+        <w:rPr>
+          <w:lang w:val="de"/>
+        </w:rPr>
+        <w:t xml:space="preserve">Eine Aufgabe gilt als erledigt, wenn:</w:t>
+      </w:r>
+    </w:p>
+    <w:p>
+      <w:pPr>
+        <w:pStyle w:val="Compact"/>
+        <w:numPr>
+          <w:ilvl w:val="0"/>
+          <w:numId w:val="1011"/>
+        </w:numPr>
+      </w:pPr>
+      <w:r>
+        <w:rPr>
+          <w:rStyle w:val="VerbatimChar"/>
+          <w:lang w:val="de"/>
+        </w:rPr>
+        <w:t xml:space="preserve">mvn clean test</w:t>
+      </w:r>
+      <w:r>
+        <w:rPr>
+          <w:lang w:val="de"/>
+        </w:rPr>
+        <w:t xml:space="preserve"> </w:t>
+      </w:r>
+      <w:r>
+        <w:rPr>
+          <w:lang w:val="de"/>
+        </w:rPr>
+        <w:t xml:space="preserve">grün ist — vollständig, nicht inkrementell,</w:t>
+      </w:r>
+    </w:p>
+    <w:p>
+      <w:pPr>
+        <w:pStyle w:val="Compact"/>
+        <w:numPr>
+          <w:ilvl w:val="0"/>
+          <w:numId w:val="1011"/>
+        </w:numPr>
+      </w:pPr>
+      <w:r>
+        <w:rPr>
+          <w:lang w:val="de"/>
+        </w:rPr>
+        <w:t xml:space="preserve">eine</w:t>
+      </w:r>
+      <w:r>
+        <w:rPr>
+          <w:lang w:val="de"/>
+        </w:rPr>
+        <w:t xml:space="preserve"> </w:t>
+      </w:r>
+      <w:r>
+        <w:rPr>
+          <w:b/>
+          <w:bCs/>
+          <w:lang w:val="de"/>
+        </w:rPr>
+        <w:t xml:space="preserve">Gegenprobe</w:t>
+      </w:r>
+      <w:r>
+        <w:rPr>
+          <w:lang w:val="de"/>
+        </w:rPr>
+        <w:t xml:space="preserve"> </w:t>
+      </w:r>
+      <w:r>
+        <w:rPr>
+          <w:lang w:val="de"/>
+        </w:rPr>
+        <w:t xml:space="preserve">zeigt, dass der neue Test die Änderung wirklich prüft,</w:t>
+      </w:r>
+    </w:p>
+    <w:p>
+      <w:pPr>
+        <w:pStyle w:val="Compact"/>
+        <w:numPr>
+          <w:ilvl w:val="0"/>
+          <w:numId w:val="1011"/>
+        </w:numPr>
+      </w:pPr>
+      <w:r>
+        <w:rPr>
+          <w:lang w:val="de"/>
+        </w:rPr>
+        <w:t xml:space="preserve">jede neue Regel eine</w:t>
+      </w:r>
+      <w:r>
+        <w:rPr>
+          <w:lang w:val="de"/>
+        </w:rPr>
+        <w:t xml:space="preserve"> </w:t>
+      </w:r>
+      <w:r>
+        <w:rPr>
+          <w:b/>
+          <w:bCs/>
+          <w:lang w:val="de"/>
+        </w:rPr>
+        <w:t xml:space="preserve">Fundstelle</w:t>
+      </w:r>
+      <w:r>
+        <w:rPr>
+          <w:lang w:val="de"/>
+        </w:rPr>
+        <w:t xml:space="preserve"> </w:t>
+      </w:r>
+      <w:r>
+        <w:rPr>
+          <w:lang w:val="de"/>
+        </w:rPr>
+        <w:t xml:space="preserve">nennt,</w:t>
+      </w:r>
+    </w:p>
+    <w:p>
+      <w:pPr>
+        <w:pStyle w:val="Compact"/>
+        <w:numPr>
+          <w:ilvl w:val="0"/>
+          <w:numId w:val="1011"/>
+        </w:numPr>
+      </w:pPr>
+      <w:r>
+        <w:rPr>
+          <w:lang w:val="de"/>
+        </w:rPr>
+        <w:t xml:space="preserve">Checkstyle nicht mehr Warnungen meldet als vorher,</w:t>
+      </w:r>
+    </w:p>
+    <w:p>
+      <w:pPr>
+        <w:pStyle w:val="Compact"/>
+        <w:numPr>
+          <w:ilvl w:val="0"/>
+          <w:numId w:val="1011"/>
+        </w:numPr>
+      </w:pPr>
+      <w:r>
+        <w:rPr>
           <w:lang w:val="de"/>
         </w:rPr>
         <w:t xml:space="preserve">die Dokumentation die Änderung trägt — und bei Oberflächenarbeit die</w:t>
@@ -8257,9 +9306,9 @@
         <w:t xml:space="preserve">Punkt 5 ist nicht Formsache: der Dunkelmodus hatte zwei Fehler, die kein Test gefunden hat und das erste Bild sofort zeigte.</w:t>
       </w:r>
     </w:p>
-    <w:bookmarkEnd w:id="45"/>
-    <w:bookmarkEnd w:id="46"/>
-    <w:bookmarkStart w:id="51" w:name="teil-5-zukunftspläne"/>
+    <w:bookmarkEnd w:id="52"/>
+    <w:bookmarkEnd w:id="53"/>
+    <w:bookmarkStart w:id="58" w:name="teil-5-zukunftspläne"/>
     <w:p>
       <w:pPr>
         <w:pStyle w:val="Heading1"/>
@@ -8271,7 +9320,7 @@
         <w:t xml:space="preserve">Teil 5 — Zukunftspläne</w:t>
       </w:r>
     </w:p>
-    <w:bookmarkStart w:id="47" w:name="als-nächstes-wenn-der-echtbetrieb-läuft"/>
+    <w:bookmarkStart w:id="54" w:name="als-nächstes-wenn-der-echtbetrieb-läuft"/>
     <w:p>
       <w:pPr>
         <w:pStyle w:val="Heading2"/>
@@ -8540,8 +9589,8 @@
         </w:tc>
       </w:tr>
     </w:tbl>
-    <w:bookmarkEnd w:id="47"/>
-    <w:bookmarkStart w:id="48" w:name="datensicherheit"/>
+    <w:bookmarkEnd w:id="54"/>
+    <w:bookmarkStart w:id="55" w:name="datensicherheit"/>
     <w:p>
       <w:pPr>
         <w:pStyle w:val="Heading2"/>
@@ -8562,402 +9611,6 @@
           <w:lang w:val="de"/>
         </w:rPr>
         <w:t xml:space="preserve">Nach Wirkung geordnet, nicht nach Aufwand:</w:t>
-      </w:r>
-    </w:p>
-    <w:p>
-      <w:pPr>
-        <w:pStyle w:val="Compact"/>
-        <w:numPr>
-          <w:ilvl w:val="0"/>
-          <w:numId w:val="1011"/>
-        </w:numPr>
-      </w:pPr>
-      <w:r>
-        <w:rPr>
-          <w:b/>
-          <w:bCs/>
-          <w:lang w:val="de"/>
-        </w:rPr>
-        <w:t xml:space="preserve">Festplattenverschlüsselung auf dem Arbeitsgerät</w:t>
-      </w:r>
-      <w:r>
-        <w:rPr>
-          <w:lang w:val="de"/>
-        </w:rPr>
-        <w:t xml:space="preserve"> </w:t>
-      </w:r>
-      <w:r>
-        <w:rPr>
-          <w:lang w:val="de"/>
-        </w:rPr>
-        <w:t xml:space="preserve">— deckt den häufigsten realen Fall ab (Verlust, Diebstahl) und kostet keine Zeile Quelltext.</w:t>
-      </w:r>
-      <w:r>
-        <w:rPr>
-          <w:lang w:val="de"/>
-        </w:rPr>
-        <w:t xml:space="preserve"> </w:t>
-      </w:r>
-      <w:r>
-        <w:rPr>
-          <w:b/>
-          <w:bCs/>
-          <w:lang w:val="de"/>
-        </w:rPr>
-        <w:t xml:space="preserve">Zuerst.</w:t>
-      </w:r>
-    </w:p>
-    <w:p>
-      <w:pPr>
-        <w:pStyle w:val="Compact"/>
-        <w:numPr>
-          <w:ilvl w:val="0"/>
-          <w:numId w:val="1011"/>
-        </w:numPr>
-      </w:pPr>
-      <w:r>
-        <w:rPr>
-          <w:b/>
-          <w:bCs/>
-          <w:lang w:val="de"/>
-        </w:rPr>
-        <w:t xml:space="preserve">Sicherung und Aufbewahrungsfristen</w:t>
-      </w:r>
-      <w:r>
-        <w:rPr>
-          <w:lang w:val="de"/>
-        </w:rPr>
-        <w:t xml:space="preserve"> </w:t>
-      </w:r>
-      <w:r>
-        <w:rPr>
-          <w:lang w:val="de"/>
-        </w:rPr>
-        <w:t xml:space="preserve">— was wann gelöscht werden darf und muss.</w:t>
-      </w:r>
-    </w:p>
-    <w:p>
-      <w:pPr>
-        <w:pStyle w:val="Compact"/>
-        <w:numPr>
-          <w:ilvl w:val="0"/>
-          <w:numId w:val="1011"/>
-        </w:numPr>
-      </w:pPr>
-      <w:r>
-        <w:rPr>
-          <w:b/>
-          <w:bCs/>
-          <w:lang w:val="de"/>
-        </w:rPr>
-        <w:t xml:space="preserve">Datenbankverschlüsselung</w:t>
-      </w:r>
-      <w:r>
-        <w:rPr>
-          <w:lang w:val="de"/>
-        </w:rPr>
-        <w:t xml:space="preserve"> </w:t>
-      </w:r>
-      <w:r>
-        <w:rPr>
-          <w:lang w:val="de"/>
-        </w:rPr>
-        <w:t xml:space="preserve">— der kleinere Gewinn, solange Punkt 1 fehlt.</w:t>
-      </w:r>
-    </w:p>
-    <w:p>
-      <w:pPr>
-        <w:pStyle w:val="Compact"/>
-        <w:numPr>
-          <w:ilvl w:val="0"/>
-          <w:numId w:val="1011"/>
-        </w:numPr>
-      </w:pPr>
-      <w:r>
-        <w:rPr>
-          <w:b/>
-          <w:bCs/>
-          <w:lang w:val="de"/>
-        </w:rPr>
-        <w:t xml:space="preserve">Anmeldung und Zugriffsprotokoll</w:t>
-      </w:r>
-      <w:r>
-        <w:rPr>
-          <w:lang w:val="de"/>
-        </w:rPr>
-        <w:t xml:space="preserve"> </w:t>
-      </w:r>
-      <w:r>
-        <w:rPr>
-          <w:lang w:val="de"/>
-        </w:rPr>
-        <w:t xml:space="preserve">— erst sinnvoll, wenn mehr als eine Person arbeitet.</w:t>
-      </w:r>
-    </w:p>
-    <w:p>
-      <w:pPr>
-        <w:pStyle w:val="FirstParagraph"/>
-      </w:pPr>
-      <w:r>
-        <w:rPr>
-          <w:lang w:val="de"/>
-        </w:rPr>
-        <w:t xml:space="preserve">Sobald echte Zugangsdaten dazukommen:</w:t>
-      </w:r>
-      <w:r>
-        <w:rPr>
-          <w:lang w:val="de"/>
-        </w:rPr>
-        <w:t xml:space="preserve"> </w:t>
-      </w:r>
-      <w:r>
-        <w:rPr>
-          <w:b/>
-          <w:bCs/>
-          <w:lang w:val="de"/>
-        </w:rPr>
-        <w:t xml:space="preserve">nicht in die Datenbank</w:t>
-      </w:r>
-      <w:r>
-        <w:rPr>
-          <w:lang w:val="de"/>
-        </w:rPr>
-        <w:t xml:space="preserve">, sondern in den Anmeldeinformationsspeicher des Betriebssystems.</w:t>
-      </w:r>
-    </w:p>
-    <w:bookmarkEnd w:id="48"/>
-    <w:bookmarkStart w:id="49" w:name="weiter-draußen"/>
-    <w:p>
-      <w:pPr>
-        <w:pStyle w:val="Heading2"/>
-      </w:pPr>
-      <w:r>
-        <w:rPr>
-          <w:lang w:val="de"/>
-        </w:rPr>
-        <w:t xml:space="preserve">Weiter draußen</w:t>
-      </w:r>
-    </w:p>
-    <w:p>
-      <w:pPr>
-        <w:pStyle w:val="FirstParagraph"/>
-      </w:pPr>
-      <w:r>
-        <w:rPr>
-          <w:b/>
-          <w:bCs/>
-          <w:lang w:val="de"/>
-        </w:rPr>
-        <w:t xml:space="preserve">KIM statt E-Mail.</w:t>
-      </w:r>
-      <w:r>
-        <w:rPr>
-          <w:lang w:val="de"/>
-        </w:rPr>
-        <w:t xml:space="preserve"> </w:t>
-      </w:r>
-      <w:r>
-        <w:rPr>
-          <w:lang w:val="de"/>
-        </w:rPr>
-        <w:t xml:space="preserve">Wird KIM verwendet, entfallen Krankenkassenkommunikationssystem, Auftragsdatei und SECON — drei der aufwendigsten Bausteine (GGT Anlage 20). Heute veröffentlicht</w:t>
-      </w:r>
-      <w:r>
-        <w:rPr>
-          <w:lang w:val="de"/>
-        </w:rPr>
-        <w:t xml:space="preserve"> </w:t>
-      </w:r>
-      <w:r>
-        <w:rPr>
-          <w:b/>
-          <w:bCs/>
-          <w:lang w:val="de"/>
-        </w:rPr>
-        <w:t xml:space="preserve">keine</w:t>
-      </w:r>
-      <w:r>
-        <w:rPr>
-          <w:lang w:val="de"/>
-        </w:rPr>
-        <w:t xml:space="preserve"> </w:t>
-      </w:r>
-      <w:r>
-        <w:rPr>
-          <w:lang w:val="de"/>
-        </w:rPr>
-        <w:t xml:space="preserve">Annahmestelle für Sonstige Leistungserbringer eine KIM-Adresse; der DFÜ-Schlüssel</w:t>
-      </w:r>
-      <w:r>
-        <w:rPr>
-          <w:lang w:val="de"/>
-        </w:rPr>
-        <w:t xml:space="preserve"> </w:t>
-      </w:r>
-      <w:r>
-        <w:rPr>
-          <w:rStyle w:val="VerbatimChar"/>
-          <w:lang w:val="de"/>
-        </w:rPr>
-        <w:t xml:space="preserve">080</w:t>
-      </w:r>
-      <w:r>
-        <w:rPr>
-          <w:lang w:val="de"/>
-        </w:rPr>
-        <w:t xml:space="preserve"> </w:t>
-      </w:r>
-      <w:r>
-        <w:rPr>
-          <w:lang w:val="de"/>
-        </w:rPr>
-        <w:t xml:space="preserve">ist aber vorgesehen.</w:t>
-      </w:r>
-      <w:r>
-        <w:rPr>
-          <w:lang w:val="de"/>
-        </w:rPr>
-        <w:t xml:space="preserve"> </w:t>
-      </w:r>
-      <w:r>
-        <w:rPr>
-          <w:b/>
-          <w:bCs/>
-          <w:lang w:val="de"/>
-        </w:rPr>
-        <w:t xml:space="preserve">Beim Quartalswechsel lohnt der Blick in die Kostenträgerdatei.</w:t>
-      </w:r>
-      <w:r>
-        <w:rPr>
-          <w:lang w:val="de"/>
-        </w:rPr>
-        <w:t xml:space="preserve"> </w:t>
-      </w:r>
-      <w:r>
-        <w:rPr>
-          <w:lang w:val="de"/>
-        </w:rPr>
-        <w:t xml:space="preserve">Sobald dort eine</w:t>
-      </w:r>
-      <w:r>
-        <w:rPr>
-          <w:lang w:val="de"/>
-        </w:rPr>
-        <w:t xml:space="preserve"> </w:t>
-      </w:r>
-      <w:r>
-        <w:rPr>
-          <w:rStyle w:val="VerbatimChar"/>
-          <w:lang w:val="de"/>
-        </w:rPr>
-        <w:t xml:space="preserve">080</w:t>
-      </w:r>
-      <w:r>
-        <w:rPr>
-          <w:lang w:val="de"/>
-        </w:rPr>
-        <w:t xml:space="preserve"> </w:t>
-      </w:r>
-      <w:r>
-        <w:rPr>
-          <w:lang w:val="de"/>
-        </w:rPr>
-        <w:t xml:space="preserve">auftaucht, ändert sich die Rechnung: die Bausteine 1.6 und 2.2 wären dann nicht mehr nötig, dafür ein TI-Anschluss mit SMC-B und laufenden Kosten.</w:t>
-      </w:r>
-    </w:p>
-    <w:p>
-      <w:pPr>
-        <w:pStyle w:val="BodyText"/>
-      </w:pPr>
-      <w:r>
-        <w:rPr>
-          <w:b/>
-          <w:bCs/>
-          <w:lang w:val="de"/>
-        </w:rPr>
-        <w:t xml:space="preserve">Weitere Leistungsbereiche.</w:t>
-      </w:r>
-      <w:r>
-        <w:rPr>
-          <w:lang w:val="de"/>
-        </w:rPr>
-        <w:t xml:space="preserve"> </w:t>
-      </w:r>
-      <w:r>
-        <w:rPr>
-          <w:rStyle w:val="VerbatimChar"/>
-          <w:lang w:val="de"/>
-        </w:rPr>
-        <w:t xml:space="preserve">Leistungsbereich</w:t>
-      </w:r>
-      <w:r>
-        <w:rPr>
-          <w:lang w:val="de"/>
-        </w:rPr>
-        <w:t xml:space="preserve"> </w:t>
-      </w:r>
-      <w:r>
-        <w:rPr>
-          <w:lang w:val="de"/>
-        </w:rPr>
-        <w:t xml:space="preserve">kennt bereits alle Sammelgruppenschlüssel aus Anlage 3; es fehlen nur Einträge in</w:t>
-      </w:r>
-      <w:r>
-        <w:rPr>
-          <w:lang w:val="de"/>
-        </w:rPr>
-        <w:t xml:space="preserve"> </w:t>
-      </w:r>
-      <w:r>
-        <w:rPr>
-          <w:rStyle w:val="VerbatimChar"/>
-          <w:lang w:val="de"/>
-        </w:rPr>
-        <w:t xml:space="preserve">codes/abrechnungscodes.json</w:t>
-      </w:r>
-      <w:r>
-        <w:rPr>
-          <w:lang w:val="de"/>
-        </w:rPr>
-        <w:t xml:space="preserve">. Der Schritt ist klein, sobald jemand ihn braucht.</w:t>
-      </w:r>
-    </w:p>
-    <w:p>
-      <w:pPr>
-        <w:pStyle w:val="BodyText"/>
-      </w:pPr>
-      <w:r>
-        <w:rPr>
-          <w:b/>
-          <w:bCs/>
-          <w:lang w:val="de"/>
-        </w:rPr>
-        <w:t xml:space="preserve">Automatische Abrechnung</w:t>
-      </w:r>
-      <w:r>
-        <w:rPr>
-          <w:lang w:val="de"/>
-        </w:rPr>
-        <w:t xml:space="preserve"> </w:t>
-      </w:r>
-      <w:r>
-        <w:rPr>
-          <w:lang w:val="de"/>
-        </w:rPr>
-        <w:t xml:space="preserve">(monatlich, ohne Anstoß) — zurückgestellt. Erst soll der Weg von Hand verlässlich sein. Ein automatischer Lauf, der Forderungen an Krankenkassen stellt, ohne dass jemand hinsieht, ist die falsche Reihenfolge.</w:t>
-      </w:r>
-    </w:p>
-    <w:bookmarkEnd w:id="49"/>
-    <w:bookmarkStart w:id="50" w:name="was-bewusst-nicht-geplant-ist"/>
-    <w:p>
-      <w:pPr>
-        <w:pStyle w:val="Heading2"/>
-      </w:pPr>
-      <w:r>
-        <w:rPr>
-          <w:lang w:val="de"/>
-        </w:rPr>
-        <w:t xml:space="preserve">Was bewusst nicht geplant ist</w:t>
       </w:r>
     </w:p>
     <w:p>
@@ -8974,19 +9627,45 @@
           <w:bCs/>
           <w:lang w:val="de"/>
         </w:rPr>
-        <w:t xml:space="preserve">Mehrbenutzerbetrieb.</w:t>
-      </w:r>
-      <w:r>
-        <w:rPr>
-          <w:lang w:val="de"/>
-        </w:rPr>
-        <w:t xml:space="preserve"> </w:t>
-      </w:r>
-      <w:r>
-        <w:rPr>
-          <w:lang w:val="de"/>
-        </w:rPr>
-        <w:t xml:space="preserve">SQLite lässt einen Schreiber zu; das reicht für eine Praxis und ist eine bewusste Grenze.</w:t>
+        <w:t xml:space="preserve">Festplattenverschlüsselung auf dem Arbeitsgerät</w:t>
+      </w:r>
+      <w:r>
+        <w:rPr>
+          <w:lang w:val="de"/>
+        </w:rPr>
+        <w:t xml:space="preserve"> </w:t>
+      </w:r>
+      <w:r>
+        <w:rPr>
+          <w:lang w:val="de"/>
+        </w:rPr>
+        <w:t xml:space="preserve">— deckt den häufigsten realen Fall ab (Verlust, Diebstahl) und kostet keine Zeile Quelltext.</w:t>
+      </w:r>
+      <w:r>
+        <w:rPr>
+          <w:lang w:val="de"/>
+        </w:rPr>
+        <w:t xml:space="preserve"> </w:t>
+      </w:r>
+      <w:r>
+        <w:rPr>
+          <w:b/>
+          <w:bCs/>
+          <w:lang w:val="de"/>
+        </w:rPr>
+        <w:t xml:space="preserve">Zuerst</w:t>
+      </w:r>
+      <w:r>
+        <w:rPr>
+          <w:lang w:val="de"/>
+        </w:rPr>
+        <w:t xml:space="preserve"> </w:t>
+      </w:r>
+      <w:r>
+        <w:rPr>
+          <w:lang w:val="de"/>
+        </w:rPr>
+        <w:t xml:space="preserve">— und spätestens, bevor mit 1.7 eine Kontoverbindung in die unverschlüsselte Datenbank kommt.</w:t>
       </w:r>
     </w:p>
     <w:p>
@@ -9003,19 +9682,19 @@
           <w:bCs/>
           <w:lang w:val="de"/>
         </w:rPr>
-        <w:t xml:space="preserve">Privatabrechnung.</w:t>
-      </w:r>
-      <w:r>
-        <w:rPr>
-          <w:lang w:val="de"/>
-        </w:rPr>
-        <w:t xml:space="preserve"> </w:t>
-      </w:r>
-      <w:r>
-        <w:rPr>
-          <w:lang w:val="de"/>
-        </w:rPr>
-        <w:t xml:space="preserve">Ein anderes Verfahren mit eigenen Regeln.</w:t>
+        <w:t xml:space="preserve">Sicherung und Aufbewahrungsfristen</w:t>
+      </w:r>
+      <w:r>
+        <w:rPr>
+          <w:lang w:val="de"/>
+        </w:rPr>
+        <w:t xml:space="preserve"> </w:t>
+      </w:r>
+      <w:r>
+        <w:rPr>
+          <w:lang w:val="de"/>
+        </w:rPr>
+        <w:t xml:space="preserve">— was wann gelöscht werden darf und muss.</w:t>
       </w:r>
     </w:p>
     <w:p>
@@ -9032,6 +9711,388 @@
           <w:bCs/>
           <w:lang w:val="de"/>
         </w:rPr>
+        <w:t xml:space="preserve">Datenbankverschlüsselung</w:t>
+      </w:r>
+      <w:r>
+        <w:rPr>
+          <w:lang w:val="de"/>
+        </w:rPr>
+        <w:t xml:space="preserve"> </w:t>
+      </w:r>
+      <w:r>
+        <w:rPr>
+          <w:lang w:val="de"/>
+        </w:rPr>
+        <w:t xml:space="preserve">— der kleinere Gewinn, solange Punkt 1 fehlt.</w:t>
+      </w:r>
+    </w:p>
+    <w:p>
+      <w:pPr>
+        <w:pStyle w:val="Compact"/>
+        <w:numPr>
+          <w:ilvl w:val="0"/>
+          <w:numId w:val="1012"/>
+        </w:numPr>
+      </w:pPr>
+      <w:r>
+        <w:rPr>
+          <w:b/>
+          <w:bCs/>
+          <w:lang w:val="de"/>
+        </w:rPr>
+        <w:t xml:space="preserve">Anmeldung und Zugriffsprotokoll</w:t>
+      </w:r>
+      <w:r>
+        <w:rPr>
+          <w:lang w:val="de"/>
+        </w:rPr>
+        <w:t xml:space="preserve"> </w:t>
+      </w:r>
+      <w:r>
+        <w:rPr>
+          <w:lang w:val="de"/>
+        </w:rPr>
+        <w:t xml:space="preserve">— erst sinnvoll, wenn mehr als eine Person arbeitet.</w:t>
+      </w:r>
+    </w:p>
+    <w:p>
+      <w:pPr>
+        <w:pStyle w:val="FirstParagraph"/>
+      </w:pPr>
+      <w:r>
+        <w:rPr>
+          <w:lang w:val="de"/>
+        </w:rPr>
+        <w:t xml:space="preserve">Sobald echte Zugangsdaten dazukommen:</w:t>
+      </w:r>
+      <w:r>
+        <w:rPr>
+          <w:lang w:val="de"/>
+        </w:rPr>
+        <w:t xml:space="preserve"> </w:t>
+      </w:r>
+      <w:r>
+        <w:rPr>
+          <w:b/>
+          <w:bCs/>
+          <w:lang w:val="de"/>
+        </w:rPr>
+        <w:t xml:space="preserve">nicht in die Datenbank</w:t>
+      </w:r>
+      <w:r>
+        <w:rPr>
+          <w:lang w:val="de"/>
+        </w:rPr>
+        <w:t xml:space="preserve">, sondern in den Anmeldeinformationsspeicher des Betriebssystems.</w:t>
+      </w:r>
+    </w:p>
+    <w:bookmarkEnd w:id="55"/>
+    <w:bookmarkStart w:id="56" w:name="weiter-draußen"/>
+    <w:p>
+      <w:pPr>
+        <w:pStyle w:val="Heading2"/>
+      </w:pPr>
+      <w:r>
+        <w:rPr>
+          <w:lang w:val="de"/>
+        </w:rPr>
+        <w:t xml:space="preserve">Weiter draußen</w:t>
+      </w:r>
+    </w:p>
+    <w:p>
+      <w:pPr>
+        <w:pStyle w:val="FirstParagraph"/>
+      </w:pPr>
+      <w:r>
+        <w:rPr>
+          <w:b/>
+          <w:bCs/>
+          <w:lang w:val="de"/>
+        </w:rPr>
+        <w:t xml:space="preserve">KIM statt E-Mail.</w:t>
+      </w:r>
+      <w:r>
+        <w:rPr>
+          <w:lang w:val="de"/>
+        </w:rPr>
+        <w:t xml:space="preserve"> </w:t>
+      </w:r>
+      <w:r>
+        <w:rPr>
+          <w:lang w:val="de"/>
+        </w:rPr>
+        <w:t xml:space="preserve">Wird KIM verwendet, entfallen Krankenkassenkommunikationssystem, Auftragsdatei und SECON — drei der aufwendigsten Bausteine (GGT Anlage 20). Heute veröffentlicht</w:t>
+      </w:r>
+      <w:r>
+        <w:rPr>
+          <w:lang w:val="de"/>
+        </w:rPr>
+        <w:t xml:space="preserve"> </w:t>
+      </w:r>
+      <w:r>
+        <w:rPr>
+          <w:b/>
+          <w:bCs/>
+          <w:lang w:val="de"/>
+        </w:rPr>
+        <w:t xml:space="preserve">keine</w:t>
+      </w:r>
+      <w:r>
+        <w:rPr>
+          <w:lang w:val="de"/>
+        </w:rPr>
+        <w:t xml:space="preserve"> </w:t>
+      </w:r>
+      <w:r>
+        <w:rPr>
+          <w:lang w:val="de"/>
+        </w:rPr>
+        <w:t xml:space="preserve">Annahmestelle für Sonstige Leistungserbringer eine KIM-Adresse; der DFÜ-Schlüssel</w:t>
+      </w:r>
+      <w:r>
+        <w:rPr>
+          <w:lang w:val="de"/>
+        </w:rPr>
+        <w:t xml:space="preserve"> </w:t>
+      </w:r>
+      <w:r>
+        <w:rPr>
+          <w:rStyle w:val="VerbatimChar"/>
+          <w:lang w:val="de"/>
+        </w:rPr>
+        <w:t xml:space="preserve">080</w:t>
+      </w:r>
+      <w:r>
+        <w:rPr>
+          <w:lang w:val="de"/>
+        </w:rPr>
+        <w:t xml:space="preserve"> </w:t>
+      </w:r>
+      <w:r>
+        <w:rPr>
+          <w:lang w:val="de"/>
+        </w:rPr>
+        <w:t xml:space="preserve">ist aber vorgesehen.</w:t>
+      </w:r>
+      <w:r>
+        <w:rPr>
+          <w:lang w:val="de"/>
+        </w:rPr>
+        <w:t xml:space="preserve"> </w:t>
+      </w:r>
+      <w:r>
+        <w:rPr>
+          <w:b/>
+          <w:bCs/>
+          <w:lang w:val="de"/>
+        </w:rPr>
+        <w:t xml:space="preserve">Beim Quartalswechsel lohnt der Blick in die Kostenträgerdatei.</w:t>
+      </w:r>
+      <w:r>
+        <w:rPr>
+          <w:lang w:val="de"/>
+        </w:rPr>
+        <w:t xml:space="preserve"> </w:t>
+      </w:r>
+      <w:r>
+        <w:rPr>
+          <w:lang w:val="de"/>
+        </w:rPr>
+        <w:t xml:space="preserve">Sobald dort eine</w:t>
+      </w:r>
+      <w:r>
+        <w:rPr>
+          <w:lang w:val="de"/>
+        </w:rPr>
+        <w:t xml:space="preserve"> </w:t>
+      </w:r>
+      <w:r>
+        <w:rPr>
+          <w:rStyle w:val="VerbatimChar"/>
+          <w:lang w:val="de"/>
+        </w:rPr>
+        <w:t xml:space="preserve">080</w:t>
+      </w:r>
+      <w:r>
+        <w:rPr>
+          <w:lang w:val="de"/>
+        </w:rPr>
+        <w:t xml:space="preserve"> </w:t>
+      </w:r>
+      <w:r>
+        <w:rPr>
+          <w:lang w:val="de"/>
+        </w:rPr>
+        <w:t xml:space="preserve">auftaucht, ändert sich die Rechnung: die Bausteine 1.6 und 2.2 wären dann nicht mehr nötig, dafür ein TI-Anschluss mit SMC-B und laufenden Kosten.</w:t>
+      </w:r>
+    </w:p>
+    <w:p>
+      <w:pPr>
+        <w:pStyle w:val="BodyText"/>
+      </w:pPr>
+      <w:r>
+        <w:rPr>
+          <w:b/>
+          <w:bCs/>
+          <w:lang w:val="de"/>
+        </w:rPr>
+        <w:t xml:space="preserve">Weitere Leistungsbereiche.</w:t>
+      </w:r>
+      <w:r>
+        <w:rPr>
+          <w:lang w:val="de"/>
+        </w:rPr>
+        <w:t xml:space="preserve"> </w:t>
+      </w:r>
+      <w:r>
+        <w:rPr>
+          <w:rStyle w:val="VerbatimChar"/>
+          <w:lang w:val="de"/>
+        </w:rPr>
+        <w:t xml:space="preserve">Leistungsbereich</w:t>
+      </w:r>
+      <w:r>
+        <w:rPr>
+          <w:lang w:val="de"/>
+        </w:rPr>
+        <w:t xml:space="preserve"> </w:t>
+      </w:r>
+      <w:r>
+        <w:rPr>
+          <w:lang w:val="de"/>
+        </w:rPr>
+        <w:t xml:space="preserve">kennt bereits alle Sammelgruppenschlüssel aus Anlage 3; es fehlen nur Einträge in</w:t>
+      </w:r>
+      <w:r>
+        <w:rPr>
+          <w:lang w:val="de"/>
+        </w:rPr>
+        <w:t xml:space="preserve"> </w:t>
+      </w:r>
+      <w:r>
+        <w:rPr>
+          <w:rStyle w:val="VerbatimChar"/>
+          <w:lang w:val="de"/>
+        </w:rPr>
+        <w:t xml:space="preserve">codes/abrechnungscodes.json</w:t>
+      </w:r>
+      <w:r>
+        <w:rPr>
+          <w:lang w:val="de"/>
+        </w:rPr>
+        <w:t xml:space="preserve">. Der Schritt ist klein, sobald jemand ihn braucht.</w:t>
+      </w:r>
+    </w:p>
+    <w:p>
+      <w:pPr>
+        <w:pStyle w:val="BodyText"/>
+      </w:pPr>
+      <w:r>
+        <w:rPr>
+          <w:b/>
+          <w:bCs/>
+          <w:lang w:val="de"/>
+        </w:rPr>
+        <w:t xml:space="preserve">Automatische Abrechnung</w:t>
+      </w:r>
+      <w:r>
+        <w:rPr>
+          <w:lang w:val="de"/>
+        </w:rPr>
+        <w:t xml:space="preserve"> </w:t>
+      </w:r>
+      <w:r>
+        <w:rPr>
+          <w:lang w:val="de"/>
+        </w:rPr>
+        <w:t xml:space="preserve">(monatlich, ohne Anstoß) — zurückgestellt. Erst soll der Weg von Hand verlässlich sein. Ein automatischer Lauf, der Forderungen an Krankenkassen stellt, ohne dass jemand hinsieht, ist die falsche Reihenfolge.</w:t>
+      </w:r>
+    </w:p>
+    <w:bookmarkEnd w:id="56"/>
+    <w:bookmarkStart w:id="57" w:name="was-bewusst-nicht-geplant-ist"/>
+    <w:p>
+      <w:pPr>
+        <w:pStyle w:val="Heading2"/>
+      </w:pPr>
+      <w:r>
+        <w:rPr>
+          <w:lang w:val="de"/>
+        </w:rPr>
+        <w:t xml:space="preserve">Was bewusst nicht geplant ist</w:t>
+      </w:r>
+    </w:p>
+    <w:p>
+      <w:pPr>
+        <w:pStyle w:val="Compact"/>
+        <w:numPr>
+          <w:ilvl w:val="0"/>
+          <w:numId w:val="1013"/>
+        </w:numPr>
+      </w:pPr>
+      <w:r>
+        <w:rPr>
+          <w:b/>
+          <w:bCs/>
+          <w:lang w:val="de"/>
+        </w:rPr>
+        <w:t xml:space="preserve">Mehrbenutzerbetrieb.</w:t>
+      </w:r>
+      <w:r>
+        <w:rPr>
+          <w:lang w:val="de"/>
+        </w:rPr>
+        <w:t xml:space="preserve"> </w:t>
+      </w:r>
+      <w:r>
+        <w:rPr>
+          <w:lang w:val="de"/>
+        </w:rPr>
+        <w:t xml:space="preserve">SQLite lässt einen Schreiber zu; das reicht für eine Praxis und ist eine bewusste Grenze.</w:t>
+      </w:r>
+    </w:p>
+    <w:p>
+      <w:pPr>
+        <w:pStyle w:val="Compact"/>
+        <w:numPr>
+          <w:ilvl w:val="0"/>
+          <w:numId w:val="1013"/>
+        </w:numPr>
+      </w:pPr>
+      <w:r>
+        <w:rPr>
+          <w:b/>
+          <w:bCs/>
+          <w:lang w:val="de"/>
+        </w:rPr>
+        <w:t xml:space="preserve">Privatabrechnung.</w:t>
+      </w:r>
+      <w:r>
+        <w:rPr>
+          <w:lang w:val="de"/>
+        </w:rPr>
+        <w:t xml:space="preserve"> </w:t>
+      </w:r>
+      <w:r>
+        <w:rPr>
+          <w:lang w:val="de"/>
+        </w:rPr>
+        <w:t xml:space="preserve">Ein anderes Verfahren mit eigenen Regeln.</w:t>
+      </w:r>
+    </w:p>
+    <w:p>
+      <w:pPr>
+        <w:pStyle w:val="Compact"/>
+        <w:numPr>
+          <w:ilvl w:val="0"/>
+          <w:numId w:val="1013"/>
+        </w:numPr>
+      </w:pPr>
+      <w:r>
+        <w:rPr>
+          <w:b/>
+          <w:bCs/>
+          <w:lang w:val="de"/>
+        </w:rPr>
         <w:t xml:space="preserve">Eine Weboberfläche.</w:t>
       </w:r>
       <w:r>
@@ -9047,9 +10108,9 @@
         <w:t xml:space="preserve">Die Daten liegen beim Benutzer, und das ist ein Vorzug, kein Mangel.</w:t>
       </w:r>
     </w:p>
-    <w:bookmarkEnd w:id="50"/>
-    <w:bookmarkEnd w:id="51"/>
-    <w:bookmarkStart w:id="52" w:name="anhang-woher-die-angaben-stammen"/>
+    <w:bookmarkEnd w:id="57"/>
+    <w:bookmarkEnd w:id="58"/>
+    <w:bookmarkStart w:id="59" w:name="anhang-woher-die-angaben-stammen"/>
     <w:p>
       <w:pPr>
         <w:pStyle w:val="Heading1"/>
@@ -9506,21 +10567,21 @@
               <w:rPr>
                 <w:lang w:val="de"/>
               </w:rPr>
-              <w:t xml:space="preserve">Auftragsdatei</w:t>
-            </w:r>
-          </w:p>
-        </w:tc>
-        <w:tc>
-          <w:tcPr/>
-          <w:p>
-            <w:pPr>
-              <w:pStyle w:val="Compact"/>
-            </w:pPr>
-            <w:r>
-              <w:rPr>
-                <w:lang w:val="de"/>
-              </w:rPr>
-              <w:t xml:space="preserve">GGT Anlage 2</w:t>
+              <w:t xml:space="preserve">Keine Bankverbindung in der Nutzdatendatei</w:t>
+            </w:r>
+          </w:p>
+        </w:tc>
+        <w:tc>
+          <w:tcPr/>
+          <w:p>
+            <w:pPr>
+              <w:pStyle w:val="Compact"/>
+            </w:pPr>
+            <w:r>
+              <w:rPr>
+                <w:lang w:val="de"/>
+              </w:rPr>
+              <w:t xml:space="preserve">Anlage 1, Abschnitt 5.5 — kein Segment und kein Feld dafür</w:t>
             </w:r>
           </w:p>
         </w:tc>
@@ -9536,21 +10597,21 @@
               <w:rPr>
                 <w:lang w:val="de"/>
               </w:rPr>
-              <w:t xml:space="preserve">KIM ersetzt KKS, Auftragsdatei, SECON</w:t>
-            </w:r>
-          </w:p>
-        </w:tc>
-        <w:tc>
-          <w:tcPr/>
-          <w:p>
-            <w:pPr>
-              <w:pStyle w:val="Compact"/>
-            </w:pPr>
-            <w:r>
-              <w:rPr>
-                <w:lang w:val="de"/>
-              </w:rPr>
-              <w:t xml:space="preserve">GGT Anlage 20, Abschnitt 1</w:t>
+              <w:t xml:space="preserve">Auftragsdatei</w:t>
+            </w:r>
+          </w:p>
+        </w:tc>
+        <w:tc>
+          <w:tcPr/>
+          <w:p>
+            <w:pPr>
+              <w:pStyle w:val="Compact"/>
+            </w:pPr>
+            <w:r>
+              <w:rPr>
+                <w:lang w:val="de"/>
+              </w:rPr>
+              <w:t xml:space="preserve">GGT Anlage 2</w:t>
             </w:r>
           </w:p>
         </w:tc>
@@ -9566,21 +10627,21 @@
               <w:rPr>
                 <w:lang w:val="de"/>
               </w:rPr>
-              <w:t xml:space="preserve">Zertifikat: Preis, Gültigkeit, je IK</w:t>
-            </w:r>
-          </w:p>
-        </w:tc>
-        <w:tc>
-          <w:tcPr/>
-          <w:p>
-            <w:pPr>
-              <w:pStyle w:val="Compact"/>
-            </w:pPr>
-            <w:r>
-              <w:rPr>
-                <w:lang w:val="de"/>
-              </w:rPr>
-              <w:t xml:space="preserve">ITSG Trust Center</w:t>
+              <w:t xml:space="preserve">KIM ersetzt KKS, Auftragsdatei, SECON</w:t>
+            </w:r>
+          </w:p>
+        </w:tc>
+        <w:tc>
+          <w:tcPr/>
+          <w:p>
+            <w:pPr>
+              <w:pStyle w:val="Compact"/>
+            </w:pPr>
+            <w:r>
+              <w:rPr>
+                <w:lang w:val="de"/>
+              </w:rPr>
+              <w:t xml:space="preserve">GGT Anlage 20, Abschnitt 1</w:t>
             </w:r>
           </w:p>
         </w:tc>
@@ -9596,6 +10657,36 @@
               <w:rPr>
                 <w:lang w:val="de"/>
               </w:rPr>
+              <w:t xml:space="preserve">Zertifikat: Preis, Gültigkeit, je IK</w:t>
+            </w:r>
+          </w:p>
+        </w:tc>
+        <w:tc>
+          <w:tcPr/>
+          <w:p>
+            <w:pPr>
+              <w:pStyle w:val="Compact"/>
+            </w:pPr>
+            <w:r>
+              <w:rPr>
+                <w:lang w:val="de"/>
+              </w:rPr>
+              <w:t xml:space="preserve">ITSG Trust Center</w:t>
+            </w:r>
+          </w:p>
+        </w:tc>
+      </w:tr>
+      <w:tr>
+        <w:tc>
+          <w:tcPr/>
+          <w:p>
+            <w:pPr>
+              <w:pStyle w:val="Compact"/>
+            </w:pPr>
+            <w:r>
+              <w:rPr>
+                <w:lang w:val="de"/>
+              </w:rPr>
               <w:t xml:space="preserve">IK gebührenfrei</w:t>
             </w:r>
           </w:p>
@@ -9678,7 +10769,7 @@
         <w:t xml:space="preserve">— oder stellt fest, dass er keine hat.</w:t>
       </w:r>
     </w:p>
-    <w:bookmarkEnd w:id="52"/>
+    <w:bookmarkEnd w:id="59"/>
     <w:sectPr>
       <w:footnotePr>
         <w:numRestart w:val="eachSect"/>
@@ -9874,82 +10965,6 @@
       </w:pPr>
     </w:lvl>
   </w:abstractNum>
-  <w:abstractNum w:abstractNumId="992">
-    <w:nsid w:val="0000A992"/>
-    <w:multiLevelType w:val="multilevel"/>
-    <w:lvl w:ilvl="0">
-      <w:numFmt w:val="bullet"/>
-      <w:lvlText w:val="☐"/>
-      <w:lvlJc w:val="left"/>
-      <w:pPr>
-        <w:ind w:left="720" w:hanging="360"/>
-      </w:pPr>
-    </w:lvl>
-    <w:lvl w:ilvl="1">
-      <w:numFmt w:val="bullet"/>
-      <w:lvlText w:val="☐"/>
-      <w:lvlJc w:val="left"/>
-      <w:pPr>
-        <w:ind w:left="1440" w:hanging="360"/>
-      </w:pPr>
-    </w:lvl>
-    <w:lvl w:ilvl="2">
-      <w:numFmt w:val="bullet"/>
-      <w:lvlText w:val="☐"/>
-      <w:lvlJc w:val="left"/>
-      <w:pPr>
-        <w:ind w:left="2160" w:hanging="360"/>
-      </w:pPr>
-    </w:lvl>
-    <w:lvl w:ilvl="3">
-      <w:numFmt w:val="bullet"/>
-      <w:lvlText w:val="☐"/>
-      <w:lvlJc w:val="left"/>
-      <w:pPr>
-        <w:ind w:left="2880" w:hanging="360"/>
-      </w:pPr>
-    </w:lvl>
-    <w:lvl w:ilvl="4">
-      <w:numFmt w:val="bullet"/>
-      <w:lvlText w:val="☐"/>
-      <w:lvlJc w:val="left"/>
-      <w:pPr>
-        <w:ind w:left="3600" w:hanging="360"/>
-      </w:pPr>
-    </w:lvl>
-    <w:lvl w:ilvl="5">
-      <w:numFmt w:val="bullet"/>
-      <w:lvlText w:val="☐"/>
-      <w:lvlJc w:val="left"/>
-      <w:pPr>
-        <w:ind w:left="4320" w:hanging="360"/>
-      </w:pPr>
-    </w:lvl>
-    <w:lvl w:ilvl="6">
-      <w:numFmt w:val="bullet"/>
-      <w:lvlText w:val="☐"/>
-      <w:lvlJc w:val="left"/>
-      <w:pPr>
-        <w:ind w:left="5040" w:hanging="360"/>
-      </w:pPr>
-    </w:lvl>
-    <w:lvl w:ilvl="7">
-      <w:numFmt w:val="bullet"/>
-      <w:lvlText w:val="☐"/>
-      <w:lvlJc w:val="left"/>
-      <w:pPr>
-        <w:ind w:left="5760" w:hanging="360"/>
-      </w:pPr>
-    </w:lvl>
-    <w:lvl w:ilvl="8">
-      <w:numFmt w:val="bullet"/>
-      <w:lvlText w:val="☐"/>
-      <w:lvlJc w:val="left"/>
-      <w:pPr>
-        <w:ind w:left="6480" w:hanging="360"/>
-      </w:pPr>
-    </w:lvl>
-  </w:abstractNum>
   <w:abstractNum w:abstractNumId="991">
     <w:nsid w:val="0000A991"/>
     <w:multiLevelType w:val="multilevel"/>
@@ -10051,6 +11066,82 @@
       <w:rPr>
         <w:rFonts w:ascii="Wingdings" w:hAnsi="Wingdings" w:cs="Wingdings" w:hint="default"/>
       </w:rPr>
+    </w:lvl>
+  </w:abstractNum>
+  <w:abstractNum w:abstractNumId="992">
+    <w:nsid w:val="0000A992"/>
+    <w:multiLevelType w:val="multilevel"/>
+    <w:lvl w:ilvl="0">
+      <w:numFmt w:val="bullet"/>
+      <w:lvlText w:val="☐"/>
+      <w:lvlJc w:val="left"/>
+      <w:pPr>
+        <w:ind w:left="720" w:hanging="360"/>
+      </w:pPr>
+    </w:lvl>
+    <w:lvl w:ilvl="1">
+      <w:numFmt w:val="bullet"/>
+      <w:lvlText w:val="☐"/>
+      <w:lvlJc w:val="left"/>
+      <w:pPr>
+        <w:ind w:left="1440" w:hanging="360"/>
+      </w:pPr>
+    </w:lvl>
+    <w:lvl w:ilvl="2">
+      <w:numFmt w:val="bullet"/>
+      <w:lvlText w:val="☐"/>
+      <w:lvlJc w:val="left"/>
+      <w:pPr>
+        <w:ind w:left="2160" w:hanging="360"/>
+      </w:pPr>
+    </w:lvl>
+    <w:lvl w:ilvl="3">
+      <w:numFmt w:val="bullet"/>
+      <w:lvlText w:val="☐"/>
+      <w:lvlJc w:val="left"/>
+      <w:pPr>
+        <w:ind w:left="2880" w:hanging="360"/>
+      </w:pPr>
+    </w:lvl>
+    <w:lvl w:ilvl="4">
+      <w:numFmt w:val="bullet"/>
+      <w:lvlText w:val="☐"/>
+      <w:lvlJc w:val="left"/>
+      <w:pPr>
+        <w:ind w:left="3600" w:hanging="360"/>
+      </w:pPr>
+    </w:lvl>
+    <w:lvl w:ilvl="5">
+      <w:numFmt w:val="bullet"/>
+      <w:lvlText w:val="☐"/>
+      <w:lvlJc w:val="left"/>
+      <w:pPr>
+        <w:ind w:left="4320" w:hanging="360"/>
+      </w:pPr>
+    </w:lvl>
+    <w:lvl w:ilvl="6">
+      <w:numFmt w:val="bullet"/>
+      <w:lvlText w:val="☐"/>
+      <w:lvlJc w:val="left"/>
+      <w:pPr>
+        <w:ind w:left="5040" w:hanging="360"/>
+      </w:pPr>
+    </w:lvl>
+    <w:lvl w:ilvl="7">
+      <w:numFmt w:val="bullet"/>
+      <w:lvlText w:val="☐"/>
+      <w:lvlJc w:val="left"/>
+      <w:pPr>
+        <w:ind w:left="5760" w:hanging="360"/>
+      </w:pPr>
+    </w:lvl>
+    <w:lvl w:ilvl="8">
+      <w:numFmt w:val="bullet"/>
+      <w:lvlText w:val="☐"/>
+      <w:lvlJc w:val="left"/>
+      <w:pPr>
+        <w:ind w:left="6480" w:hanging="360"/>
+      </w:pPr>
     </w:lvl>
   </w:abstractNum>
   <w:num w:numId="1000">
@@ -10087,6 +11178,9 @@
     </w:lvlOverride>
   </w:num>
   <w:num w:numId="1002">
+    <w:abstractNumId w:val="991"/>
+  </w:num>
+  <w:num w:numId="1003">
     <w:abstractNumId w:val="99411"/>
     <w:lvlOverride w:ilvl="0">
       <w:startOverride w:val="1"/>
@@ -10116,9 +11210,6 @@
       <w:startOverride w:val="1"/>
     </w:lvlOverride>
   </w:num>
-  <w:num w:numId="1003">
-    <w:abstractNumId w:val="992"/>
-  </w:num>
   <w:num w:numId="1004">
     <w:abstractNumId w:val="992"/>
   </w:num>
@@ -10135,37 +11226,10 @@
     <w:abstractNumId w:val="992"/>
   </w:num>
   <w:num w:numId="1009">
-    <w:abstractNumId w:val="991"/>
+    <w:abstractNumId w:val="992"/>
   </w:num>
   <w:num w:numId="1010">
-    <w:abstractNumId w:val="99411"/>
-    <w:lvlOverride w:ilvl="0">
-      <w:startOverride w:val="1"/>
-    </w:lvlOverride>
-    <w:lvlOverride w:ilvl="1">
-      <w:startOverride w:val="1"/>
-    </w:lvlOverride>
-    <w:lvlOverride w:ilvl="2">
-      <w:startOverride w:val="1"/>
-    </w:lvlOverride>
-    <w:lvlOverride w:ilvl="3">
-      <w:startOverride w:val="1"/>
-    </w:lvlOverride>
-    <w:lvlOverride w:ilvl="4">
-      <w:startOverride w:val="1"/>
-    </w:lvlOverride>
-    <w:lvlOverride w:ilvl="5">
-      <w:startOverride w:val="1"/>
-    </w:lvlOverride>
-    <w:lvlOverride w:ilvl="6">
-      <w:startOverride w:val="1"/>
-    </w:lvlOverride>
-    <w:lvlOverride w:ilvl="7">
-      <w:startOverride w:val="1"/>
-    </w:lvlOverride>
-    <w:lvlOverride w:ilvl="8">
-      <w:startOverride w:val="1"/>
-    </w:lvlOverride>
+    <w:abstractNumId w:val="991"/>
   </w:num>
   <w:num w:numId="1011">
     <w:abstractNumId w:val="99411"/>
@@ -10198,6 +11262,36 @@
     </w:lvlOverride>
   </w:num>
   <w:num w:numId="1012">
+    <w:abstractNumId w:val="99411"/>
+    <w:lvlOverride w:ilvl="0">
+      <w:startOverride w:val="1"/>
+    </w:lvlOverride>
+    <w:lvlOverride w:ilvl="1">
+      <w:startOverride w:val="1"/>
+    </w:lvlOverride>
+    <w:lvlOverride w:ilvl="2">
+      <w:startOverride w:val="1"/>
+    </w:lvlOverride>
+    <w:lvlOverride w:ilvl="3">
+      <w:startOverride w:val="1"/>
+    </w:lvlOverride>
+    <w:lvlOverride w:ilvl="4">
+      <w:startOverride w:val="1"/>
+    </w:lvlOverride>
+    <w:lvlOverride w:ilvl="5">
+      <w:startOverride w:val="1"/>
+    </w:lvlOverride>
+    <w:lvlOverride w:ilvl="6">
+      <w:startOverride w:val="1"/>
+    </w:lvlOverride>
+    <w:lvlOverride w:ilvl="7">
+      <w:startOverride w:val="1"/>
+    </w:lvlOverride>
+    <w:lvlOverride w:ilvl="8">
+      <w:startOverride w:val="1"/>
+    </w:lvlOverride>
+  </w:num>
+  <w:num w:numId="1013">
     <w:abstractNumId w:val="991"/>
   </w:num>
 </w:numbering>

--- a/GKVTransmitter/Information/Umsetzungsplan.docx
+++ b/GKVTransmitter/Information/Umsetzungsplan.docx
@@ -204,6 +204,35 @@
     </w:p>
     <w:p>
       <w:pPr>
+        <w:pStyle w:val="Compact"/>
+        <w:numPr>
+          <w:ilvl w:val="0"/>
+          <w:numId w:val="1001"/>
+        </w:numPr>
+      </w:pPr>
+      <w:r>
+        <w:rPr>
+          <w:b/>
+          <w:bCs/>
+          <w:lang w:val="de"/>
+        </w:rPr>
+        <w:t xml:space="preserve">Wie wird der Alltag leichter</w:t>
+      </w:r>
+      <w:r>
+        <w:rPr>
+          <w:lang w:val="de"/>
+        </w:rPr>
+        <w:t xml:space="preserve"> </w:t>
+      </w:r>
+      <w:r>
+        <w:rPr>
+          <w:lang w:val="de"/>
+        </w:rPr>
+        <w:t xml:space="preserve">— von der Kursstunde bis zum Zahlungseingang?</w:t>
+      </w:r>
+    </w:p>
+    <w:p>
+      <w:pPr>
         <w:pStyle w:val="BlockText"/>
       </w:pPr>
       <w:r>
@@ -10110,7 +10139,7 @@
     </w:p>
     <w:bookmarkEnd w:id="57"/>
     <w:bookmarkEnd w:id="58"/>
-    <w:bookmarkStart w:id="59" w:name="anhang-woher-die-angaben-stammen"/>
+    <w:bookmarkStart w:id="75" w:name="teil-6-den-arbeitsablauf-verbessern"/>
     <w:p>
       <w:pPr>
         <w:pStyle w:val="Heading1"/>
@@ -10119,7 +10148,639 @@
         <w:rPr>
           <w:lang w:val="de"/>
         </w:rPr>
-        <w:t xml:space="preserve">Anhang — Woher die Angaben stammen</w:t>
+        <w:t xml:space="preserve">Teil 6 — Den Arbeitsablauf verbessern</w:t>
+      </w:r>
+    </w:p>
+    <w:p>
+      <w:pPr>
+        <w:pStyle w:val="FirstParagraph"/>
+      </w:pPr>
+      <w:r>
+        <w:rPr>
+          <w:lang w:val="de"/>
+        </w:rPr>
+        <w:t xml:space="preserve">Die Teile 1 bis 5 machen die Abrechnung</w:t>
+      </w:r>
+      <w:r>
+        <w:rPr>
+          <w:lang w:val="de"/>
+        </w:rPr>
+        <w:t xml:space="preserve"> </w:t>
+      </w:r>
+      <w:r>
+        <w:rPr>
+          <w:b/>
+          <w:bCs/>
+          <w:lang w:val="de"/>
+        </w:rPr>
+        <w:t xml:space="preserve">richtig</w:t>
+      </w:r>
+      <w:r>
+        <w:rPr>
+          <w:lang w:val="de"/>
+        </w:rPr>
+        <w:t xml:space="preserve">. Dieser Teil macht sie</w:t>
+      </w:r>
+      <w:r>
+        <w:rPr>
+          <w:lang w:val="de"/>
+        </w:rPr>
+        <w:t xml:space="preserve"> </w:t>
+      </w:r>
+      <w:r>
+        <w:rPr>
+          <w:b/>
+          <w:bCs/>
+          <w:lang w:val="de"/>
+        </w:rPr>
+        <w:t xml:space="preserve">erträglich</w:t>
+      </w:r>
+      <w:r>
+        <w:rPr>
+          <w:lang w:val="de"/>
+        </w:rPr>
+        <w:t xml:space="preserve">. Er beschreibt den Weg von der Kursstunde bis zum Zahlungseingang und die Stellen, an denen heute abgetippt wird, was schon jemand aufgeschrieben hat.</w:t>
+      </w:r>
+    </w:p>
+    <w:bookmarkStart w:id="59" w:name="wie-der-ablauf-heute-aussieht"/>
+    <w:p>
+      <w:pPr>
+        <w:pStyle w:val="Heading2"/>
+      </w:pPr>
+      <w:r>
+        <w:rPr>
+          <w:lang w:val="de"/>
+        </w:rPr>
+        <w:t xml:space="preserve">Wie der Ablauf heute aussieht</w:t>
+      </w:r>
+    </w:p>
+    <w:p>
+      <w:pPr>
+        <w:pStyle w:val="SourceCode"/>
+      </w:pPr>
+      <w:r>
+        <w:rPr>
+          <w:rStyle w:val="VerbatimChar"/>
+          <w:lang w:val="de"/>
+        </w:rPr>
+        <w:t xml:space="preserve">Kursstunde ──&gt; Anwesenheitsliste auf Papier ──&gt; abends abtippen</w:t>
+      </w:r>
+      <w:r>
+        <w:br/>
+      </w:r>
+      <w:r>
+        <w:rPr>
+          <w:rStyle w:val="VerbatimChar"/>
+          <w:lang w:val="de"/>
+        </w:rPr>
+        <w:t xml:space="preserve">                                                      │</w:t>
+      </w:r>
+      <w:r>
+        <w:br/>
+      </w:r>
+      <w:r>
+        <w:rPr>
+          <w:rStyle w:val="VerbatimChar"/>
+          <w:lang w:val="de"/>
+        </w:rPr>
+        <w:t xml:space="preserve">                                        „Termine für alle: 8"</w:t>
+      </w:r>
+      <w:r>
+        <w:br/>
+      </w:r>
+      <w:r>
+        <w:rPr>
+          <w:rStyle w:val="VerbatimChar"/>
+          <w:lang w:val="de"/>
+        </w:rPr>
+        <w:t xml:space="preserve">                                                      │</w:t>
+      </w:r>
+      <w:r>
+        <w:br/>
+      </w:r>
+      <w:r>
+        <w:rPr>
+          <w:rStyle w:val="VerbatimChar"/>
+          <w:lang w:val="de"/>
+        </w:rPr>
+        <w:t xml:space="preserve">                                          Abrechnung ──&gt; Datei</w:t>
+      </w:r>
+      <w:r>
+        <w:br/>
+      </w:r>
+      <w:r>
+        <w:rPr>
+          <w:rStyle w:val="VerbatimChar"/>
+          <w:lang w:val="de"/>
+        </w:rPr>
+        <w:t xml:space="preserve">                                                      │</w:t>
+      </w:r>
+      <w:r>
+        <w:br/>
+      </w:r>
+      <w:r>
+        <w:rPr>
+          <w:rStyle w:val="VerbatimChar"/>
+          <w:lang w:val="de"/>
+        </w:rPr>
+        <w:t xml:space="preserve">                                       Zahlungseingang? irgendwann</w:t>
+      </w:r>
+    </w:p>
+    <w:p>
+      <w:pPr>
+        <w:pStyle w:val="FirstParagraph"/>
+      </w:pPr>
+      <w:r>
+        <w:rPr>
+          <w:lang w:val="de"/>
+        </w:rPr>
+        <w:t xml:space="preserve">Drei Bruchstellen:</w:t>
+      </w:r>
+      <w:r>
+        <w:rPr>
+          <w:lang w:val="de"/>
+        </w:rPr>
+        <w:t xml:space="preserve"> </w:t>
+      </w:r>
+      <w:r>
+        <w:rPr>
+          <w:b/>
+          <w:bCs/>
+          <w:lang w:val="de"/>
+        </w:rPr>
+        <w:t xml:space="preserve">die Liste wird zweimal geführt</w:t>
+      </w:r>
+      <w:r>
+        <w:rPr>
+          <w:lang w:val="de"/>
+        </w:rPr>
+        <w:t xml:space="preserve"> </w:t>
+      </w:r>
+      <w:r>
+        <w:rPr>
+          <w:lang w:val="de"/>
+        </w:rPr>
+        <w:t xml:space="preserve">(auf Papier und im Programm),</w:t>
+      </w:r>
+      <w:r>
+        <w:rPr>
+          <w:lang w:val="de"/>
+        </w:rPr>
+        <w:t xml:space="preserve"> </w:t>
+      </w:r>
+      <w:r>
+        <w:rPr>
+          <w:b/>
+          <w:bCs/>
+          <w:lang w:val="de"/>
+        </w:rPr>
+        <w:t xml:space="preserve">die Terminzahl ist eine getippte Zahl</w:t>
+      </w:r>
+      <w:r>
+        <w:rPr>
+          <w:lang w:val="de"/>
+        </w:rPr>
+        <w:t xml:space="preserve"> </w:t>
+      </w:r>
+      <w:r>
+        <w:rPr>
+          <w:lang w:val="de"/>
+        </w:rPr>
+        <w:t xml:space="preserve">statt einer gezählten, und</w:t>
+      </w:r>
+      <w:r>
+        <w:rPr>
+          <w:lang w:val="de"/>
+        </w:rPr>
+        <w:t xml:space="preserve"> </w:t>
+      </w:r>
+      <w:r>
+        <w:rPr>
+          <w:b/>
+          <w:bCs/>
+          <w:lang w:val="de"/>
+        </w:rPr>
+        <w:t xml:space="preserve">niemand merkt, wenn eine Zahlung ausbleibt.</w:t>
+      </w:r>
+    </w:p>
+    <w:bookmarkEnd w:id="59"/>
+    <w:bookmarkStart w:id="60" w:name="der-kurs-als-eigenes-ding"/>
+    <w:p>
+      <w:pPr>
+        <w:pStyle w:val="Heading2"/>
+      </w:pPr>
+      <w:r>
+        <w:rPr>
+          <w:lang w:val="de"/>
+        </w:rPr>
+        <w:t xml:space="preserve">6.1 Der Kurs als eigenes Ding</w:t>
+      </w:r>
+    </w:p>
+    <w:tbl>
+      <w:tblPr>
+        <w:tblStyle w:val="Table"/>
+        <w:tblW w:type="auto" w:w="0"/>
+        <w:tblLook w:firstRow="0" w:lastRow="0" w:firstColumn="0" w:lastColumn="0" w:noHBand="0" w:noVBand="0" w:val="0000"/>
+      </w:tblPr>
+      <w:tblGrid>
+        <w:gridCol w:w="3960"/>
+        <w:gridCol w:w="3960"/>
+      </w:tblGrid>
+      <w:tr>
+        <w:tc>
+          <w:tcPr/>
+          <w:p>
+            <w:pPr>
+              <w:pStyle w:val="Compact"/>
+            </w:pPr>
+            <w:r>
+              <w:rPr>
+                <w:b/>
+                <w:bCs/>
+                <w:lang w:val="de"/>
+              </w:rPr>
+              <w:t xml:space="preserve">Größe</w:t>
+            </w:r>
+          </w:p>
+        </w:tc>
+        <w:tc>
+          <w:tcPr/>
+          <w:p>
+            <w:pPr>
+              <w:pStyle w:val="Compact"/>
+            </w:pPr>
+            <w:r>
+              <w:rPr>
+                <w:lang w:val="de"/>
+              </w:rPr>
+              <w:t xml:space="preserve">M</w:t>
+            </w:r>
+          </w:p>
+        </w:tc>
+      </w:tr>
+      <w:tr>
+        <w:tc>
+          <w:tcPr/>
+          <w:p>
+            <w:pPr>
+              <w:pStyle w:val="Compact"/>
+            </w:pPr>
+            <w:r>
+              <w:rPr>
+                <w:b/>
+                <w:bCs/>
+                <w:lang w:val="de"/>
+              </w:rPr>
+              <w:t xml:space="preserve">Hängt an</w:t>
+            </w:r>
+          </w:p>
+        </w:tc>
+        <w:tc>
+          <w:tcPr/>
+          <w:p>
+            <w:pPr>
+              <w:pStyle w:val="Compact"/>
+            </w:pPr>
+            <w:r>
+              <w:rPr>
+                <w:lang w:val="de"/>
+              </w:rPr>
+              <w:t xml:space="preserve">nichts —</w:t>
+            </w:r>
+            <w:r>
+              <w:rPr>
+                <w:lang w:val="de"/>
+              </w:rPr>
+              <w:t xml:space="preserve"> </w:t>
+            </w:r>
+            <w:r>
+              <w:rPr>
+                <w:b/>
+                <w:bCs/>
+                <w:lang w:val="de"/>
+              </w:rPr>
+              <w:t xml:space="preserve">6.2 bis 6.4 hängen daran</w:t>
+            </w:r>
+          </w:p>
+        </w:tc>
+      </w:tr>
+    </w:tbl>
+    <w:p>
+      <w:pPr>
+        <w:pStyle w:val="BodyText"/>
+      </w:pPr>
+      <w:r>
+        <w:rPr>
+          <w:lang w:val="de"/>
+        </w:rPr>
+        <w:t xml:space="preserve">Heute kennt das Programm Blaupausen, Gruppen und eine getippte Terminzahl. Was fehlt, ist der</w:t>
+      </w:r>
+      <w:r>
+        <w:rPr>
+          <w:lang w:val="de"/>
+        </w:rPr>
+        <w:t xml:space="preserve"> </w:t>
+      </w:r>
+      <w:r>
+        <w:rPr>
+          <w:b/>
+          <w:bCs/>
+          <w:lang w:val="de"/>
+        </w:rPr>
+        <w:t xml:space="preserve">Kurs</w:t>
+      </w:r>
+      <w:r>
+        <w:rPr>
+          <w:lang w:val="de"/>
+        </w:rPr>
+        <w:t xml:space="preserve">: ein Anfang, eine Reihe von Terminen, eine Teilnehmerliste.</w:t>
+      </w:r>
+    </w:p>
+    <w:p>
+      <w:pPr>
+        <w:pStyle w:val="BodyText"/>
+      </w:pPr>
+      <w:r>
+        <w:rPr>
+          <w:lang w:val="de"/>
+        </w:rPr>
+        <w:t xml:space="preserve">Damit wird die Terminzahl vom</w:t>
+      </w:r>
+      <w:r>
+        <w:rPr>
+          <w:lang w:val="de"/>
+        </w:rPr>
+        <w:t xml:space="preserve"> </w:t>
+      </w:r>
+      <w:r>
+        <w:rPr>
+          <w:b/>
+          <w:bCs/>
+          <w:lang w:val="de"/>
+        </w:rPr>
+        <w:t xml:space="preserve">Eingabefeld zum Ergebnis</w:t>
+      </w:r>
+      <w:r>
+        <w:rPr>
+          <w:lang w:val="de"/>
+        </w:rPr>
+        <w:t xml:space="preserve">. Sie ist dann keine Behauptung mehr, sondern die Zahl der Termine, an denen jemand da war — und sie ist belegbar, wenn die Kasse fragt.</w:t>
+      </w:r>
+    </w:p>
+    <w:p>
+      <w:pPr>
+        <w:pStyle w:val="BodyText"/>
+      </w:pPr>
+      <w:r>
+        <w:rPr>
+          <w:b/>
+          <w:bCs/>
+          <w:lang w:val="de"/>
+        </w:rPr>
+        <w:t xml:space="preserve">Fertig, wenn:</w:t>
+      </w:r>
+      <w:r>
+        <w:rPr>
+          <w:lang w:val="de"/>
+        </w:rPr>
+        <w:t xml:space="preserve"> </w:t>
+      </w:r>
+      <w:r>
+        <w:rPr>
+          <w:lang w:val="de"/>
+        </w:rPr>
+        <w:t xml:space="preserve">ein Kurs mit Terminen angelegt werden kann, Teilnehmerinnen ihm zugeordnet sind und der Abrechnungslauf die Terminzahl von dort nimmt statt aus einem Feld.</w:t>
+      </w:r>
+    </w:p>
+    <w:bookmarkEnd w:id="60"/>
+    <w:bookmarkStart w:id="65" w:name="Xa8dd3672db7e75f0e170d30e504d637396b10ad"/>
+    <w:p>
+      <w:pPr>
+        <w:pStyle w:val="Heading2"/>
+      </w:pPr>
+      <w:r>
+        <w:rPr>
+          <w:lang w:val="de"/>
+        </w:rPr>
+        <w:t xml:space="preserve">6.2 Anwesenheit unterschreiben — auf dem Telefon oder Tablet</w:t>
+      </w:r>
+    </w:p>
+    <w:tbl>
+      <w:tblPr>
+        <w:tblStyle w:val="Table"/>
+        <w:tblW w:type="auto" w:w="0"/>
+        <w:tblLook w:firstRow="0" w:lastRow="0" w:firstColumn="0" w:lastColumn="0" w:noHBand="0" w:noVBand="0" w:val="0000"/>
+      </w:tblPr>
+      <w:tblGrid>
+        <w:gridCol w:w="3960"/>
+        <w:gridCol w:w="3960"/>
+      </w:tblGrid>
+      <w:tr>
+        <w:tc>
+          <w:tcPr/>
+          <w:p>
+            <w:pPr>
+              <w:pStyle w:val="Compact"/>
+            </w:pPr>
+            <w:r>
+              <w:rPr>
+                <w:b/>
+                <w:bCs/>
+                <w:lang w:val="de"/>
+              </w:rPr>
+              <w:t xml:space="preserve">Größe</w:t>
+            </w:r>
+          </w:p>
+        </w:tc>
+        <w:tc>
+          <w:tcPr/>
+          <w:p>
+            <w:pPr>
+              <w:pStyle w:val="Compact"/>
+            </w:pPr>
+            <w:r>
+              <w:rPr>
+                <w:lang w:val="de"/>
+              </w:rPr>
+              <w:t xml:space="preserve">L</w:t>
+            </w:r>
+          </w:p>
+        </w:tc>
+      </w:tr>
+      <w:tr>
+        <w:tc>
+          <w:tcPr/>
+          <w:p>
+            <w:pPr>
+              <w:pStyle w:val="Compact"/>
+            </w:pPr>
+            <w:r>
+              <w:rPr>
+                <w:b/>
+                <w:bCs/>
+                <w:lang w:val="de"/>
+              </w:rPr>
+              <w:t xml:space="preserve">Hängt an</w:t>
+            </w:r>
+          </w:p>
+        </w:tc>
+        <w:tc>
+          <w:tcPr/>
+          <w:p>
+            <w:pPr>
+              <w:pStyle w:val="Compact"/>
+            </w:pPr>
+            <w:r>
+              <w:rPr>
+                <w:lang w:val="de"/>
+              </w:rPr>
+              <w:t xml:space="preserve">6.1</w:t>
+            </w:r>
+          </w:p>
+        </w:tc>
+      </w:tr>
+    </w:tbl>
+    <w:p>
+      <w:pPr>
+        <w:pStyle w:val="BodyText"/>
+      </w:pPr>
+      <w:r>
+        <w:rPr>
+          <w:lang w:val="de"/>
+        </w:rPr>
+        <w:t xml:space="preserve">Simons Vorschlag vom 07.09.2026.</w:t>
+      </w:r>
+      <w:r>
+        <w:rPr>
+          <w:lang w:val="de"/>
+        </w:rPr>
+        <w:t xml:space="preserve"> </w:t>
+      </w:r>
+      <w:r>
+        <w:rPr>
+          <w:b/>
+          <w:bCs/>
+          <w:lang w:val="de"/>
+        </w:rPr>
+        <w:t xml:space="preserve">Er ist besser begründet, als er zunächst aussieht</w:t>
+      </w:r>
+      <w:r>
+        <w:rPr>
+          <w:lang w:val="de"/>
+        </w:rPr>
+        <w:t xml:space="preserve"> </w:t>
+      </w:r>
+      <w:r>
+        <w:rPr>
+          <w:lang w:val="de"/>
+        </w:rPr>
+        <w:t xml:space="preserve">— das Verfahren sieht so etwas ausdrücklich vor.</w:t>
+      </w:r>
+    </w:p>
+    <w:bookmarkStart w:id="61" w:name="wofür-es-eine-fundstelle-gibt"/>
+    <w:p>
+      <w:pPr>
+        <w:pStyle w:val="Heading4"/>
+      </w:pPr>
+      <w:r>
+        <w:rPr>
+          <w:lang w:val="de"/>
+        </w:rPr>
+        <w:t xml:space="preserve">Wofür es eine Fundstelle gibt</w:t>
+      </w:r>
+    </w:p>
+    <w:p>
+      <w:pPr>
+        <w:pStyle w:val="FirstParagraph"/>
+      </w:pPr>
+      <w:r>
+        <w:rPr>
+          <w:lang w:val="de"/>
+        </w:rPr>
+        <w:t xml:space="preserve">Anhang 3, Abschnitt 8.2 kennt bei „Art der Datenlieferung” den Schlüssel</w:t>
+      </w:r>
+      <w:r>
+        <w:rPr>
+          <w:lang w:val="de"/>
+        </w:rPr>
+        <w:t xml:space="preserve"> </w:t>
+      </w:r>
+      <w:r>
+        <w:rPr>
+          <w:b/>
+          <w:bCs/>
+          <w:lang w:val="de"/>
+        </w:rPr>
+        <w:t xml:space="preserve">30 = Vollelektronische Abrechnung einschließlich elektronischem Leistungsnachweis</w:t>
+      </w:r>
+      <w:r>
+        <w:rPr>
+          <w:lang w:val="de"/>
+        </w:rPr>
+        <w:t xml:space="preserve">. Der elektronische Leistungsnachweis ist also kein Behelf, sondern eine vorgesehene Stufe — die höchste.</w:t>
+      </w:r>
+    </w:p>
+    <w:p>
+      <w:pPr>
+        <w:pStyle w:val="BodyText"/>
+      </w:pPr>
+      <w:r>
+        <w:rPr>
+          <w:lang w:val="de"/>
+        </w:rPr>
+        <w:t xml:space="preserve">Anhang 4c regelt, was dafür gilt, und enthält den entscheidenden Satz:</w:t>
+      </w:r>
+      <w:r>
+        <w:rPr>
+          <w:lang w:val="de"/>
+        </w:rPr>
+        <w:t xml:space="preserve"> </w:t>
+      </w:r>
+      <w:r>
+        <w:rPr>
+          <w:i/>
+          <w:iCs/>
+          <w:lang w:val="de"/>
+        </w:rPr>
+        <w:t xml:space="preserve">„Sofern Dokumente bereits in digitaler Form vorliegen, gilt diese Verfahrensdokumentation ebenfalls, es erübrigen sich die Verfahrensschritte und Maßnahmen die Papierbelege betreffen.”</w:t>
+      </w:r>
+    </w:p>
+    <w:p>
+      <w:pPr>
+        <w:pStyle w:val="BodyText"/>
+      </w:pPr>
+      <w:r>
+        <w:rPr>
+          <w:b/>
+          <w:bCs/>
+          <w:lang w:val="de"/>
+        </w:rPr>
+        <w:t xml:space="preserve">Im Klartext: eine von Anfang an digitale Unterschrift muss nicht erst gedruckt und wieder eingescannt werden.</w:t>
+      </w:r>
+      <w:r>
+        <w:rPr>
+          <w:lang w:val="de"/>
+        </w:rPr>
+        <w:t xml:space="preserve"> </w:t>
+      </w:r>
+      <w:r>
+        <w:rPr>
+          <w:lang w:val="de"/>
+        </w:rPr>
+        <w:t xml:space="preserve">Sie ist unmittelbar zulässig — wenn die Bedingungen erfüllt sind.</w:t>
+      </w:r>
+    </w:p>
+    <w:bookmarkEnd w:id="61"/>
+    <w:bookmarkStart w:id="62" w:name="was-das-kostet-außer-programmierung"/>
+    <w:p>
+      <w:pPr>
+        <w:pStyle w:val="Heading4"/>
+      </w:pPr>
+      <w:r>
+        <w:rPr>
+          <w:lang w:val="de"/>
+        </w:rPr>
+        <w:t xml:space="preserve">Was das kostet, außer Programmierung</w:t>
       </w:r>
     </w:p>
     <w:tbl>
@@ -10147,21 +10808,21 @@
               <w:rPr>
                 <w:lang w:val="de"/>
               </w:rPr>
-              <w:t xml:space="preserve">Aussage</w:t>
-            </w:r>
-          </w:p>
-        </w:tc>
-        <w:tc>
-          <w:tcPr/>
-          <w:p>
-            <w:pPr>
-              <w:pStyle w:val="Compact"/>
-            </w:pPr>
-            <w:r>
-              <w:rPr>
-                <w:lang w:val="de"/>
-              </w:rPr>
-              <w:t xml:space="preserve">Fundstelle</w:t>
+              <w:t xml:space="preserve">Bedingung</w:t>
+            </w:r>
+          </w:p>
+        </w:tc>
+        <w:tc>
+          <w:tcPr/>
+          <w:p>
+            <w:pPr>
+              <w:pStyle w:val="Compact"/>
+            </w:pPr>
+            <w:r>
+              <w:rPr>
+                <w:lang w:val="de"/>
+              </w:rPr>
+              <w:t xml:space="preserve">Woher</w:t>
             </w:r>
           </w:p>
         </w:tc>
@@ -10175,23 +10836,37 @@
             </w:pPr>
             <w:r>
               <w:rPr>
-                <w:lang w:val="de"/>
-              </w:rPr>
-              <w:t xml:space="preserve">Empfänger ist die Datenannahmestelle je Kassenart</w:t>
-            </w:r>
-          </w:p>
-        </w:tc>
-        <w:tc>
-          <w:tcPr/>
-          <w:p>
-            <w:pPr>
-              <w:pStyle w:val="Compact"/>
-            </w:pPr>
-            <w:r>
-              <w:rPr>
-                <w:lang w:val="de"/>
-              </w:rPr>
-              <w:t xml:space="preserve">Anlage 1, Abschnitte 3 und 5.3.1</w:t>
+                <w:b/>
+                <w:bCs/>
+                <w:lang w:val="de"/>
+              </w:rPr>
+              <w:t xml:space="preserve">Verfahrensdokumentation</w:t>
+            </w:r>
+            <w:r>
+              <w:rPr>
+                <w:lang w:val="de"/>
+              </w:rPr>
+              <w:t xml:space="preserve"> </w:t>
+            </w:r>
+            <w:r>
+              <w:rPr>
+                <w:lang w:val="de"/>
+              </w:rPr>
+              <w:t xml:space="preserve">samt ausgefülltem Formular „Verfahrensbeschreibung Imageverfahren”</w:t>
+            </w:r>
+          </w:p>
+        </w:tc>
+        <w:tc>
+          <w:tcPr/>
+          <w:p>
+            <w:pPr>
+              <w:pStyle w:val="Compact"/>
+            </w:pPr>
+            <w:r>
+              <w:rPr>
+                <w:lang w:val="de"/>
+              </w:rPr>
+              <w:t xml:space="preserve">Anhang 4c, liegt als Formular vor</w:t>
             </w:r>
           </w:p>
         </w:tc>
@@ -10205,23 +10880,37 @@
             </w:pPr>
             <w:r>
               <w:rPr>
-                <w:lang w:val="de"/>
-              </w:rPr>
-              <w:t xml:space="preserve">Testindikator 0 / 1 / 2</w:t>
-            </w:r>
-          </w:p>
-        </w:tc>
-        <w:tc>
-          <w:tcPr/>
-          <w:p>
-            <w:pPr>
-              <w:pStyle w:val="Compact"/>
-            </w:pPr>
-            <w:r>
-              <w:rPr>
-                <w:lang w:val="de"/>
-              </w:rPr>
-              <w:t xml:space="preserve">Anlage 1, Abschnitt 5.4</w:t>
+                <w:b/>
+                <w:bCs/>
+                <w:lang w:val="de"/>
+              </w:rPr>
+              <w:t xml:space="preserve">Integritätssicherung</w:t>
+            </w:r>
+            <w:r>
+              <w:rPr>
+                <w:lang w:val="de"/>
+              </w:rPr>
+              <w:t xml:space="preserve"> </w:t>
+            </w:r>
+            <w:r>
+              <w:rPr>
+                <w:lang w:val="de"/>
+              </w:rPr>
+              <w:t xml:space="preserve">— ab der Unterschrift unveränderbar</w:t>
+            </w:r>
+          </w:p>
+        </w:tc>
+        <w:tc>
+          <w:tcPr/>
+          <w:p>
+            <w:pPr>
+              <w:pStyle w:val="Compact"/>
+            </w:pPr>
+            <w:r>
+              <w:rPr>
+                <w:lang w:val="de"/>
+              </w:rPr>
+              <w:t xml:space="preserve">Anhang 4c, Abschnitt 4.4; angelehnt an BSI TR-03138 (Ersetzendes Scannen)</w:t>
             </w:r>
           </w:p>
         </w:tc>
@@ -10235,23 +10924,25 @@
             </w:pPr>
             <w:r>
               <w:rPr>
-                <w:lang w:val="de"/>
-              </w:rPr>
-              <w:t xml:space="preserve">Leistungsbereich = Sammelgruppenschlüssel</w:t>
-            </w:r>
-          </w:p>
-        </w:tc>
-        <w:tc>
-          <w:tcPr/>
-          <w:p>
-            <w:pPr>
-              <w:pStyle w:val="Compact"/>
-            </w:pPr>
-            <w:r>
-              <w:rPr>
-                <w:lang w:val="de"/>
-              </w:rPr>
-              <w:t xml:space="preserve">Anlage 1, Abschnitt 5.4; Anlage 3, Abschnitt 8.1.14</w:t>
+                <w:b/>
+                <w:bCs/>
+                <w:lang w:val="de"/>
+              </w:rPr>
+              <w:t xml:space="preserve">Aufbewahrung und geregelte Löschung</w:t>
+            </w:r>
+          </w:p>
+        </w:tc>
+        <w:tc>
+          <w:tcPr/>
+          <w:p>
+            <w:pPr>
+              <w:pStyle w:val="Compact"/>
+            </w:pPr>
+            <w:r>
+              <w:rPr>
+                <w:lang w:val="de"/>
+              </w:rPr>
+              <w:t xml:space="preserve">Anhang 4c, Abschnitte 5 und 6</w:t>
             </w:r>
           </w:p>
         </w:tc>
@@ -10265,23 +10956,347 @@
             </w:pPr>
             <w:r>
               <w:rPr>
-                <w:lang w:val="de"/>
-              </w:rPr>
-              <w:t xml:space="preserve">Abrechnungscode 50 = Hebamme</w:t>
-            </w:r>
-          </w:p>
-        </w:tc>
-        <w:tc>
-          <w:tcPr/>
-          <w:p>
-            <w:pPr>
-              <w:pStyle w:val="Compact"/>
-            </w:pPr>
-            <w:r>
-              <w:rPr>
-                <w:lang w:val="de"/>
-              </w:rPr>
-              <w:t xml:space="preserve">Anlage 3, Abschnitt 8.1.5</w:t>
+                <w:b/>
+                <w:bCs/>
+                <w:lang w:val="de"/>
+              </w:rPr>
+              <w:t xml:space="preserve">Kontrollrecht der Kassen</w:t>
+            </w:r>
+            <w:r>
+              <w:rPr>
+                <w:lang w:val="de"/>
+              </w:rPr>
+              <w:t xml:space="preserve"> </w:t>
+            </w:r>
+            <w:r>
+              <w:rPr>
+                <w:lang w:val="de"/>
+              </w:rPr>
+              <w:t xml:space="preserve">— sie dürfen einsehen</w:t>
+            </w:r>
+          </w:p>
+        </w:tc>
+        <w:tc>
+          <w:tcPr/>
+          <w:p>
+            <w:pPr>
+              <w:pStyle w:val="Compact"/>
+            </w:pPr>
+            <w:r>
+              <w:rPr>
+                <w:lang w:val="de"/>
+              </w:rPr>
+              <w:t xml:space="preserve">Anhang 4c, Abschnitt 7</w:t>
+            </w:r>
+          </w:p>
+        </w:tc>
+      </w:tr>
+    </w:tbl>
+    <w:p>
+      <w:pPr>
+        <w:pStyle w:val="BodyText"/>
+      </w:pPr>
+      <w:r>
+        <w:rPr>
+          <w:lang w:val="de"/>
+        </w:rPr>
+        <w:t xml:space="preserve">Das ist der eigentliche Aufwand.</w:t>
+      </w:r>
+      <w:r>
+        <w:rPr>
+          <w:lang w:val="de"/>
+        </w:rPr>
+        <w:t xml:space="preserve"> </w:t>
+      </w:r>
+      <w:r>
+        <w:rPr>
+          <w:b/>
+          <w:bCs/>
+          <w:lang w:val="de"/>
+        </w:rPr>
+        <w:t xml:space="preserve">Die Unterschrift einzusammeln ist der einfache Teil; sie beweiskräftig zu halten, ist der schwierige.</w:t>
+      </w:r>
+      <w:r>
+        <w:rPr>
+          <w:lang w:val="de"/>
+        </w:rPr>
+        <w:t xml:space="preserve"> </w:t>
+      </w:r>
+      <w:r>
+        <w:rPr>
+          <w:lang w:val="de"/>
+        </w:rPr>
+        <w:t xml:space="preserve">Wer das Formular nicht ausfüllt, hat eine hübsche App und keinen gültigen Leistungsnachweis.</w:t>
+      </w:r>
+    </w:p>
+    <w:bookmarkEnd w:id="62"/>
+    <w:bookmarkStart w:id="63" w:name="Xeeedd8d8b3530d91ac5a0c7d8e3818bcc81580e"/>
+    <w:p>
+      <w:pPr>
+        <w:pStyle w:val="Heading4"/>
+      </w:pPr>
+      <w:r>
+        <w:rPr>
+          <w:lang w:val="de"/>
+        </w:rPr>
+        <w:t xml:space="preserve">Wie es gebaut gehört, ohne alles zu zerstören</w:t>
+      </w:r>
+    </w:p>
+    <w:p>
+      <w:pPr>
+        <w:pStyle w:val="FirstParagraph"/>
+      </w:pPr>
+      <w:r>
+        <w:rPr>
+          <w:lang w:val="de"/>
+        </w:rPr>
+        <w:t xml:space="preserve">Ein Telefon darf</w:t>
+      </w:r>
+      <w:r>
+        <w:rPr>
+          <w:lang w:val="de"/>
+        </w:rPr>
+        <w:t xml:space="preserve"> </w:t>
+      </w:r>
+      <w:r>
+        <w:rPr>
+          <w:b/>
+          <w:bCs/>
+          <w:lang w:val="de"/>
+        </w:rPr>
+        <w:t xml:space="preserve">nicht</w:t>
+      </w:r>
+      <w:r>
+        <w:rPr>
+          <w:lang w:val="de"/>
+        </w:rPr>
+        <w:t xml:space="preserve"> </w:t>
+      </w:r>
+      <w:r>
+        <w:rPr>
+          <w:lang w:val="de"/>
+        </w:rPr>
+        <w:t xml:space="preserve">in die Datenbank schreiben. SQLite lässt einen Schreiber zu, die Datenbank liegt auf dem Rechner der Praxis, und eine zweite Datenhaltung auf dem Telefon wäre genau das, was am 07.09.2026 schon einmal verworfen wurde: eine zweite Ablage mit eigenen Fehlerfällen.</w:t>
+      </w:r>
+    </w:p>
+    <w:p>
+      <w:pPr>
+        <w:pStyle w:val="BodyText"/>
+      </w:pPr>
+      <w:r>
+        <w:rPr>
+          <w:b/>
+          <w:bCs/>
+          <w:lang w:val="de"/>
+        </w:rPr>
+        <w:t xml:space="preserve">Der Weg, der ohne all das auskommt:</w:t>
+      </w:r>
+      <w:r>
+        <w:rPr>
+          <w:lang w:val="de"/>
+        </w:rPr>
+        <w:t xml:space="preserve"> </w:t>
+      </w:r>
+      <w:r>
+        <w:rPr>
+          <w:lang w:val="de"/>
+        </w:rPr>
+        <w:t xml:space="preserve">die Anwendung öffnet für die Dauer des Kurses eine Seite im eigenen Netz. Das Telefon ruft sie im Browser auf, die Unterschrift entsteht dort und geht direkt in dieselbe Datenbank.</w:t>
+      </w:r>
+    </w:p>
+    <w:p>
+      <w:pPr>
+        <w:pStyle w:val="SourceCode"/>
+      </w:pPr>
+      <w:r>
+        <w:rPr>
+          <w:rStyle w:val="VerbatimChar"/>
+          <w:lang w:val="de"/>
+        </w:rPr>
+        <w:t xml:space="preserve">Rechner der Praxis (die Anwendung)</w:t>
+      </w:r>
+      <w:r>
+        <w:br/>
+      </w:r>
+      <w:r>
+        <w:rPr>
+          <w:rStyle w:val="VerbatimChar"/>
+          <w:lang w:val="de"/>
+        </w:rPr>
+        <w:t xml:space="preserve">   │  öffnet für die Kursstunde eine Seite im WLAN</w:t>
+      </w:r>
+      <w:r>
+        <w:br/>
+      </w:r>
+      <w:r>
+        <w:rPr>
+          <w:rStyle w:val="VerbatimChar"/>
+          <w:lang w:val="de"/>
+        </w:rPr>
+        <w:t xml:space="preserve">   ▼</w:t>
+      </w:r>
+      <w:r>
+        <w:br/>
+      </w:r>
+      <w:r>
+        <w:rPr>
+          <w:rStyle w:val="VerbatimChar"/>
+          <w:lang w:val="de"/>
+        </w:rPr>
+        <w:t xml:space="preserve">Telefon/Tablet im Browser ── Unterschrift ──&gt; dieselbe Datenbank</w:t>
+      </w:r>
+    </w:p>
+    <w:p>
+      <w:pPr>
+        <w:pStyle w:val="FirstParagraph"/>
+      </w:pPr>
+      <w:r>
+        <w:rPr>
+          <w:b/>
+          <w:bCs/>
+          <w:lang w:val="de"/>
+        </w:rPr>
+        <w:t xml:space="preserve">Keine App im Store, keine Cloud, keine zweite Datenhaltung, keine Synchronisierung.</w:t>
+      </w:r>
+      <w:r>
+        <w:rPr>
+          <w:lang w:val="de"/>
+        </w:rPr>
+        <w:t xml:space="preserve"> </w:t>
+      </w:r>
+      <w:r>
+        <w:rPr>
+          <w:lang w:val="de"/>
+        </w:rPr>
+        <w:t xml:space="preserve">Die Daten verlassen die Praxis nicht. Und es funktioniert ohne Internet — im Kursraum ein nicht zu unterschätzender Vorzug.</w:t>
+      </w:r>
+    </w:p>
+    <w:p>
+      <w:pPr>
+        <w:pStyle w:val="BodyText"/>
+      </w:pPr>
+      <w:r>
+        <w:rPr>
+          <w:lang w:val="de"/>
+        </w:rPr>
+        <w:t xml:space="preserve">Der Preis: der Rechner muss laufen und im selben Netz sein. Für einen Kurs im eigenen Raum ist das gegeben; für einen Hausbesuch nicht — dafür bliebe die Erfassung im Nachhinein.</w:t>
+      </w:r>
+    </w:p>
+    <w:bookmarkEnd w:id="63"/>
+    <w:bookmarkStart w:id="64" w:name="datenschutz"/>
+    <w:p>
+      <w:pPr>
+        <w:pStyle w:val="Heading4"/>
+      </w:pPr>
+      <w:r>
+        <w:rPr>
+          <w:lang w:val="de"/>
+        </w:rPr>
+        <w:t xml:space="preserve">Datenschutz</w:t>
+      </w:r>
+    </w:p>
+    <w:p>
+      <w:pPr>
+        <w:pStyle w:val="FirstParagraph"/>
+      </w:pPr>
+      <w:r>
+        <w:rPr>
+          <w:lang w:val="de"/>
+        </w:rPr>
+        <w:t xml:space="preserve">Eine Unterschrift ist ein personenbezogenes Datum. Sie gehört nicht in eine Cloud und nicht auf ein Telefon, das der Kurs nur ausleiht. Beim hier vorgeschlagenen Weg liegt sie nie irgendwo anders als in der Datenbank der Praxis — das ist der zweite Grund für diesen Zuschnitt. Auch hier gilt:</w:t>
+      </w:r>
+      <w:r>
+        <w:rPr>
+          <w:lang w:val="de"/>
+        </w:rPr>
+        <w:t xml:space="preserve"> </w:t>
+      </w:r>
+      <w:r>
+        <w:rPr>
+          <w:b/>
+          <w:bCs/>
+          <w:lang w:val="de"/>
+        </w:rPr>
+        <w:t xml:space="preserve">die Festplattenverschlüsselung sollte vorher stehen.</w:t>
+      </w:r>
+    </w:p>
+    <w:p>
+      <w:pPr>
+        <w:pStyle w:val="BodyText"/>
+      </w:pPr>
+      <w:r>
+        <w:rPr>
+          <w:b/>
+          <w:bCs/>
+          <w:lang w:val="de"/>
+        </w:rPr>
+        <w:t xml:space="preserve">Fertig, wenn:</w:t>
+      </w:r>
+      <w:r>
+        <w:rPr>
+          <w:lang w:val="de"/>
+        </w:rPr>
+        <w:t xml:space="preserve"> </w:t>
+      </w:r>
+      <w:r>
+        <w:rPr>
+          <w:lang w:val="de"/>
+        </w:rPr>
+        <w:t xml:space="preserve">eine Teilnehmerin auf dem Telefon unterschreibt, die Unterschrift dem Termin und der Person zugeordnet in der Datenbank liegt, danach nicht mehr änderbar ist, und ein Kursnachweis daraus erzeugt werden kann.</w:t>
+      </w:r>
+    </w:p>
+    <w:bookmarkEnd w:id="64"/>
+    <w:bookmarkEnd w:id="65"/>
+    <w:bookmarkStart w:id="66" w:name="die-teilnehmerin-trägt-sich-selbst-ein"/>
+    <w:p>
+      <w:pPr>
+        <w:pStyle w:val="Heading2"/>
+      </w:pPr>
+      <w:r>
+        <w:rPr>
+          <w:lang w:val="de"/>
+        </w:rPr>
+        <w:t xml:space="preserve">6.3 Die Teilnehmerin trägt sich selbst ein</w:t>
+      </w:r>
+    </w:p>
+    <w:tbl>
+      <w:tblPr>
+        <w:tblStyle w:val="Table"/>
+        <w:tblW w:type="auto" w:w="0"/>
+        <w:tblLook w:firstRow="0" w:lastRow="0" w:firstColumn="0" w:lastColumn="0" w:noHBand="0" w:noVBand="0" w:val="0000"/>
+      </w:tblPr>
+      <w:tblGrid>
+        <w:gridCol w:w="3960"/>
+        <w:gridCol w:w="3960"/>
+      </w:tblGrid>
+      <w:tr>
+        <w:tc>
+          <w:tcPr/>
+          <w:p>
+            <w:pPr>
+              <w:pStyle w:val="Compact"/>
+            </w:pPr>
+            <w:r>
+              <w:rPr>
+                <w:b/>
+                <w:bCs/>
+                <w:lang w:val="de"/>
+              </w:rPr>
+              <w:t xml:space="preserve">Größe</w:t>
+            </w:r>
+          </w:p>
+        </w:tc>
+        <w:tc>
+          <w:tcPr/>
+          <w:p>
+            <w:pPr>
+              <w:pStyle w:val="Compact"/>
+            </w:pPr>
+            <w:r>
+              <w:rPr>
+                <w:lang w:val="de"/>
+              </w:rPr>
+              <w:t xml:space="preserve">M</w:t>
             </w:r>
           </w:p>
         </w:tc>
@@ -10295,23 +11310,168 @@
             </w:pPr>
             <w:r>
               <w:rPr>
-                <w:lang w:val="de"/>
-              </w:rPr>
-              <w:t xml:space="preserve">Positionsnummer Hebammenhilfe 4–5 Stellen</w:t>
-            </w:r>
-          </w:p>
-        </w:tc>
-        <w:tc>
-          <w:tcPr/>
-          <w:p>
-            <w:pPr>
-              <w:pStyle w:val="Compact"/>
-            </w:pPr>
-            <w:r>
-              <w:rPr>
-                <w:lang w:val="de"/>
-              </w:rPr>
-              <w:t xml:space="preserve">Anlage 3, Abschnitt 8.2.6</w:t>
+                <w:b/>
+                <w:bCs/>
+                <w:lang w:val="de"/>
+              </w:rPr>
+              <w:t xml:space="preserve">Hängt an</w:t>
+            </w:r>
+          </w:p>
+        </w:tc>
+        <w:tc>
+          <w:tcPr/>
+          <w:p>
+            <w:pPr>
+              <w:pStyle w:val="Compact"/>
+            </w:pPr>
+            <w:r>
+              <w:rPr>
+                <w:lang w:val="de"/>
+              </w:rPr>
+              <w:t xml:space="preserve">6.2 (dieselbe Seite im eigenen Netz)</w:t>
+            </w:r>
+          </w:p>
+        </w:tc>
+      </w:tr>
+    </w:tbl>
+    <w:p>
+      <w:pPr>
+        <w:pStyle w:val="BodyText"/>
+      </w:pPr>
+      <w:r>
+        <w:rPr>
+          <w:lang w:val="de"/>
+        </w:rPr>
+        <w:t xml:space="preserve">Zum Kursbeginn ruft jede Teilnehmerin dieselbe Seite auf und trägt Name, Anschrift, Krankenkasse und</w:t>
+      </w:r>
+      <w:r>
+        <w:rPr>
+          <w:lang w:val="de"/>
+        </w:rPr>
+        <w:t xml:space="preserve"> </w:t>
+      </w:r>
+      <w:r>
+        <w:rPr>
+          <w:b/>
+          <w:bCs/>
+          <w:lang w:val="de"/>
+        </w:rPr>
+        <w:t xml:space="preserve">Versichertennummer</w:t>
+      </w:r>
+      <w:r>
+        <w:rPr>
+          <w:lang w:val="de"/>
+        </w:rPr>
+        <w:t xml:space="preserve"> </w:t>
+      </w:r>
+      <w:r>
+        <w:rPr>
+          <w:lang w:val="de"/>
+        </w:rPr>
+        <w:t xml:space="preserve">selbst ein — von ihrer Karte abgelesen.</w:t>
+      </w:r>
+    </w:p>
+    <w:p>
+      <w:pPr>
+        <w:pStyle w:val="BodyText"/>
+      </w:pPr>
+      <w:r>
+        <w:rPr>
+          <w:b/>
+          <w:bCs/>
+          <w:lang w:val="de"/>
+        </w:rPr>
+        <w:t xml:space="preserve">Das ist die fehleranfälligste Stelle des ganzen Verfahrens.</w:t>
+      </w:r>
+      <w:r>
+        <w:rPr>
+          <w:lang w:val="de"/>
+        </w:rPr>
+        <w:t xml:space="preserve"> </w:t>
+      </w:r>
+      <w:r>
+        <w:rPr>
+          <w:lang w:val="de"/>
+        </w:rPr>
+        <w:t xml:space="preserve">Eine falsch abgetippte Versichertennummer führt zur Zurückweisung, und sie fällt bei keiner Formprüfung auf, weil sie formal richtig aussieht. Wer sie selbst einträgt, hat die Karte in der Hand.</w:t>
+      </w:r>
+    </w:p>
+    <w:p>
+      <w:pPr>
+        <w:pStyle w:val="BodyText"/>
+      </w:pPr>
+      <w:r>
+        <w:rPr>
+          <w:b/>
+          <w:bCs/>
+          <w:lang w:val="de"/>
+        </w:rPr>
+        <w:t xml:space="preserve">Fertig, wenn:</w:t>
+      </w:r>
+      <w:r>
+        <w:rPr>
+          <w:lang w:val="de"/>
+        </w:rPr>
+        <w:t xml:space="preserve"> </w:t>
+      </w:r>
+      <w:r>
+        <w:rPr>
+          <w:lang w:val="de"/>
+        </w:rPr>
+        <w:t xml:space="preserve">eine Teilnehmerin sich ohne Zutun der Hebamme vollständig erfassen kann und die Angaben denselben Prüfregeln unterliegen wie bei der Eingabe am Rechner.</w:t>
+      </w:r>
+    </w:p>
+    <w:bookmarkEnd w:id="66"/>
+    <w:bookmarkStart w:id="67" w:name="zahlungseingang-abgleichen"/>
+    <w:p>
+      <w:pPr>
+        <w:pStyle w:val="Heading2"/>
+      </w:pPr>
+      <w:r>
+        <w:rPr>
+          <w:lang w:val="de"/>
+        </w:rPr>
+        <w:t xml:space="preserve">6.4 Zahlungseingang abgleichen</w:t>
+      </w:r>
+    </w:p>
+    <w:tbl>
+      <w:tblPr>
+        <w:tblStyle w:val="Table"/>
+        <w:tblW w:type="auto" w:w="0"/>
+        <w:tblLook w:firstRow="0" w:lastRow="0" w:firstColumn="0" w:lastColumn="0" w:noHBand="0" w:noVBand="0" w:val="0000"/>
+      </w:tblPr>
+      <w:tblGrid>
+        <w:gridCol w:w="3960"/>
+        <w:gridCol w:w="3960"/>
+      </w:tblGrid>
+      <w:tr>
+        <w:tc>
+          <w:tcPr/>
+          <w:p>
+            <w:pPr>
+              <w:pStyle w:val="Compact"/>
+            </w:pPr>
+            <w:r>
+              <w:rPr>
+                <w:b/>
+                <w:bCs/>
+                <w:lang w:val="de"/>
+              </w:rPr>
+              <w:t xml:space="preserve">Größe</w:t>
+            </w:r>
+          </w:p>
+        </w:tc>
+        <w:tc>
+          <w:tcPr/>
+          <w:p>
+            <w:pPr>
+              <w:pStyle w:val="Compact"/>
+            </w:pPr>
+            <w:r>
+              <w:rPr>
+                <w:lang w:val="de"/>
+              </w:rPr>
+              <w:t xml:space="preserve">M</w:t>
             </w:r>
           </w:p>
         </w:tc>
@@ -10325,23 +11485,193 @@
             </w:pPr>
             <w:r>
               <w:rPr>
-                <w:lang w:val="de"/>
-              </w:rPr>
-              <w:t xml:space="preserve">Verarbeitungskennzeichen 01/02/03/04/10</w:t>
-            </w:r>
-          </w:p>
-        </w:tc>
-        <w:tc>
-          <w:tcPr/>
-          <w:p>
-            <w:pPr>
-              <w:pStyle w:val="Compact"/>
-            </w:pPr>
-            <w:r>
-              <w:rPr>
-                <w:lang w:val="de"/>
-              </w:rPr>
-              <w:t xml:space="preserve">Anlage 3, Abschnitt 8.1.7; Anwendbarkeit in Anlage 1, Abschnitt 7.1</w:t>
+                <w:b/>
+                <w:bCs/>
+                <w:lang w:val="de"/>
+              </w:rPr>
+              <w:t xml:space="preserve">Hängt an</w:t>
+            </w:r>
+          </w:p>
+        </w:tc>
+        <w:tc>
+          <w:tcPr/>
+          <w:p>
+            <w:pPr>
+              <w:pStyle w:val="Compact"/>
+            </w:pPr>
+            <w:r>
+              <w:rPr>
+                <w:lang w:val="de"/>
+              </w:rPr>
+              <w:t xml:space="preserve">1.5</w:t>
+            </w:r>
+          </w:p>
+        </w:tc>
+      </w:tr>
+    </w:tbl>
+    <w:p>
+      <w:pPr>
+        <w:pStyle w:val="BodyText"/>
+      </w:pPr>
+      <w:r>
+        <w:rPr>
+          <w:lang w:val="de"/>
+        </w:rPr>
+        <w:t xml:space="preserve">Das Übermittlungsprotokoll aus 1.5 kennt den Zustand „bezahlt” — heute müsste ihn jemand von Hand setzen, und deshalb wird es niemand tun.</w:t>
+      </w:r>
+    </w:p>
+    <w:p>
+      <w:pPr>
+        <w:pStyle w:val="BodyText"/>
+      </w:pPr>
+      <w:r>
+        <w:rPr>
+          <w:b/>
+          <w:bCs/>
+          <w:lang w:val="de"/>
+        </w:rPr>
+        <w:t xml:space="preserve">Zu bauen:</w:t>
+      </w:r>
+      <w:r>
+        <w:rPr>
+          <w:lang w:val="de"/>
+        </w:rPr>
+        <w:t xml:space="preserve"> </w:t>
+      </w:r>
+      <w:r>
+        <w:rPr>
+          <w:lang w:val="de"/>
+        </w:rPr>
+        <w:t xml:space="preserve">Einlesen eines Kontoauszugs (CAMT.053 oder MT940, beides bekommt man bei jeder Bank) und Zuordnung über Betrag und Verwendungszweck. Was sich nicht sicher zuordnen lässt, bleibt offen und wird gezeigt —</w:t>
+      </w:r>
+      <w:r>
+        <w:rPr>
+          <w:lang w:val="de"/>
+        </w:rPr>
+        <w:t xml:space="preserve"> </w:t>
+      </w:r>
+      <w:r>
+        <w:rPr>
+          <w:b/>
+          <w:bCs/>
+          <w:lang w:val="de"/>
+        </w:rPr>
+        <w:t xml:space="preserve">nie automatisch als bezahlt gelten lassen.</w:t>
+      </w:r>
+    </w:p>
+    <w:p>
+      <w:pPr>
+        <w:pStyle w:val="BodyText"/>
+      </w:pPr>
+      <w:r>
+        <w:rPr>
+          <w:lang w:val="de"/>
+        </w:rPr>
+        <w:t xml:space="preserve">Der Nutzen ist doppelt: die Sicherungskopie darf weg (Pflicht aus Anlage 1, Abschnitt 3 Absatz 4 erfüllt), und</w:t>
+      </w:r>
+      <w:r>
+        <w:rPr>
+          <w:lang w:val="de"/>
+        </w:rPr>
+        <w:t xml:space="preserve"> </w:t>
+      </w:r>
+      <w:r>
+        <w:rPr>
+          <w:b/>
+          <w:bCs/>
+          <w:lang w:val="de"/>
+        </w:rPr>
+        <w:t xml:space="preserve">eine ausbleibende Zahlung fällt auf.</w:t>
+      </w:r>
+      <w:r>
+        <w:rPr>
+          <w:lang w:val="de"/>
+        </w:rPr>
+        <w:t xml:space="preserve"> </w:t>
+      </w:r>
+      <w:r>
+        <w:rPr>
+          <w:lang w:val="de"/>
+        </w:rPr>
+        <w:t xml:space="preserve">Heute fällt sie nicht auf.</w:t>
+      </w:r>
+    </w:p>
+    <w:p>
+      <w:pPr>
+        <w:pStyle w:val="BodyText"/>
+      </w:pPr>
+      <w:r>
+        <w:rPr>
+          <w:b/>
+          <w:bCs/>
+          <w:lang w:val="de"/>
+        </w:rPr>
+        <w:t xml:space="preserve">Fertig, wenn:</w:t>
+      </w:r>
+      <w:r>
+        <w:rPr>
+          <w:lang w:val="de"/>
+        </w:rPr>
+        <w:t xml:space="preserve"> </w:t>
+      </w:r>
+      <w:r>
+        <w:rPr>
+          <w:lang w:val="de"/>
+        </w:rPr>
+        <w:t xml:space="preserve">nach dem Einlesen eines Auszugs erkennbar ist, welche Forderung bezahlt ist, welche offen und welche überfällig.</w:t>
+      </w:r>
+    </w:p>
+    <w:bookmarkEnd w:id="67"/>
+    <w:bookmarkStart w:id="68" w:name="was-ansteht-eine-übersicht"/>
+    <w:p>
+      <w:pPr>
+        <w:pStyle w:val="Heading2"/>
+      </w:pPr>
+      <w:r>
+        <w:rPr>
+          <w:lang w:val="de"/>
+        </w:rPr>
+        <w:t xml:space="preserve">6.5 „Was ansteht” — eine Übersicht</w:t>
+      </w:r>
+    </w:p>
+    <w:tbl>
+      <w:tblPr>
+        <w:tblStyle w:val="Table"/>
+        <w:tblW w:type="auto" w:w="0"/>
+        <w:tblLook w:firstRow="0" w:lastRow="0" w:firstColumn="0" w:lastColumn="0" w:noHBand="0" w:noVBand="0" w:val="0000"/>
+      </w:tblPr>
+      <w:tblGrid>
+        <w:gridCol w:w="3960"/>
+        <w:gridCol w:w="3960"/>
+      </w:tblGrid>
+      <w:tr>
+        <w:tc>
+          <w:tcPr/>
+          <w:p>
+            <w:pPr>
+              <w:pStyle w:val="Compact"/>
+            </w:pPr>
+            <w:r>
+              <w:rPr>
+                <w:b/>
+                <w:bCs/>
+                <w:lang w:val="de"/>
+              </w:rPr>
+              <w:t xml:space="preserve">Größe</w:t>
+            </w:r>
+          </w:p>
+        </w:tc>
+        <w:tc>
+          <w:tcPr/>
+          <w:p>
+            <w:pPr>
+              <w:pStyle w:val="Compact"/>
+            </w:pPr>
+            <w:r>
+              <w:rPr>
+                <w:lang w:val="de"/>
+              </w:rPr>
+              <w:t xml:space="preserve">S bis M</w:t>
             </w:r>
           </w:p>
         </w:tc>
@@ -10355,23 +11685,188 @@
             </w:pPr>
             <w:r>
               <w:rPr>
-                <w:lang w:val="de"/>
-              </w:rPr>
-              <w:t xml:space="preserve">Logischer Dateiname</w:t>
-            </w:r>
-          </w:p>
-        </w:tc>
-        <w:tc>
-          <w:tcPr/>
-          <w:p>
-            <w:pPr>
-              <w:pStyle w:val="Compact"/>
-            </w:pPr>
-            <w:r>
-              <w:rPr>
-                <w:lang w:val="de"/>
-              </w:rPr>
-              <w:t xml:space="preserve">Anhang 1, Abschnitt 4.2</w:t>
+                <w:b/>
+                <w:bCs/>
+                <w:lang w:val="de"/>
+              </w:rPr>
+              <w:t xml:space="preserve">Hängt an</w:t>
+            </w:r>
+          </w:p>
+        </w:tc>
+        <w:tc>
+          <w:tcPr/>
+          <w:p>
+            <w:pPr>
+              <w:pStyle w:val="Compact"/>
+            </w:pPr>
+            <w:r>
+              <w:rPr>
+                <w:lang w:val="de"/>
+              </w:rPr>
+              <w:t xml:space="preserve">1.5, 6.4</w:t>
+            </w:r>
+          </w:p>
+        </w:tc>
+      </w:tr>
+    </w:tbl>
+    <w:p>
+      <w:pPr>
+        <w:pStyle w:val="BodyText"/>
+      </w:pPr>
+      <w:r>
+        <w:rPr>
+          <w:lang w:val="de"/>
+        </w:rPr>
+        <w:t xml:space="preserve">Die günstigste Verbesserung im ganzen Plan. Eine Seite, die zeigt:</w:t>
+      </w:r>
+    </w:p>
+    <w:p>
+      <w:pPr>
+        <w:pStyle w:val="Compact"/>
+        <w:numPr>
+          <w:ilvl w:val="0"/>
+          <w:numId w:val="1014"/>
+        </w:numPr>
+      </w:pPr>
+      <w:r>
+        <w:rPr>
+          <w:lang w:val="de"/>
+        </w:rPr>
+        <w:t xml:space="preserve">Kurse, die zu Ende sind und noch nicht abgerechnet wurden</w:t>
+      </w:r>
+    </w:p>
+    <w:p>
+      <w:pPr>
+        <w:pStyle w:val="Compact"/>
+        <w:numPr>
+          <w:ilvl w:val="0"/>
+          <w:numId w:val="1014"/>
+        </w:numPr>
+      </w:pPr>
+      <w:r>
+        <w:rPr>
+          <w:lang w:val="de"/>
+        </w:rPr>
+        <w:t xml:space="preserve">Forderungen ohne Zahlungseingang, älter als acht Wochen</w:t>
+      </w:r>
+    </w:p>
+    <w:p>
+      <w:pPr>
+        <w:pStyle w:val="Compact"/>
+        <w:numPr>
+          <w:ilvl w:val="0"/>
+          <w:numId w:val="1014"/>
+        </w:numPr>
+      </w:pPr>
+      <w:r>
+        <w:rPr>
+          <w:lang w:val="de"/>
+        </w:rPr>
+        <w:t xml:space="preserve">Zurückweisungen, auf die noch niemand geantwortet hat</w:t>
+      </w:r>
+    </w:p>
+    <w:p>
+      <w:pPr>
+        <w:pStyle w:val="Compact"/>
+        <w:numPr>
+          <w:ilvl w:val="0"/>
+          <w:numId w:val="1014"/>
+        </w:numPr>
+      </w:pPr>
+      <w:r>
+        <w:rPr>
+          <w:b/>
+          <w:bCs/>
+          <w:lang w:val="de"/>
+        </w:rPr>
+        <w:t xml:space="preserve">Zertifikat läuft in weniger als einem Monat ab</w:t>
+      </w:r>
+    </w:p>
+    <w:p>
+      <w:pPr>
+        <w:pStyle w:val="Compact"/>
+        <w:numPr>
+          <w:ilvl w:val="0"/>
+          <w:numId w:val="1014"/>
+        </w:numPr>
+      </w:pPr>
+      <w:r>
+        <w:rPr>
+          <w:lang w:val="de"/>
+        </w:rPr>
+        <w:t xml:space="preserve">neues Quartal — Kostenträgerdatei prüfen</w:t>
+      </w:r>
+    </w:p>
+    <w:p>
+      <w:pPr>
+        <w:pStyle w:val="FirstParagraph"/>
+      </w:pPr>
+      <w:r>
+        <w:rPr>
+          <w:b/>
+          <w:bCs/>
+          <w:lang w:val="de"/>
+        </w:rPr>
+        <w:t xml:space="preserve">Damit wird aus dem Wartungsplan in Teil 2 etwas, das von selbst erinnert</w:t>
+      </w:r>
+      <w:r>
+        <w:rPr>
+          <w:lang w:val="de"/>
+        </w:rPr>
+        <w:t xml:space="preserve">, statt ein Dokument zu sein, in das jemand hineinsehen müsste. Ein Wartungsplan, an den niemand denkt, ist kein Wartungsplan.</w:t>
+      </w:r>
+    </w:p>
+    <w:bookmarkEnd w:id="68"/>
+    <w:bookmarkStart w:id="69" w:name="kursvorlagen-und-serientermine"/>
+    <w:p>
+      <w:pPr>
+        <w:pStyle w:val="Heading2"/>
+      </w:pPr>
+      <w:r>
+        <w:rPr>
+          <w:lang w:val="de"/>
+        </w:rPr>
+        <w:t xml:space="preserve">6.6 Kursvorlagen und Serientermine</w:t>
+      </w:r>
+    </w:p>
+    <w:tbl>
+      <w:tblPr>
+        <w:tblStyle w:val="Table"/>
+        <w:tblW w:type="auto" w:w="0"/>
+        <w:tblLook w:firstRow="0" w:lastRow="0" w:firstColumn="0" w:lastColumn="0" w:noHBand="0" w:noVBand="0" w:val="0000"/>
+      </w:tblPr>
+      <w:tblGrid>
+        <w:gridCol w:w="3960"/>
+        <w:gridCol w:w="3960"/>
+      </w:tblGrid>
+      <w:tr>
+        <w:tc>
+          <w:tcPr/>
+          <w:p>
+            <w:pPr>
+              <w:pStyle w:val="Compact"/>
+            </w:pPr>
+            <w:r>
+              <w:rPr>
+                <w:b/>
+                <w:bCs/>
+                <w:lang w:val="de"/>
+              </w:rPr>
+              <w:t xml:space="preserve">Größe</w:t>
+            </w:r>
+          </w:p>
+        </w:tc>
+        <w:tc>
+          <w:tcPr/>
+          <w:p>
+            <w:pPr>
+              <w:pStyle w:val="Compact"/>
+            </w:pPr>
+            <w:r>
+              <w:rPr>
+                <w:lang w:val="de"/>
+              </w:rPr>
+              <w:t xml:space="preserve">S</w:t>
             </w:r>
           </w:p>
         </w:tc>
@@ -10385,23 +11880,103 @@
             </w:pPr>
             <w:r>
               <w:rPr>
-                <w:lang w:val="de"/>
-              </w:rPr>
-              <w:t xml:space="preserve">Physikalischer Dateiname</w:t>
-            </w:r>
-          </w:p>
-        </w:tc>
-        <w:tc>
-          <w:tcPr/>
-          <w:p>
-            <w:pPr>
-              <w:pStyle w:val="Compact"/>
-            </w:pPr>
-            <w:r>
-              <w:rPr>
-                <w:lang w:val="de"/>
-              </w:rPr>
-              <w:t xml:space="preserve">Anhang 1, Abschnitt 4.3</w:t>
+                <w:b/>
+                <w:bCs/>
+                <w:lang w:val="de"/>
+              </w:rPr>
+              <w:t xml:space="preserve">Hängt an</w:t>
+            </w:r>
+          </w:p>
+        </w:tc>
+        <w:tc>
+          <w:tcPr/>
+          <w:p>
+            <w:pPr>
+              <w:pStyle w:val="Compact"/>
+            </w:pPr>
+            <w:r>
+              <w:rPr>
+                <w:lang w:val="de"/>
+              </w:rPr>
+              <w:t xml:space="preserve">6.1</w:t>
+            </w:r>
+          </w:p>
+        </w:tc>
+      </w:tr>
+    </w:tbl>
+    <w:p>
+      <w:pPr>
+        <w:pStyle w:val="BodyText"/>
+      </w:pPr>
+      <w:r>
+        <w:rPr>
+          <w:lang w:val="de"/>
+        </w:rPr>
+        <w:t xml:space="preserve">Ein Kurs entsteht aus Blaupause, Anfangsdatum und Rhythmus („zehn Termine, dienstags, 19 Uhr”); die Termine werden erzeugt. Ausfälle und Nachholtermine lassen sich einzeln ändern.</w:t>
+      </w:r>
+    </w:p>
+    <w:p>
+      <w:pPr>
+        <w:pStyle w:val="BodyText"/>
+      </w:pPr>
+      <w:r>
+        <w:rPr>
+          <w:lang w:val="de"/>
+        </w:rPr>
+        <w:t xml:space="preserve">Kleine Arbeit, spürbarer Unterschied: das ist die Tätigkeit, die sonst mehrmals im Jahr von Hand anfällt.</w:t>
+      </w:r>
+    </w:p>
+    <w:bookmarkEnd w:id="69"/>
+    <w:bookmarkStart w:id="70" w:name="belege-ablegen"/>
+    <w:p>
+      <w:pPr>
+        <w:pStyle w:val="Heading2"/>
+      </w:pPr>
+      <w:r>
+        <w:rPr>
+          <w:lang w:val="de"/>
+        </w:rPr>
+        <w:t xml:space="preserve">6.7 Belege ablegen</w:t>
+      </w:r>
+    </w:p>
+    <w:tbl>
+      <w:tblPr>
+        <w:tblStyle w:val="Table"/>
+        <w:tblW w:type="auto" w:w="0"/>
+        <w:tblLook w:firstRow="0" w:lastRow="0" w:firstColumn="0" w:lastColumn="0" w:noHBand="0" w:noVBand="0" w:val="0000"/>
+      </w:tblPr>
+      <w:tblGrid>
+        <w:gridCol w:w="3960"/>
+        <w:gridCol w:w="3960"/>
+      </w:tblGrid>
+      <w:tr>
+        <w:tc>
+          <w:tcPr/>
+          <w:p>
+            <w:pPr>
+              <w:pStyle w:val="Compact"/>
+            </w:pPr>
+            <w:r>
+              <w:rPr>
+                <w:b/>
+                <w:bCs/>
+                <w:lang w:val="de"/>
+              </w:rPr>
+              <w:t xml:space="preserve">Größe</w:t>
+            </w:r>
+          </w:p>
+        </w:tc>
+        <w:tc>
+          <w:tcPr/>
+          <w:p>
+            <w:pPr>
+              <w:pStyle w:val="Compact"/>
+            </w:pPr>
+            <w:r>
+              <w:rPr>
+                <w:lang w:val="de"/>
+              </w:rPr>
+              <w:t xml:space="preserve">M</w:t>
             </w:r>
           </w:p>
         </w:tc>
@@ -10415,23 +11990,117 @@
             </w:pPr>
             <w:r>
               <w:rPr>
-                <w:lang w:val="de"/>
-              </w:rPr>
-              <w:t xml:space="preserve">Dokumentation, zwei Jahre</w:t>
-            </w:r>
-          </w:p>
-        </w:tc>
-        <w:tc>
-          <w:tcPr/>
-          <w:p>
-            <w:pPr>
-              <w:pStyle w:val="Compact"/>
-            </w:pPr>
-            <w:r>
-              <w:rPr>
-                <w:lang w:val="de"/>
-              </w:rPr>
-              <w:t xml:space="preserve">Anlage 1, Abschnitt 3 Abs. 2; Anhang 1, Abschnitt 4.5</w:t>
+                <w:b/>
+                <w:bCs/>
+                <w:lang w:val="de"/>
+              </w:rPr>
+              <w:t xml:space="preserve">Hängt an</w:t>
+            </w:r>
+          </w:p>
+        </w:tc>
+        <w:tc>
+          <w:tcPr/>
+          <w:p>
+            <w:pPr>
+              <w:pStyle w:val="Compact"/>
+            </w:pPr>
+            <w:r>
+              <w:rPr>
+                <w:lang w:val="de"/>
+              </w:rPr>
+              <w:t xml:space="preserve">6.1</w:t>
+            </w:r>
+          </w:p>
+        </w:tc>
+      </w:tr>
+    </w:tbl>
+    <w:p>
+      <w:pPr>
+        <w:pStyle w:val="BodyText"/>
+      </w:pPr>
+      <w:r>
+        <w:rPr>
+          <w:lang w:val="de"/>
+        </w:rPr>
+        <w:t xml:space="preserve">Solange Papier im Spiel ist — Verordnungen, Bescheinigungen, unterschriebene Listen aus der Zeit vor 6.2 — brauchen sie einen Platz beim Kurs oder bei der Teilnehmerin.</w:t>
+      </w:r>
+    </w:p>
+    <w:p>
+      <w:pPr>
+        <w:pStyle w:val="BodyText"/>
+      </w:pPr>
+      <w:r>
+        <w:rPr>
+          <w:b/>
+          <w:bCs/>
+          <w:lang w:val="de"/>
+        </w:rPr>
+        <w:t xml:space="preserve">Nur sinnvoll zusammen mit der Verfahrensdokumentation aus Anhang 4c.</w:t>
+      </w:r>
+      <w:r>
+        <w:rPr>
+          <w:lang w:val="de"/>
+        </w:rPr>
+        <w:t xml:space="preserve"> </w:t>
+      </w:r>
+      <w:r>
+        <w:rPr>
+          <w:lang w:val="de"/>
+        </w:rPr>
+        <w:t xml:space="preserve">Ein Scan ohne dieses Verfahren ersetzt das Original nicht, und das Papier muss trotzdem aufgehoben werden — dann hat man beides statt keines.</w:t>
+      </w:r>
+    </w:p>
+    <w:bookmarkEnd w:id="70"/>
+    <w:bookmarkStart w:id="71" w:name="verlauf-je-teilnehmerin"/>
+    <w:p>
+      <w:pPr>
+        <w:pStyle w:val="Heading2"/>
+      </w:pPr>
+      <w:r>
+        <w:rPr>
+          <w:lang w:val="de"/>
+        </w:rPr>
+        <w:t xml:space="preserve">6.8 Verlauf je Teilnehmerin</w:t>
+      </w:r>
+    </w:p>
+    <w:tbl>
+      <w:tblPr>
+        <w:tblStyle w:val="Table"/>
+        <w:tblW w:type="auto" w:w="0"/>
+        <w:tblLook w:firstRow="0" w:lastRow="0" w:firstColumn="0" w:lastColumn="0" w:noHBand="0" w:noVBand="0" w:val="0000"/>
+      </w:tblPr>
+      <w:tblGrid>
+        <w:gridCol w:w="3960"/>
+        <w:gridCol w:w="3960"/>
+      </w:tblGrid>
+      <w:tr>
+        <w:tc>
+          <w:tcPr/>
+          <w:p>
+            <w:pPr>
+              <w:pStyle w:val="Compact"/>
+            </w:pPr>
+            <w:r>
+              <w:rPr>
+                <w:b/>
+                <w:bCs/>
+                <w:lang w:val="de"/>
+              </w:rPr>
+              <w:t xml:space="preserve">Größe</w:t>
+            </w:r>
+          </w:p>
+        </w:tc>
+        <w:tc>
+          <w:tcPr/>
+          <w:p>
+            <w:pPr>
+              <w:pStyle w:val="Compact"/>
+            </w:pPr>
+            <w:r>
+              <w:rPr>
+                <w:lang w:val="de"/>
+              </w:rPr>
+              <w:t xml:space="preserve">S</w:t>
             </w:r>
           </w:p>
         </w:tc>
@@ -10445,23 +12114,103 @@
             </w:pPr>
             <w:r>
               <w:rPr>
-                <w:lang w:val="de"/>
-              </w:rPr>
-              <w:t xml:space="preserve">Sicherungskopie bis zur Bezahlung</w:t>
-            </w:r>
-          </w:p>
-        </w:tc>
-        <w:tc>
-          <w:tcPr/>
-          <w:p>
-            <w:pPr>
-              <w:pStyle w:val="Compact"/>
-            </w:pPr>
-            <w:r>
-              <w:rPr>
-                <w:lang w:val="de"/>
-              </w:rPr>
-              <w:t xml:space="preserve">Anlage 1, Abschnitt 3 Abs. 4</w:t>
+                <w:b/>
+                <w:bCs/>
+                <w:lang w:val="de"/>
+              </w:rPr>
+              <w:t xml:space="preserve">Hängt an</w:t>
+            </w:r>
+          </w:p>
+        </w:tc>
+        <w:tc>
+          <w:tcPr/>
+          <w:p>
+            <w:pPr>
+              <w:pStyle w:val="Compact"/>
+            </w:pPr>
+            <w:r>
+              <w:rPr>
+                <w:lang w:val="de"/>
+              </w:rPr>
+              <w:t xml:space="preserve">6.1</w:t>
+            </w:r>
+          </w:p>
+        </w:tc>
+      </w:tr>
+    </w:tbl>
+    <w:p>
+      <w:pPr>
+        <w:pStyle w:val="BodyText"/>
+      </w:pPr>
+      <w:r>
+        <w:rPr>
+          <w:lang w:val="de"/>
+        </w:rPr>
+        <w:t xml:space="preserve">Eine Seite je Person: welche Kurse, welche Termine, welche Abrechnungen, was zurückkam, was bezahlt ist. Heute liegen diese Angaben in vier verschiedenen Masken.</w:t>
+      </w:r>
+    </w:p>
+    <w:p>
+      <w:pPr>
+        <w:pStyle w:val="BodyText"/>
+      </w:pPr>
+      <w:r>
+        <w:rPr>
+          <w:lang w:val="de"/>
+        </w:rPr>
+        <w:t xml:space="preserve">Das ist die Seite, die man aufschlägt, wenn jemand anruft und fragt.</w:t>
+      </w:r>
+    </w:p>
+    <w:bookmarkEnd w:id="71"/>
+    <w:bookmarkStart w:id="72" w:name="alles-wieder-herausbekommen"/>
+    <w:p>
+      <w:pPr>
+        <w:pStyle w:val="Heading2"/>
+      </w:pPr>
+      <w:r>
+        <w:rPr>
+          <w:lang w:val="de"/>
+        </w:rPr>
+        <w:t xml:space="preserve">6.9 Alles wieder herausbekommen</w:t>
+      </w:r>
+    </w:p>
+    <w:tbl>
+      <w:tblPr>
+        <w:tblStyle w:val="Table"/>
+        <w:tblW w:type="auto" w:w="0"/>
+        <w:tblLook w:firstRow="0" w:lastRow="0" w:firstColumn="0" w:lastColumn="0" w:noHBand="0" w:noVBand="0" w:val="0000"/>
+      </w:tblPr>
+      <w:tblGrid>
+        <w:gridCol w:w="3960"/>
+        <w:gridCol w:w="3960"/>
+      </w:tblGrid>
+      <w:tr>
+        <w:tc>
+          <w:tcPr/>
+          <w:p>
+            <w:pPr>
+              <w:pStyle w:val="Compact"/>
+            </w:pPr>
+            <w:r>
+              <w:rPr>
+                <w:b/>
+                <w:bCs/>
+                <w:lang w:val="de"/>
+              </w:rPr>
+              <w:t xml:space="preserve">Größe</w:t>
+            </w:r>
+          </w:p>
+        </w:tc>
+        <w:tc>
+          <w:tcPr/>
+          <w:p>
+            <w:pPr>
+              <w:pStyle w:val="Compact"/>
+            </w:pPr>
+            <w:r>
+              <w:rPr>
+                <w:lang w:val="de"/>
+              </w:rPr>
+              <w:t xml:space="preserve">S</w:t>
             </w:r>
           </w:p>
         </w:tc>
@@ -10475,23 +12224,384 @@
             </w:pPr>
             <w:r>
               <w:rPr>
-                <w:lang w:val="de"/>
-              </w:rPr>
-              <w:t xml:space="preserve">Erprobung vorgeschrieben</w:t>
-            </w:r>
-          </w:p>
-        </w:tc>
-        <w:tc>
-          <w:tcPr/>
-          <w:p>
-            <w:pPr>
-              <w:pStyle w:val="Compact"/>
-            </w:pPr>
-            <w:r>
-              <w:rPr>
-                <w:lang w:val="de"/>
-              </w:rPr>
-              <w:t xml:space="preserve">Anlage 1, Abschnitt 2</w:t>
+                <w:b/>
+                <w:bCs/>
+                <w:lang w:val="de"/>
+              </w:rPr>
+              <w:t xml:space="preserve">Hängt an</w:t>
+            </w:r>
+          </w:p>
+        </w:tc>
+        <w:tc>
+          <w:tcPr/>
+          <w:p>
+            <w:pPr>
+              <w:pStyle w:val="Compact"/>
+            </w:pPr>
+            <w:r>
+              <w:rPr>
+                <w:lang w:val="de"/>
+              </w:rPr>
+              <w:t xml:space="preserve">nichts</w:t>
+            </w:r>
+          </w:p>
+        </w:tc>
+      </w:tr>
+    </w:tbl>
+    <w:p>
+      <w:pPr>
+        <w:pStyle w:val="BodyText"/>
+      </w:pPr>
+      <w:r>
+        <w:rPr>
+          <w:lang w:val="de"/>
+        </w:rPr>
+        <w:t xml:space="preserve">Ein vollständiger Export aller Daten in ein offenes Format. Zwei Gründe, und der zweite ist der wichtigere: der Steuerberater fragt danach — und</w:t>
+      </w:r>
+      <w:r>
+        <w:rPr>
+          <w:lang w:val="de"/>
+        </w:rPr>
+        <w:t xml:space="preserve"> </w:t>
+      </w:r>
+      <w:r>
+        <w:rPr>
+          <w:b/>
+          <w:bCs/>
+          <w:lang w:val="de"/>
+        </w:rPr>
+        <w:t xml:space="preserve">niemand sollte in einem Programm festsitzen</w:t>
+      </w:r>
+      <w:r>
+        <w:rPr>
+          <w:lang w:val="de"/>
+        </w:rPr>
+        <w:t xml:space="preserve">, auch nicht in diesem.</w:t>
+      </w:r>
+    </w:p>
+    <w:bookmarkEnd w:id="72"/>
+    <w:bookmarkStart w:id="73" w:name="reihenfolge"/>
+    <w:p>
+      <w:pPr>
+        <w:pStyle w:val="Heading2"/>
+      </w:pPr>
+      <w:r>
+        <w:rPr>
+          <w:lang w:val="de"/>
+        </w:rPr>
+        <w:t xml:space="preserve">Reihenfolge</w:t>
+      </w:r>
+    </w:p>
+    <w:p>
+      <w:pPr>
+        <w:pStyle w:val="SourceCode"/>
+      </w:pPr>
+      <w:r>
+        <w:rPr>
+          <w:rStyle w:val="VerbatimChar"/>
+          <w:lang w:val="de"/>
+        </w:rPr>
+        <w:t xml:space="preserve">6.1 Kurs ──┬── 6.2 Unterschrift ── 6.3 Selbsteintrag</w:t>
+      </w:r>
+      <w:r>
+        <w:br/>
+      </w:r>
+      <w:r>
+        <w:rPr>
+          <w:rStyle w:val="VerbatimChar"/>
+          <w:lang w:val="de"/>
+        </w:rPr>
+        <w:t xml:space="preserve">           ├── 6.6 Serientermine</w:t>
+      </w:r>
+      <w:r>
+        <w:br/>
+      </w:r>
+      <w:r>
+        <w:rPr>
+          <w:rStyle w:val="VerbatimChar"/>
+          <w:lang w:val="de"/>
+        </w:rPr>
+        <w:t xml:space="preserve">           ├── 6.7 Belege</w:t>
+      </w:r>
+      <w:r>
+        <w:br/>
+      </w:r>
+      <w:r>
+        <w:rPr>
+          <w:rStyle w:val="VerbatimChar"/>
+          <w:lang w:val="de"/>
+        </w:rPr>
+        <w:t xml:space="preserve">           └── 6.8 Verlauf</w:t>
+      </w:r>
+      <w:r>
+        <w:br/>
+      </w:r>
+      <w:r>
+        <w:rPr>
+          <w:rStyle w:val="VerbatimChar"/>
+          <w:lang w:val="de"/>
+        </w:rPr>
+        <w:t xml:space="preserve">1.5 Protokoll ── 6.4 Zahlungsabgleich ── 6.5 „Was ansteht"</w:t>
+      </w:r>
+      <w:r>
+        <w:br/>
+      </w:r>
+      <w:r>
+        <w:rPr>
+          <w:rStyle w:val="VerbatimChar"/>
+          <w:lang w:val="de"/>
+        </w:rPr>
+        <w:t xml:space="preserve">6.9 Export (unabhängig)</w:t>
+      </w:r>
+    </w:p>
+    <w:p>
+      <w:pPr>
+        <w:pStyle w:val="FirstParagraph"/>
+      </w:pPr>
+      <w:r>
+        <w:rPr>
+          <w:b/>
+          <w:bCs/>
+          <w:lang w:val="de"/>
+        </w:rPr>
+        <w:t xml:space="preserve">Zuerst 6.1</w:t>
+      </w:r>
+      <w:r>
+        <w:rPr>
+          <w:lang w:val="de"/>
+        </w:rPr>
+        <w:t xml:space="preserve">, weil ohne den Kurs als eigenes Ding nichts davon trägt.</w:t>
+      </w:r>
+      <w:r>
+        <w:rPr>
+          <w:lang w:val="de"/>
+        </w:rPr>
+        <w:t xml:space="preserve"> </w:t>
+      </w:r>
+      <w:r>
+        <w:rPr>
+          <w:b/>
+          <w:bCs/>
+          <w:lang w:val="de"/>
+        </w:rPr>
+        <w:t xml:space="preserve">Dann 6.5</w:t>
+      </w:r>
+      <w:r>
+        <w:rPr>
+          <w:lang w:val="de"/>
+        </w:rPr>
+        <w:t xml:space="preserve">, weil es das billigste Stück mit der größten Wirkung auf den Alltag ist.</w:t>
+      </w:r>
+      <w:r>
+        <w:rPr>
+          <w:lang w:val="de"/>
+        </w:rPr>
+        <w:t xml:space="preserve"> </w:t>
+      </w:r>
+      <w:r>
+        <w:rPr>
+          <w:b/>
+          <w:bCs/>
+          <w:lang w:val="de"/>
+        </w:rPr>
+        <w:t xml:space="preserve">Dann 6.2 und 6.3</w:t>
+      </w:r>
+      <w:r>
+        <w:rPr>
+          <w:lang w:val="de"/>
+        </w:rPr>
+        <w:t xml:space="preserve"> </w:t>
+      </w:r>
+      <w:r>
+        <w:rPr>
+          <w:lang w:val="de"/>
+        </w:rPr>
+        <w:t xml:space="preserve">— dort liegt die eigentliche Arbeitserleichterung, und dort liegt auch der größte Aufwand.</w:t>
+      </w:r>
+    </w:p>
+    <w:bookmarkEnd w:id="73"/>
+    <w:bookmarkStart w:id="74" w:name="was-bewusst-nicht-dazugehört"/>
+    <w:p>
+      <w:pPr>
+        <w:pStyle w:val="Heading2"/>
+      </w:pPr>
+      <w:r>
+        <w:rPr>
+          <w:lang w:val="de"/>
+        </w:rPr>
+        <w:t xml:space="preserve">Was bewusst nicht dazugehört</w:t>
+      </w:r>
+    </w:p>
+    <w:p>
+      <w:pPr>
+        <w:pStyle w:val="Compact"/>
+        <w:numPr>
+          <w:ilvl w:val="0"/>
+          <w:numId w:val="1015"/>
+        </w:numPr>
+      </w:pPr>
+      <w:r>
+        <w:rPr>
+          <w:b/>
+          <w:bCs/>
+          <w:lang w:val="de"/>
+        </w:rPr>
+        <w:t xml:space="preserve">Keine Cloud und kein Konto bei uns.</w:t>
+      </w:r>
+      <w:r>
+        <w:rPr>
+          <w:lang w:val="de"/>
+        </w:rPr>
+        <w:t xml:space="preserve"> </w:t>
+      </w:r>
+      <w:r>
+        <w:rPr>
+          <w:lang w:val="de"/>
+        </w:rPr>
+        <w:t xml:space="preserve">Die Daten liegen bei der Praxis. Alles, was das Telefon tut, tut es im eigenen Netz.</w:t>
+      </w:r>
+    </w:p>
+    <w:p>
+      <w:pPr>
+        <w:pStyle w:val="Compact"/>
+        <w:numPr>
+          <w:ilvl w:val="0"/>
+          <w:numId w:val="1015"/>
+        </w:numPr>
+      </w:pPr>
+      <w:r>
+        <w:rPr>
+          <w:b/>
+          <w:bCs/>
+          <w:lang w:val="de"/>
+        </w:rPr>
+        <w:t xml:space="preserve">Keine dauerhaften Daten auf dem Telefon.</w:t>
+      </w:r>
+      <w:r>
+        <w:rPr>
+          <w:lang w:val="de"/>
+        </w:rPr>
+        <w:t xml:space="preserve"> </w:t>
+      </w:r>
+      <w:r>
+        <w:rPr>
+          <w:lang w:val="de"/>
+        </w:rPr>
+        <w:t xml:space="preserve">Es zeigt eine Seite, es speichert nichts.</w:t>
+      </w:r>
+    </w:p>
+    <w:p>
+      <w:pPr>
+        <w:pStyle w:val="Compact"/>
+        <w:numPr>
+          <w:ilvl w:val="0"/>
+          <w:numId w:val="1015"/>
+        </w:numPr>
+      </w:pPr>
+      <w:r>
+        <w:rPr>
+          <w:b/>
+          <w:bCs/>
+          <w:lang w:val="de"/>
+        </w:rPr>
+        <w:t xml:space="preserve">Keine Terminerinnerung an Teilnehmerinnen.</w:t>
+      </w:r>
+      <w:r>
+        <w:rPr>
+          <w:lang w:val="de"/>
+        </w:rPr>
+        <w:t xml:space="preserve"> </w:t>
+      </w:r>
+      <w:r>
+        <w:rPr>
+          <w:lang w:val="de"/>
+        </w:rPr>
+        <w:t xml:space="preserve">Das ist Kursverwaltung, nicht Abrechnung — und es gibt gute Programme dafür.</w:t>
+      </w:r>
+    </w:p>
+    <w:p>
+      <w:pPr>
+        <w:pStyle w:val="Compact"/>
+        <w:numPr>
+          <w:ilvl w:val="0"/>
+          <w:numId w:val="1015"/>
+        </w:numPr>
+      </w:pPr>
+      <w:r>
+        <w:rPr>
+          <w:b/>
+          <w:bCs/>
+          <w:lang w:val="de"/>
+        </w:rPr>
+        <w:t xml:space="preserve">Keine App in einem Store.</w:t>
+      </w:r>
+      <w:r>
+        <w:rPr>
+          <w:lang w:val="de"/>
+        </w:rPr>
+        <w:t xml:space="preserve"> </w:t>
+      </w:r>
+      <w:r>
+        <w:rPr>
+          <w:lang w:val="de"/>
+        </w:rPr>
+        <w:t xml:space="preserve">Sie brächte Veröffentlichung, Pflege und zwei Betriebssysteme mit sich, für einen Vorteil, den eine Seite im Browser auch liefert.</w:t>
+      </w:r>
+    </w:p>
+    <w:bookmarkEnd w:id="74"/>
+    <w:bookmarkEnd w:id="75"/>
+    <w:bookmarkStart w:id="76" w:name="anhang-woher-die-angaben-stammen"/>
+    <w:p>
+      <w:pPr>
+        <w:pStyle w:val="Heading1"/>
+      </w:pPr>
+      <w:r>
+        <w:rPr>
+          <w:lang w:val="de"/>
+        </w:rPr>
+        <w:t xml:space="preserve">Anhang — Woher die Angaben stammen</w:t>
+      </w:r>
+    </w:p>
+    <w:tbl>
+      <w:tblPr>
+        <w:tblStyle w:val="Table"/>
+        <w:tblW w:type="pct" w:w="5000"/>
+        <w:tblLayout w:type="fixed"/>
+        <w:tblLook w:firstRow="1" w:lastRow="0" w:firstColumn="0" w:lastColumn="0" w:noHBand="0" w:noVBand="0" w:val="0020"/>
+      </w:tblPr>
+      <w:tblGrid>
+        <w:gridCol w:w="3960"/>
+        <w:gridCol w:w="3960"/>
+      </w:tblGrid>
+      <w:tr>
+        <w:trPr>
+          <w:tblHeader w:val="on"/>
+        </w:trPr>
+        <w:tc>
+          <w:tcPr/>
+          <w:p>
+            <w:pPr>
+              <w:pStyle w:val="Compact"/>
+            </w:pPr>
+            <w:r>
+              <w:rPr>
+                <w:lang w:val="de"/>
+              </w:rPr>
+              <w:t xml:space="preserve">Aussage</w:t>
+            </w:r>
+          </w:p>
+        </w:tc>
+        <w:tc>
+          <w:tcPr/>
+          <w:p>
+            <w:pPr>
+              <w:pStyle w:val="Compact"/>
+            </w:pPr>
+            <w:r>
+              <w:rPr>
+                <w:lang w:val="de"/>
+              </w:rPr>
+              <w:t xml:space="preserve">Fundstelle</w:t>
             </w:r>
           </w:p>
         </w:tc>
@@ -10507,21 +12617,21 @@
               <w:rPr>
                 <w:lang w:val="de"/>
               </w:rPr>
-              <w:t xml:space="preserve">Test- und Erprobungsverfahren</w:t>
-            </w:r>
-          </w:p>
-        </w:tc>
-        <w:tc>
-          <w:tcPr/>
-          <w:p>
-            <w:pPr>
-              <w:pStyle w:val="Compact"/>
-            </w:pPr>
-            <w:r>
-              <w:rPr>
-                <w:lang w:val="de"/>
-              </w:rPr>
-              <w:t xml:space="preserve">Anhang 2, Abschnitte 3 bis 6</w:t>
+              <w:t xml:space="preserve">Empfänger ist die Datenannahmestelle je Kassenart</w:t>
+            </w:r>
+          </w:p>
+        </w:tc>
+        <w:tc>
+          <w:tcPr/>
+          <w:p>
+            <w:pPr>
+              <w:pStyle w:val="Compact"/>
+            </w:pPr>
+            <w:r>
+              <w:rPr>
+                <w:lang w:val="de"/>
+              </w:rPr>
+              <w:t xml:space="preserve">Anlage 1, Abschnitte 3 und 5.3.1</w:t>
             </w:r>
           </w:p>
         </w:tc>
@@ -10537,21 +12647,21 @@
               <w:rPr>
                 <w:lang w:val="de"/>
               </w:rPr>
-              <w:t xml:space="preserve">Aufbau der Kostenträgerdatei</w:t>
-            </w:r>
-          </w:p>
-        </w:tc>
-        <w:tc>
-          <w:tcPr/>
-          <w:p>
-            <w:pPr>
-              <w:pStyle w:val="Compact"/>
-            </w:pPr>
-            <w:r>
-              <w:rPr>
-                <w:lang w:val="de"/>
-              </w:rPr>
-              <w:t xml:space="preserve">Anhang 3, Abschnitte 5 und 8</w:t>
+              <w:t xml:space="preserve">Testindikator 0 / 1 / 2</w:t>
+            </w:r>
+          </w:p>
+        </w:tc>
+        <w:tc>
+          <w:tcPr/>
+          <w:p>
+            <w:pPr>
+              <w:pStyle w:val="Compact"/>
+            </w:pPr>
+            <w:r>
+              <w:rPr>
+                <w:lang w:val="de"/>
+              </w:rPr>
+              <w:t xml:space="preserve">Anlage 1, Abschnitt 5.4</w:t>
             </w:r>
           </w:p>
         </w:tc>
@@ -10567,21 +12677,21 @@
               <w:rPr>
                 <w:lang w:val="de"/>
               </w:rPr>
-              <w:t xml:space="preserve">Keine Bankverbindung in der Nutzdatendatei</w:t>
-            </w:r>
-          </w:p>
-        </w:tc>
-        <w:tc>
-          <w:tcPr/>
-          <w:p>
-            <w:pPr>
-              <w:pStyle w:val="Compact"/>
-            </w:pPr>
-            <w:r>
-              <w:rPr>
-                <w:lang w:val="de"/>
-              </w:rPr>
-              <w:t xml:space="preserve">Anlage 1, Abschnitt 5.5 — kein Segment und kein Feld dafür</w:t>
+              <w:t xml:space="preserve">Leistungsbereich = Sammelgruppenschlüssel</w:t>
+            </w:r>
+          </w:p>
+        </w:tc>
+        <w:tc>
+          <w:tcPr/>
+          <w:p>
+            <w:pPr>
+              <w:pStyle w:val="Compact"/>
+            </w:pPr>
+            <w:r>
+              <w:rPr>
+                <w:lang w:val="de"/>
+              </w:rPr>
+              <w:t xml:space="preserve">Anlage 1, Abschnitt 5.4; Anlage 3, Abschnitt 8.1.14</w:t>
             </w:r>
           </w:p>
         </w:tc>
@@ -10597,21 +12707,21 @@
               <w:rPr>
                 <w:lang w:val="de"/>
               </w:rPr>
-              <w:t xml:space="preserve">Auftragsdatei</w:t>
-            </w:r>
-          </w:p>
-        </w:tc>
-        <w:tc>
-          <w:tcPr/>
-          <w:p>
-            <w:pPr>
-              <w:pStyle w:val="Compact"/>
-            </w:pPr>
-            <w:r>
-              <w:rPr>
-                <w:lang w:val="de"/>
-              </w:rPr>
-              <w:t xml:space="preserve">GGT Anlage 2</w:t>
+              <w:t xml:space="preserve">Abrechnungscode 50 = Hebamme</w:t>
+            </w:r>
+          </w:p>
+        </w:tc>
+        <w:tc>
+          <w:tcPr/>
+          <w:p>
+            <w:pPr>
+              <w:pStyle w:val="Compact"/>
+            </w:pPr>
+            <w:r>
+              <w:rPr>
+                <w:lang w:val="de"/>
+              </w:rPr>
+              <w:t xml:space="preserve">Anlage 3, Abschnitt 8.1.5</w:t>
             </w:r>
           </w:p>
         </w:tc>
@@ -10627,21 +12737,21 @@
               <w:rPr>
                 <w:lang w:val="de"/>
               </w:rPr>
-              <w:t xml:space="preserve">KIM ersetzt KKS, Auftragsdatei, SECON</w:t>
-            </w:r>
-          </w:p>
-        </w:tc>
-        <w:tc>
-          <w:tcPr/>
-          <w:p>
-            <w:pPr>
-              <w:pStyle w:val="Compact"/>
-            </w:pPr>
-            <w:r>
-              <w:rPr>
-                <w:lang w:val="de"/>
-              </w:rPr>
-              <w:t xml:space="preserve">GGT Anlage 20, Abschnitt 1</w:t>
+              <w:t xml:space="preserve">Positionsnummer Hebammenhilfe 4–5 Stellen</w:t>
+            </w:r>
+          </w:p>
+        </w:tc>
+        <w:tc>
+          <w:tcPr/>
+          <w:p>
+            <w:pPr>
+              <w:pStyle w:val="Compact"/>
+            </w:pPr>
+            <w:r>
+              <w:rPr>
+                <w:lang w:val="de"/>
+              </w:rPr>
+              <w:t xml:space="preserve">Anlage 3, Abschnitt 8.2.6</w:t>
             </w:r>
           </w:p>
         </w:tc>
@@ -10657,21 +12767,21 @@
               <w:rPr>
                 <w:lang w:val="de"/>
               </w:rPr>
-              <w:t xml:space="preserve">Zertifikat: Preis, Gültigkeit, je IK</w:t>
-            </w:r>
-          </w:p>
-        </w:tc>
-        <w:tc>
-          <w:tcPr/>
-          <w:p>
-            <w:pPr>
-              <w:pStyle w:val="Compact"/>
-            </w:pPr>
-            <w:r>
-              <w:rPr>
-                <w:lang w:val="de"/>
-              </w:rPr>
-              <w:t xml:space="preserve">ITSG Trust Center</w:t>
+              <w:t xml:space="preserve">Verarbeitungskennzeichen 01/02/03/04/10</w:t>
+            </w:r>
+          </w:p>
+        </w:tc>
+        <w:tc>
+          <w:tcPr/>
+          <w:p>
+            <w:pPr>
+              <w:pStyle w:val="Compact"/>
+            </w:pPr>
+            <w:r>
+              <w:rPr>
+                <w:lang w:val="de"/>
+              </w:rPr>
+              <w:t xml:space="preserve">Anlage 3, Abschnitt 8.1.7; Anwendbarkeit in Anlage 1, Abschnitt 7.1</w:t>
             </w:r>
           </w:p>
         </w:tc>
@@ -10687,6 +12797,396 @@
               <w:rPr>
                 <w:lang w:val="de"/>
               </w:rPr>
+              <w:t xml:space="preserve">Logischer Dateiname</w:t>
+            </w:r>
+          </w:p>
+        </w:tc>
+        <w:tc>
+          <w:tcPr/>
+          <w:p>
+            <w:pPr>
+              <w:pStyle w:val="Compact"/>
+            </w:pPr>
+            <w:r>
+              <w:rPr>
+                <w:lang w:val="de"/>
+              </w:rPr>
+              <w:t xml:space="preserve">Anhang 1, Abschnitt 4.2</w:t>
+            </w:r>
+          </w:p>
+        </w:tc>
+      </w:tr>
+      <w:tr>
+        <w:tc>
+          <w:tcPr/>
+          <w:p>
+            <w:pPr>
+              <w:pStyle w:val="Compact"/>
+            </w:pPr>
+            <w:r>
+              <w:rPr>
+                <w:lang w:val="de"/>
+              </w:rPr>
+              <w:t xml:space="preserve">Physikalischer Dateiname</w:t>
+            </w:r>
+          </w:p>
+        </w:tc>
+        <w:tc>
+          <w:tcPr/>
+          <w:p>
+            <w:pPr>
+              <w:pStyle w:val="Compact"/>
+            </w:pPr>
+            <w:r>
+              <w:rPr>
+                <w:lang w:val="de"/>
+              </w:rPr>
+              <w:t xml:space="preserve">Anhang 1, Abschnitt 4.3</w:t>
+            </w:r>
+          </w:p>
+        </w:tc>
+      </w:tr>
+      <w:tr>
+        <w:tc>
+          <w:tcPr/>
+          <w:p>
+            <w:pPr>
+              <w:pStyle w:val="Compact"/>
+            </w:pPr>
+            <w:r>
+              <w:rPr>
+                <w:lang w:val="de"/>
+              </w:rPr>
+              <w:t xml:space="preserve">Dokumentation, zwei Jahre</w:t>
+            </w:r>
+          </w:p>
+        </w:tc>
+        <w:tc>
+          <w:tcPr/>
+          <w:p>
+            <w:pPr>
+              <w:pStyle w:val="Compact"/>
+            </w:pPr>
+            <w:r>
+              <w:rPr>
+                <w:lang w:val="de"/>
+              </w:rPr>
+              <w:t xml:space="preserve">Anlage 1, Abschnitt 3 Abs. 2; Anhang 1, Abschnitt 4.5</w:t>
+            </w:r>
+          </w:p>
+        </w:tc>
+      </w:tr>
+      <w:tr>
+        <w:tc>
+          <w:tcPr/>
+          <w:p>
+            <w:pPr>
+              <w:pStyle w:val="Compact"/>
+            </w:pPr>
+            <w:r>
+              <w:rPr>
+                <w:lang w:val="de"/>
+              </w:rPr>
+              <w:t xml:space="preserve">Sicherungskopie bis zur Bezahlung</w:t>
+            </w:r>
+          </w:p>
+        </w:tc>
+        <w:tc>
+          <w:tcPr/>
+          <w:p>
+            <w:pPr>
+              <w:pStyle w:val="Compact"/>
+            </w:pPr>
+            <w:r>
+              <w:rPr>
+                <w:lang w:val="de"/>
+              </w:rPr>
+              <w:t xml:space="preserve">Anlage 1, Abschnitt 3 Abs. 4</w:t>
+            </w:r>
+          </w:p>
+        </w:tc>
+      </w:tr>
+      <w:tr>
+        <w:tc>
+          <w:tcPr/>
+          <w:p>
+            <w:pPr>
+              <w:pStyle w:val="Compact"/>
+            </w:pPr>
+            <w:r>
+              <w:rPr>
+                <w:lang w:val="de"/>
+              </w:rPr>
+              <w:t xml:space="preserve">Erprobung vorgeschrieben</w:t>
+            </w:r>
+          </w:p>
+        </w:tc>
+        <w:tc>
+          <w:tcPr/>
+          <w:p>
+            <w:pPr>
+              <w:pStyle w:val="Compact"/>
+            </w:pPr>
+            <w:r>
+              <w:rPr>
+                <w:lang w:val="de"/>
+              </w:rPr>
+              <w:t xml:space="preserve">Anlage 1, Abschnitt 2</w:t>
+            </w:r>
+          </w:p>
+        </w:tc>
+      </w:tr>
+      <w:tr>
+        <w:tc>
+          <w:tcPr/>
+          <w:p>
+            <w:pPr>
+              <w:pStyle w:val="Compact"/>
+            </w:pPr>
+            <w:r>
+              <w:rPr>
+                <w:lang w:val="de"/>
+              </w:rPr>
+              <w:t xml:space="preserve">Test- und Erprobungsverfahren</w:t>
+            </w:r>
+          </w:p>
+        </w:tc>
+        <w:tc>
+          <w:tcPr/>
+          <w:p>
+            <w:pPr>
+              <w:pStyle w:val="Compact"/>
+            </w:pPr>
+            <w:r>
+              <w:rPr>
+                <w:lang w:val="de"/>
+              </w:rPr>
+              <w:t xml:space="preserve">Anhang 2, Abschnitte 3 bis 6</w:t>
+            </w:r>
+          </w:p>
+        </w:tc>
+      </w:tr>
+      <w:tr>
+        <w:tc>
+          <w:tcPr/>
+          <w:p>
+            <w:pPr>
+              <w:pStyle w:val="Compact"/>
+            </w:pPr>
+            <w:r>
+              <w:rPr>
+                <w:lang w:val="de"/>
+              </w:rPr>
+              <w:t xml:space="preserve">Aufbau der Kostenträgerdatei</w:t>
+            </w:r>
+          </w:p>
+        </w:tc>
+        <w:tc>
+          <w:tcPr/>
+          <w:p>
+            <w:pPr>
+              <w:pStyle w:val="Compact"/>
+            </w:pPr>
+            <w:r>
+              <w:rPr>
+                <w:lang w:val="de"/>
+              </w:rPr>
+              <w:t xml:space="preserve">Anhang 3, Abschnitte 5 und 8</w:t>
+            </w:r>
+          </w:p>
+        </w:tc>
+      </w:tr>
+      <w:tr>
+        <w:tc>
+          <w:tcPr/>
+          <w:p>
+            <w:pPr>
+              <w:pStyle w:val="Compact"/>
+            </w:pPr>
+            <w:r>
+              <w:rPr>
+                <w:lang w:val="de"/>
+              </w:rPr>
+              <w:t xml:space="preserve">Keine Bankverbindung in der Nutzdatendatei</w:t>
+            </w:r>
+          </w:p>
+        </w:tc>
+        <w:tc>
+          <w:tcPr/>
+          <w:p>
+            <w:pPr>
+              <w:pStyle w:val="Compact"/>
+            </w:pPr>
+            <w:r>
+              <w:rPr>
+                <w:lang w:val="de"/>
+              </w:rPr>
+              <w:t xml:space="preserve">Anlage 1, Abschnitt 5.5 — kein Segment und kein Feld dafür</w:t>
+            </w:r>
+          </w:p>
+        </w:tc>
+      </w:tr>
+      <w:tr>
+        <w:tc>
+          <w:tcPr/>
+          <w:p>
+            <w:pPr>
+              <w:pStyle w:val="Compact"/>
+            </w:pPr>
+            <w:r>
+              <w:rPr>
+                <w:lang w:val="de"/>
+              </w:rPr>
+              <w:t xml:space="preserve">Vollelektronische Abrechnung mit elektronischem Leistungsnachweis (Schlüssel 30)</w:t>
+            </w:r>
+          </w:p>
+        </w:tc>
+        <w:tc>
+          <w:tcPr/>
+          <w:p>
+            <w:pPr>
+              <w:pStyle w:val="Compact"/>
+            </w:pPr>
+            <w:r>
+              <w:rPr>
+                <w:lang w:val="de"/>
+              </w:rPr>
+              <w:t xml:space="preserve">Anhang 3, Abschnitt 8.2</w:t>
+            </w:r>
+          </w:p>
+        </w:tc>
+      </w:tr>
+      <w:tr>
+        <w:tc>
+          <w:tcPr/>
+          <w:p>
+            <w:pPr>
+              <w:pStyle w:val="Compact"/>
+            </w:pPr>
+            <w:r>
+              <w:rPr>
+                <w:lang w:val="de"/>
+              </w:rPr>
+              <w:t xml:space="preserve">Digitale Belege, Integritätssicherung, Aufbewahrung, Kontrollrecht</w:t>
+            </w:r>
+          </w:p>
+        </w:tc>
+        <w:tc>
+          <w:tcPr/>
+          <w:p>
+            <w:pPr>
+              <w:pStyle w:val="Compact"/>
+            </w:pPr>
+            <w:r>
+              <w:rPr>
+                <w:lang w:val="de"/>
+              </w:rPr>
+              <w:t xml:space="preserve">Anhang 4c; angelehnt an BSI TR-03138</w:t>
+            </w:r>
+          </w:p>
+        </w:tc>
+      </w:tr>
+      <w:tr>
+        <w:tc>
+          <w:tcPr/>
+          <w:p>
+            <w:pPr>
+              <w:pStyle w:val="Compact"/>
+            </w:pPr>
+            <w:r>
+              <w:rPr>
+                <w:lang w:val="de"/>
+              </w:rPr>
+              <w:t xml:space="preserve">Auftragsdatei</w:t>
+            </w:r>
+          </w:p>
+        </w:tc>
+        <w:tc>
+          <w:tcPr/>
+          <w:p>
+            <w:pPr>
+              <w:pStyle w:val="Compact"/>
+            </w:pPr>
+            <w:r>
+              <w:rPr>
+                <w:lang w:val="de"/>
+              </w:rPr>
+              <w:t xml:space="preserve">GGT Anlage 2</w:t>
+            </w:r>
+          </w:p>
+        </w:tc>
+      </w:tr>
+      <w:tr>
+        <w:tc>
+          <w:tcPr/>
+          <w:p>
+            <w:pPr>
+              <w:pStyle w:val="Compact"/>
+            </w:pPr>
+            <w:r>
+              <w:rPr>
+                <w:lang w:val="de"/>
+              </w:rPr>
+              <w:t xml:space="preserve">KIM ersetzt KKS, Auftragsdatei, SECON</w:t>
+            </w:r>
+          </w:p>
+        </w:tc>
+        <w:tc>
+          <w:tcPr/>
+          <w:p>
+            <w:pPr>
+              <w:pStyle w:val="Compact"/>
+            </w:pPr>
+            <w:r>
+              <w:rPr>
+                <w:lang w:val="de"/>
+              </w:rPr>
+              <w:t xml:space="preserve">GGT Anlage 20, Abschnitt 1</w:t>
+            </w:r>
+          </w:p>
+        </w:tc>
+      </w:tr>
+      <w:tr>
+        <w:tc>
+          <w:tcPr/>
+          <w:p>
+            <w:pPr>
+              <w:pStyle w:val="Compact"/>
+            </w:pPr>
+            <w:r>
+              <w:rPr>
+                <w:lang w:val="de"/>
+              </w:rPr>
+              <w:t xml:space="preserve">Zertifikat: Preis, Gültigkeit, je IK</w:t>
+            </w:r>
+          </w:p>
+        </w:tc>
+        <w:tc>
+          <w:tcPr/>
+          <w:p>
+            <w:pPr>
+              <w:pStyle w:val="Compact"/>
+            </w:pPr>
+            <w:r>
+              <w:rPr>
+                <w:lang w:val="de"/>
+              </w:rPr>
+              <w:t xml:space="preserve">ITSG Trust Center</w:t>
+            </w:r>
+          </w:p>
+        </w:tc>
+      </w:tr>
+      <w:tr>
+        <w:tc>
+          <w:tcPr/>
+          <w:p>
+            <w:pPr>
+              <w:pStyle w:val="Compact"/>
+            </w:pPr>
+            <w:r>
+              <w:rPr>
+                <w:lang w:val="de"/>
+              </w:rPr>
               <w:t xml:space="preserve">IK gebührenfrei</w:t>
             </w:r>
           </w:p>
@@ -10769,7 +13269,7 @@
         <w:t xml:space="preserve">— oder stellt fest, dass er keine hat.</w:t>
       </w:r>
     </w:p>
-    <w:bookmarkEnd w:id="59"/>
+    <w:bookmarkEnd w:id="76"/>
     <w:sectPr>
       <w:footnotePr>
         <w:numRestart w:val="eachSect"/>
@@ -11292,6 +13792,12 @@
     </w:lvlOverride>
   </w:num>
   <w:num w:numId="1013">
+    <w:abstractNumId w:val="991"/>
+  </w:num>
+  <w:num w:numId="1014">
+    <w:abstractNumId w:val="991"/>
+  </w:num>
+  <w:num w:numId="1015">
     <w:abstractNumId w:val="991"/>
   </w:num>
 </w:numbering>
